--- a/downloads/student/ai-4-week-05.docx
+++ b/downloads/student/ai-4-week-05.docx
@@ -2338,6 +2338,16 @@
     <w:p>
       <w:r>
         <w:t>A plausible nonnegative value can still be incorrectly measured; schema checks do not establish truth.</w:t>
+      </w:r>
+    </w:p>
+    <w:p>
+      <w:r>
+        <w:t>Read the labelled picture: Which original information should the inspection log preserve? Point to the relevant step in the picture, then write the changed result and the rule or evidence that supports it.</w:t>
+      </w:r>
+    </w:p>
+    <w:p>
+      <w:r>
+        <w:t>Change one thing: The teacher confirms B’s second row is an accidental duplicate. Predict the result before checking the explanation. What remains the same?</w:t>
       </w:r>
     </w:p>
     <w:p>
@@ -4263,6 +4273,187 @@
     <w:p>
       <w:r>
         <w:t>Attempt the independent case before hints. Record whether you worked alone, used a hint or followed a model. After feedback, fix the first unsupported step and explain why it changed. A later check uses a changed case, not a copied answer.</w:t>
+      </w:r>
+    </w:p>
+    <w:p>
+      <w:pPr>
+        <w:pStyle w:val="Heading1"/>
+      </w:pPr>
+      <w:r>
+        <w:t>15. Your lesson route</w:t>
+      </w:r>
+    </w:p>
+    <w:p>
+      <w:r>
+        <w:t>Start with this question: Spot a duplicate, an impossible value and a valid boundary before fitting.</w:t>
+      </w:r>
+    </w:p>
+    <w:tbl>
+      <w:tblPr>
+        <w:tblStyle w:val="LightShading-Accent1"/>
+        <w:tblW w:type="auto" w:w="0"/>
+        <w:tblLook w:firstColumn="1" w:firstRow="1" w:lastColumn="0" w:lastRow="0" w:noHBand="0" w:noVBand="1" w:val="04A0"/>
+      </w:tblPr>
+      <w:tblGrid>
+        <w:gridCol w:w="5112"/>
+        <w:gridCol w:w="5112"/>
+      </w:tblGrid>
+      <w:tr>
+        <w:trPr>
+          <w:tblHeader/>
+        </w:trPr>
+        <w:tc>
+          <w:tcPr>
+            <w:tcW w:type="dxa" w:w="5112"/>
+          </w:tcPr>
+          <w:p>
+            <w:r>
+              <w:t>By the end, I can</w:t>
+            </w:r>
+          </w:p>
+        </w:tc>
+        <w:tc>
+          <w:tcPr>
+            <w:tcW w:type="dxa" w:w="5112"/>
+          </w:tcPr>
+          <w:p>
+            <w:r>
+              <w:t>How I will show it</w:t>
+            </w:r>
+          </w:p>
+        </w:tc>
+      </w:tr>
+      <w:tr>
+        <w:tc>
+          <w:tcPr>
+            <w:tcW w:type="dxa" w:w="5112"/>
+          </w:tcPr>
+          <w:p>
+            <w:r>
+              <w:t>Inspect row meaning missing values and repeated records</w:t>
+            </w:r>
+          </w:p>
+        </w:tc>
+        <w:tc>
+          <w:tcPr>
+            <w:tcW w:type="dxa" w:w="5112"/>
+          </w:tcPr>
+          <w:p>
+            <w:r>
+              <w:t>Explain the deciding step, show a trace or test, and state one limit.</w:t>
+            </w:r>
+          </w:p>
+        </w:tc>
+      </w:tr>
+      <w:tr>
+        <w:tc>
+          <w:tcPr>
+            <w:tcW w:type="dxa" w:w="5112"/>
+          </w:tcPr>
+          <w:p>
+            <w:r>
+              <w:t>Document dataset source schema and limitations</w:t>
+            </w:r>
+          </w:p>
+        </w:tc>
+        <w:tc>
+          <w:tcPr>
+            <w:tcW w:type="dxa" w:w="5112"/>
+          </w:tcPr>
+          <w:p>
+            <w:r>
+              <w:t>Explain the deciding step, show a trace or test, and state one limit.</w:t>
+            </w:r>
+          </w:p>
+        </w:tc>
+      </w:tr>
+      <w:tr>
+        <w:tc>
+          <w:tcPr>
+            <w:tcW w:type="dxa" w:w="5112"/>
+          </w:tcPr>
+          <w:p>
+            <w:r>
+              <w:t>Separate observed quality flags from justified corrections</w:t>
+            </w:r>
+          </w:p>
+        </w:tc>
+        <w:tc>
+          <w:tcPr>
+            <w:tcW w:type="dxa" w:w="5112"/>
+          </w:tcPr>
+          <w:p>
+            <w:r>
+              <w:t>Explain the deciding step, show a trace or test, and state one limit.</w:t>
+            </w:r>
+          </w:p>
+        </w:tc>
+      </w:tr>
+    </w:tbl>
+    <w:p>
+      <w:r>
+        <w:t>Remember → watch and explain → try with help → investigate → try independently → keep project evidence. Your teacher may spread this lesson across several classes.</w:t>
+      </w:r>
+    </w:p>
+    <w:p>
+      <w:r>
+        <w:t>Keep your first prediction. Compare it with what the evidence shows and explain any change.</w:t>
+      </w:r>
+    </w:p>
+    <w:p>
+      <w:pPr>
+        <w:pStyle w:val="Heading1"/>
+      </w:pPr>
+      <w:r>
+        <w:t>16. Finish and return</w:t>
+      </w:r>
+    </w:p>
+    <w:p>
+      <w:r>
+        <w:t>Close your notes. Explain this goal in your own words: Inspect row meaning missing values and repeated records</w:t>
+      </w:r>
+    </w:p>
+    <w:p>
+      <w:pPr>
+        <w:pStyle w:val="Heading3"/>
+      </w:pPr>
+      <w:r>
+        <w:t>My deciding step, evidence and one remaining question</w:t>
+      </w:r>
+    </w:p>
+    <w:p>
+      <w:r>
+        <w:t>________________________________________________________________</w:t>
+      </w:r>
+    </w:p>
+    <w:p>
+      <w:r>
+        <w:t>________________________________________________________________</w:t>
+      </w:r>
+    </w:p>
+    <w:p>
+      <w:r>
+        <w:t>________________________________________________________________</w:t>
+      </w:r>
+    </w:p>
+    <w:p>
+      <w:r>
+        <w:t>________________________________________________________________</w:t>
+      </w:r>
+    </w:p>
+    <w:p>
+      <w:r>
+        <w:t>________________________________________________________________</w:t>
+      </w:r>
+    </w:p>
+    <w:p>
+      <w:r>
+        <w:t>If you are unsure, return to the worked picture and explain one arrow. If you are ready, change an input or assumption and justify your prediction.</w:t>
+      </w:r>
+    </w:p>
+    <w:p>
+      <w:r>
+        <w:t>Save your workbook evidence. At the next review, try a different case before opening your old answer.</w:t>
       </w:r>
     </w:p>
     <w:sectPr>

--- a/downloads/student/ai-4-week-05.docx
+++ b/downloads/student/ai-4-week-05.docx
@@ -4454,6 +4454,210 @@
     <w:p>
       <w:r>
         <w:t>Save your workbook evidence. At the next review, try a different case before opening your old answer.</w:t>
+      </w:r>
+    </w:p>
+    <w:p>
+      <w:pPr>
+        <w:pStyle w:val="Heading1"/>
+      </w:pPr>
+      <w:r>
+        <w:t>17. Supported practice, repair and portfolio</w:t>
+      </w:r>
+    </w:p>
+    <w:p>
+      <w:r>
+        <w:t>Use this supported practice once, in the browser or on paper. Keep the reserved independent assessment for a separate first attempt before teacher feedback.</w:t>
+      </w:r>
+    </w:p>
+    <w:p>
+      <w:r>
+        <w:t>Spot a duplicate, an impossible value and a valid boundary before fitting.</w:t>
+      </w:r>
+    </w:p>
+    <w:p>
+      <w:pPr>
+        <w:pStyle w:val="Heading3"/>
+      </w:pPr>
+      <w:r>
+        <w:t>Practice 1: explain the deciding evidence</w:t>
+      </w:r>
+    </w:p>
+    <w:p>
+      <w:r>
+        <w:t>Which labelled step matches this detail? Flag duplicate B and invalid C. Do not count B twice or silently replace C.</w:t>
+      </w:r>
+    </w:p>
+    <w:p>
+      <w:r>
+        <w:t>1. Flag before fitting</w:t>
+      </w:r>
+    </w:p>
+    <w:p>
+      <w:r>
+        <w:t>2. Count rows</w:t>
+      </w:r>
+    </w:p>
+    <w:p>
+      <w:r>
+        <w:t>3. Check schema</w:t>
+      </w:r>
+    </w:p>
+    <w:p>
+      <w:pPr>
+        <w:pStyle w:val="Heading3"/>
+      </w:pPr>
+      <w:r>
+        <w:t>My selected conclusion, deciding fact and explanation</w:t>
+      </w:r>
+    </w:p>
+    <w:p>
+      <w:r>
+        <w:t>________________________________________________________________</w:t>
+      </w:r>
+    </w:p>
+    <w:p>
+      <w:r>
+        <w:t>________________________________________________________________</w:t>
+      </w:r>
+    </w:p>
+    <w:p>
+      <w:r>
+        <w:t>________________________________________________________________</w:t>
+      </w:r>
+    </w:p>
+    <w:p>
+      <w:r>
+        <w:t>________________________________________________________________</w:t>
+      </w:r>
+    </w:p>
+    <w:p>
+      <w:r>
+        <w:t>________________________________________________________________</w:t>
+      </w:r>
+    </w:p>
+    <w:p>
+      <w:r>
+        <w:t>Hint if needed: Read the steps in the pictorial case. Match the supplied detail to the stage that performs or records it.</w:t>
+      </w:r>
+    </w:p>
+    <w:p>
+      <w:r>
+        <w:t>After your attempt, compare with the supported explanation: Flag before fitting Flag duplicate B and invalid C. Do not count B twice or silently replace C. Read the picture in order. Flag duplicate B and invalid C. Do not count B twice or silently replace C. The arrows show which recorded input or intermediate result each decision uses. Explain the deciding step aloud before checking the changed case; pointing to the final answer alone does not show how it follows.</w:t>
+      </w:r>
+    </w:p>
+    <w:p>
+      <w:pPr>
+        <w:pStyle w:val="Heading3"/>
+      </w:pPr>
+      <w:r>
+        <w:t>Practice 2: explain the deciding evidence</w:t>
+      </w:r>
+    </w:p>
+    <w:p>
+      <w:r>
+        <w:t>Changed-case practice: The teacher confirms B’s second row is an accidental duplicate. Which conclusion is supported by the supplied facts?</w:t>
+      </w:r>
+    </w:p>
+    <w:p>
+      <w:r>
+        <w:t>1. We can decide the result without examining the changed input or the procedure.</w:t>
+      </w:r>
+    </w:p>
+    <w:p>
+      <w:r>
+        <w:t>2. This one example guarantees correct results for every future input.</w:t>
+      </w:r>
+    </w:p>
+    <w:p>
+      <w:r>
+        <w:t>3. Remove that duplicate with a recorded reason; C still needs correction or explicit exclusion.</w:t>
+      </w:r>
+    </w:p>
+    <w:p>
+      <w:pPr>
+        <w:pStyle w:val="Heading3"/>
+      </w:pPr>
+      <w:r>
+        <w:t>My selected conclusion, deciding fact and explanation</w:t>
+      </w:r>
+    </w:p>
+    <w:p>
+      <w:r>
+        <w:t>________________________________________________________________</w:t>
+      </w:r>
+    </w:p>
+    <w:p>
+      <w:r>
+        <w:t>________________________________________________________________</w:t>
+      </w:r>
+    </w:p>
+    <w:p>
+      <w:r>
+        <w:t>________________________________________________________________</w:t>
+      </w:r>
+    </w:p>
+    <w:p>
+      <w:r>
+        <w:t>________________________________________________________________</w:t>
+      </w:r>
+    </w:p>
+    <w:p>
+      <w:r>
+        <w:t>________________________________________________________________</w:t>
+      </w:r>
+    </w:p>
+    <w:p>
+      <w:r>
+        <w:t>Hint if needed: Use the changed condition and the deciding step in the pictorial trace. The answer must say what follows from those facts.</w:t>
+      </w:r>
+    </w:p>
+    <w:p>
+      <w:r>
+        <w:t>After your attempt, compare with the supported explanation: Remove that duplicate with a recorded reason; C still needs correction or explicit exclusion. Resolving one defect does not resolve a separate impossible measurement.</w:t>
+      </w:r>
+    </w:p>
+    <w:p>
+      <w:pPr>
+        <w:pStyle w:val="Heading3"/>
+      </w:pPr>
+      <w:r>
+        <w:t>Repair a missing building block</w:t>
+      </w:r>
+    </w:p>
+    <w:p>
+      <w:r>
+        <w:t>Review Python and Table Readiness (ai-4/4). Goal: Specify a table schema. Short practice: Why should the missing value not silently become zero? Point to the relevant step in the picture, then write the changed result and the rule or evidence that supports it.. Return to this week and explain what you changed.</w:t>
+      </w:r>
+    </w:p>
+    <w:p>
+      <w:r>
+        <w:t>Review Features, Labels, Targets (ai-4/2). Goal: Separate prediction inputs from observed targets. Short practice: Why can a historical table contain a field that is an invalid input? Point to the relevant step in the picture, then write the changed result and the rule or evidence that supports it.. Return to this week and explain what you changed.</w:t>
+      </w:r>
+    </w:p>
+    <w:p>
+      <w:pPr>
+        <w:pStyle w:val="Heading3"/>
+      </w:pPr>
+      <w:r>
+        <w:t>Predict, run and debug</w:t>
+      </w:r>
+    </w:p>
+    <w:p>
+      <w:r>
+        <w:t>The browser lab lets you edit the supported Python examples already included in this lesson. Predict first, run, inspect the actual output or error, change one input, then run again. Keep code, predictions, actual results and a reasoned revision together. On paper, label your result as a trace rather than an execution.</w:t>
+      </w:r>
+    </w:p>
+    <w:p>
+      <w:pPr>
+        <w:pStyle w:val="Heading3"/>
+      </w:pPr>
+      <w:r>
+        <w:t>Keep your completed work</w:t>
+      </w:r>
+    </w:p>
+    <w:p>
+      <w:r>
+        <w:t>Use Download completed work in the hosted lesson to export your answers, reflections, practice feedback and code-run evidence. Open the HTML copy to read or print it. Drafts stay in this browser when storage is available; clear drafts on a shared device.</w:t>
       </w:r>
     </w:p>
     <w:sectPr>

--- a/downloads/student/ai-4-week-05.docx
+++ b/downloads/student/ai-4-week-05.docx
@@ -42,6 +42,11 @@
       </w:r>
     </w:p>
     <w:p>
+      <w:r>
+        <w:t>Start with the target: Inspect row meaning missing values and repeated records. Try the recall before opening notes.</w:t>
+      </w:r>
+    </w:p>
+    <w:p>
       <w:pPr>
         <w:pStyle w:val="Heading3"/>
       </w:pPr>
@@ -50,17 +55,59 @@
       </w:r>
     </w:p>
     <w:p>
-      <w:r>
-        <w:t>I can inspect row meaning missing values and repeated records.</w:t>
-      </w:r>
-    </w:p>
-    <w:p>
-      <w:r>
-        <w:t>I can document dataset source schema and limitations.</w:t>
-      </w:r>
-    </w:p>
-    <w:p>
-      <w:r>
+      <w:pPr>
+        <w:spacing w:line="336" w:lineRule="auto" w:after="180"/>
+      </w:pPr>
+      <w:r>
+        <w:rPr>
+          <w:b w:val="0"/>
+        </w:rPr>
+        <w:t xml:space="preserve">I can inspect row meaning </w:t>
+      </w:r>
+      <w:r>
+        <w:rPr>
+          <w:b/>
+        </w:rPr>
+        <w:t>missing value</w:t>
+      </w:r>
+      <w:r>
+        <w:rPr>
+          <w:b w:val="0"/>
+        </w:rPr>
+        <w:t>s and repeated records.</w:t>
+      </w:r>
+    </w:p>
+    <w:p>
+      <w:pPr>
+        <w:spacing w:line="336" w:lineRule="auto" w:after="180"/>
+      </w:pPr>
+      <w:r>
+        <w:rPr>
+          <w:b w:val="0"/>
+        </w:rPr>
+        <w:t xml:space="preserve">I can document dataset source </w:t>
+      </w:r>
+      <w:r>
+        <w:rPr>
+          <w:b/>
+        </w:rPr>
+        <w:t>schema</w:t>
+      </w:r>
+      <w:r>
+        <w:rPr>
+          <w:b w:val="0"/>
+        </w:rPr>
+        <w:t xml:space="preserve"> and limitations.</w:t>
+      </w:r>
+    </w:p>
+    <w:p>
+      <w:pPr>
+        <w:spacing w:line="336" w:lineRule="auto" w:after="180"/>
+      </w:pPr>
+      <w:r>
+        <w:rPr>
+          <w:b w:val="0"/>
+        </w:rPr>
         <w:t>I can separate observed quality flags from justified corrections.</w:t>
       </w:r>
     </w:p>
@@ -73,28 +120,118 @@
       </w:r>
     </w:p>
     <w:p>
-      <w:r>
+      <w:pPr>
+        <w:spacing w:line="336" w:lineRule="auto" w:after="180"/>
+      </w:pPr>
+      <w:r>
+        <w:rPr>
+          <w:b w:val="0"/>
+        </w:rPr>
         <w:t>Close your notes first. A rough first answer helps us choose the right starting point; it is not a score for your ability.</w:t>
       </w:r>
     </w:p>
     <w:p>
-      <w:r>
+      <w:pPr>
+        <w:spacing w:line="336" w:lineRule="auto" w:after="180"/>
+      </w:pPr>
+      <w:r>
+        <w:rPr>
+          <w:b w:val="0"/>
+        </w:rPr>
         <w:t>Without opening the old lesson, explain one key idea from Python and Table Readiness. Give an example and a mistake that the idea helps you avoid.</w:t>
       </w:r>
     </w:p>
     <w:p>
-      <w:r>
+      <w:pPr>
+        <w:spacing w:line="336" w:lineRule="auto" w:after="180"/>
+      </w:pPr>
+      <w:r>
+        <w:rPr>
+          <w:b w:val="0"/>
+        </w:rPr>
         <w:t>Without opening the old lesson, explain one key idea from Features, Labels, Targets. Give an example and a mistake that the idea helps you avoid.</w:t>
       </w:r>
     </w:p>
     <w:p>
-      <w:r>
-        <w:t>After trying, check the relevant lesson or ask your teacher. Change the part of your explanation that the evidence shows was wrong.</w:t>
-      </w:r>
-    </w:p>
-    <w:p>
-      <w:r>
-        <w:t>Dataset shape, types, ranges, duplicates, and missingness determine whether modeling results can be trusted.</w:t>
+      <w:pPr>
+        <w:spacing w:line="336" w:lineRule="auto" w:after="180"/>
+      </w:pPr>
+      <w:r>
+        <w:rPr>
+          <w:b w:val="0"/>
+        </w:rPr>
+        <w:t xml:space="preserve">After trying, check the relevant lesson or ask your teacher. Change the part of your explanation that the </w:t>
+      </w:r>
+      <w:r>
+        <w:rPr>
+          <w:b/>
+        </w:rPr>
+        <w:t>evidence</w:t>
+      </w:r>
+      <w:r>
+        <w:rPr>
+          <w:b w:val="0"/>
+        </w:rPr>
+        <w:t xml:space="preserve"> shows was wrong.</w:t>
+      </w:r>
+    </w:p>
+    <w:p>
+      <w:pPr>
+        <w:spacing w:line="336" w:lineRule="auto" w:after="180"/>
+      </w:pPr>
+      <w:r>
+        <w:rPr>
+          <w:b w:val="0"/>
+        </w:rPr>
+        <w:t xml:space="preserve">Dataset </w:t>
+      </w:r>
+      <w:r>
+        <w:rPr>
+          <w:b/>
+        </w:rPr>
+        <w:t>shape</w:t>
+      </w:r>
+      <w:r>
+        <w:rPr>
+          <w:b w:val="0"/>
+        </w:rPr>
+        <w:t xml:space="preserve">, types, </w:t>
+      </w:r>
+      <w:r>
+        <w:rPr>
+          <w:b/>
+        </w:rPr>
+        <w:t>range</w:t>
+      </w:r>
+      <w:r>
+        <w:rPr>
+          <w:b w:val="0"/>
+        </w:rPr>
+        <w:t xml:space="preserve">s, </w:t>
+      </w:r>
+      <w:r>
+        <w:rPr>
+          <w:b/>
+        </w:rPr>
+        <w:t>duplicate</w:t>
+      </w:r>
+      <w:r>
+        <w:rPr>
+          <w:b w:val="0"/>
+        </w:rPr>
+        <w:t xml:space="preserve">s, and </w:t>
+      </w:r>
+      <w:r>
+        <w:rPr>
+          <w:b/>
+        </w:rPr>
+        <w:t>missingness</w:t>
+      </w:r>
+      <w:r>
+        <w:rPr>
+          <w:b w:val="0"/>
+        </w:rPr>
+        <w:t xml:space="preserve"> determine whether modeling results can be trusted.</w:t>
       </w:r>
     </w:p>
     <w:p>
@@ -134,12 +271,33 @@
       </w:r>
     </w:p>
     <w:p>
-      <w:r>
+      <w:pPr>
+        <w:pStyle w:val="Heading3"/>
+      </w:pPr>
+      <w:r>
+        <w:t>Your target</w:t>
+      </w:r>
+    </w:p>
+    <w:p>
+      <w:pPr>
+        <w:spacing w:line="336" w:lineRule="auto" w:after="180"/>
+        <w:shd w:fill="EDF7F3"/>
+      </w:pPr>
+      <w:r>
+        <w:rPr>
+          <w:b w:val="0"/>
+        </w:rPr>
         <w:t>LEARNING TARGET  A table contains 8 cm, -2 cm, missing and two copies of the same leaf photo. Propose a separate inspection for each issue.</w:t>
       </w:r>
     </w:p>
     <w:p>
-      <w:r>
+      <w:pPr>
+        <w:spacing w:line="336" w:lineRule="auto" w:after="180"/>
+      </w:pPr>
+      <w:r>
+        <w:rPr>
+          <w:b w:val="0"/>
+        </w:rPr>
         <w:t>Builder name and experiment date:</w:t>
       </w:r>
     </w:p>
@@ -152,7 +310,14 @@
       </w:r>
     </w:p>
     <w:p>
-      <w:r>
+      <w:pPr>
+        <w:spacing w:line="336" w:lineRule="auto" w:after="180"/>
+        <w:shd w:fill="F5F1FB"/>
+      </w:pPr>
+      <w:r>
+        <w:rPr>
+          <w:b w:val="0"/>
+        </w:rPr>
         <w:t>Why is elapsed trip duration in minutes a regression target even when recorded as whole numbers?</w:t>
       </w:r>
     </w:p>
@@ -165,7 +330,14 @@
       </w:r>
     </w:p>
     <w:p>
-      <w:r>
+      <w:pPr>
+        <w:spacing w:line="336" w:lineRule="auto" w:after="180"/>
+        <w:shd w:fill="F5F1FB"/>
+      </w:pPr>
+      <w:r>
+        <w:rPr>
+          <w:b w:val="0"/>
+        </w:rPr>
         <w:t>How many minutes are 180 seconds?</w:t>
       </w:r>
     </w:p>
@@ -201,7 +373,13 @@
       </w:r>
     </w:p>
     <w:p>
-      <w:r>
+      <w:pPr>
+        <w:spacing w:line="336" w:lineRule="auto" w:after="180"/>
+      </w:pPr>
+      <w:r>
+        <w:rPr>
+          <w:b w:val="0"/>
+        </w:rPr>
         <w:t>By the end, I can explain inspect before modeling using a traced example and a stated limitation.</w:t>
       </w:r>
     </w:p>
@@ -215,6 +393,17 @@
     </w:p>
     <w:p>
       <w:r>
+        <w:t>Investigate the supplied Inspect Before Modeling case. Separate observations, given facts and assumptions before choosing an explanation.</w:t>
+      </w:r>
+    </w:p>
+    <w:p>
+      <w:pPr>
+        <w:spacing w:line="336" w:lineRule="auto" w:after="180"/>
+      </w:pPr>
+      <w:r>
+        <w:rPr>
+          <w:b/>
+        </w:rPr>
         <w:t>PICTURE ENTRY</w:t>
       </w:r>
     </w:p>
@@ -227,8 +416,26 @@
       </w:r>
     </w:p>
     <w:p>
-      <w:r>
-        <w:t>Begin with visible evidence; do not explain more than the picture and information support.</w:t>
+      <w:pPr>
+        <w:spacing w:line="336" w:lineRule="auto" w:after="180"/>
+      </w:pPr>
+      <w:r>
+        <w:rPr>
+          <w:b w:val="0"/>
+        </w:rPr>
+        <w:t xml:space="preserve">Begin with visible </w:t>
+      </w:r>
+      <w:r>
+        <w:rPr>
+          <w:b/>
+        </w:rPr>
+        <w:t>evidence</w:t>
+      </w:r>
+      <w:r>
+        <w:rPr>
+          <w:b w:val="0"/>
+        </w:rPr>
+        <w:t>; do not explain more than the picture and information support.</w:t>
       </w:r>
     </w:p>
     <w:p>
@@ -268,33 +475,138 @@
       </w:r>
     </w:p>
     <w:p>
-      <w:r>
-        <w:t>MYSTERY  The team must use inspect before modeling to solve a model-building problem. What information do they have? What important evidence is still missing?</w:t>
-      </w:r>
-    </w:p>
-    <w:p>
-      <w:r>
+      <w:pPr>
+        <w:pStyle w:val="Heading3"/>
+      </w:pPr>
+      <w:r>
+        <w:t>Start with this puzzle</w:t>
+      </w:r>
+    </w:p>
+    <w:p>
+      <w:pPr>
+        <w:spacing w:line="336" w:lineRule="auto" w:after="180"/>
+        <w:shd w:fill="F1F6FC"/>
+      </w:pPr>
+      <w:r>
+        <w:rPr>
+          <w:b w:val="0"/>
+        </w:rPr>
+        <w:t xml:space="preserve">MYSTERY  The team must use inspect before modeling to solve a model-building problem. What information do they have? What important </w:t>
+      </w:r>
+      <w:r>
+        <w:rPr>
+          <w:b/>
+        </w:rPr>
+        <w:t>evidence</w:t>
+      </w:r>
+      <w:r>
+        <w:rPr>
+          <w:b w:val="0"/>
+        </w:rPr>
+        <w:t xml:space="preserve"> is still missing?</w:t>
+      </w:r>
+    </w:p>
+    <w:p>
+      <w:pPr>
+        <w:spacing w:line="336" w:lineRule="auto" w:after="180"/>
+      </w:pPr>
+      <w:r>
+        <w:rPr>
+          <w:b w:val="0"/>
+        </w:rPr>
         <w:t>Name three visible details without interpreting them.</w:t>
       </w:r>
     </w:p>
     <w:p>
-      <w:r>
+      <w:pPr>
+        <w:spacing w:line="336" w:lineRule="auto" w:after="180"/>
+      </w:pPr>
+      <w:r>
+        <w:rPr>
+          <w:b w:val="0"/>
+        </w:rPr>
         <w:t>Predict the data, model, or evaluation decision being made.</w:t>
       </w:r>
     </w:p>
     <w:p>
-      <w:r>
+      <w:pPr>
+        <w:spacing w:line="336" w:lineRule="auto" w:after="180"/>
+      </w:pPr>
+      <w:r>
+        <w:rPr>
+          <w:b w:val="0"/>
+        </w:rPr>
         <w:t>Identify one hidden assumption that could change the result.</w:t>
       </w:r>
     </w:p>
     <w:p>
-      <w:r>
-        <w:t>State what evidence would confirm or reject your prediction.</w:t>
-      </w:r>
-    </w:p>
-    <w:p>
-      <w:r>
-        <w:t>My prediction and supporting evidence:</w:t>
+      <w:pPr>
+        <w:spacing w:line="336" w:lineRule="auto" w:after="180"/>
+      </w:pPr>
+      <w:r>
+        <w:rPr>
+          <w:b w:val="0"/>
+        </w:rPr>
+        <w:t xml:space="preserve">State what </w:t>
+      </w:r>
+      <w:r>
+        <w:rPr>
+          <w:b/>
+        </w:rPr>
+        <w:t>evidence</w:t>
+      </w:r>
+      <w:r>
+        <w:rPr>
+          <w:b w:val="0"/>
+        </w:rPr>
+        <w:t xml:space="preserve"> would confirm or reject your </w:t>
+      </w:r>
+      <w:r>
+        <w:rPr>
+          <w:b/>
+        </w:rPr>
+        <w:t>prediction</w:t>
+      </w:r>
+      <w:r>
+        <w:rPr>
+          <w:b w:val="0"/>
+        </w:rPr>
+        <w:t>.</w:t>
+      </w:r>
+    </w:p>
+    <w:p>
+      <w:pPr>
+        <w:spacing w:line="336" w:lineRule="auto" w:after="180"/>
+      </w:pPr>
+      <w:r>
+        <w:rPr>
+          <w:b w:val="0"/>
+        </w:rPr>
+        <w:t xml:space="preserve">My </w:t>
+      </w:r>
+      <w:r>
+        <w:rPr>
+          <w:b/>
+        </w:rPr>
+        <w:t>prediction</w:t>
+      </w:r>
+      <w:r>
+        <w:rPr>
+          <w:b w:val="0"/>
+        </w:rPr>
+        <w:t xml:space="preserve"> and supporting </w:t>
+      </w:r>
+      <w:r>
+        <w:rPr>
+          <w:b/>
+        </w:rPr>
+        <w:t>evidence</w:t>
+      </w:r>
+      <w:r>
+        <w:rPr>
+          <w:b w:val="0"/>
+        </w:rPr>
+        <w:t>:</w:t>
       </w:r>
     </w:p>
     <w:p>
@@ -306,13 +618,83 @@
       </w:r>
     </w:p>
     <w:p>
-      <w:r>
-        <w:t>A dataset can look like a neat table and still contain missing outcomes, repeated records or impossible values. Before fitting a model, inspect what one row represents and document where the table came from. A dataset card is a short record of its purpose, contents, collection, changes and limits. It helps another person decide whether the data suits a proposed use.</w:t>
-      </w:r>
-    </w:p>
-    <w:p>
-      <w:r>
-        <w:t>Our source is a teacher-authored fictional export called Robot practice v1, created for this lesson. Each row is intended to describe one trip, with one unique trip ID and elapsed duration in minutes. Durations may be zero or positive; None means unknown. All trips are described as indoor practice trips. No real robot measurements or personal records were collected, and there is no evidence about outdoor performance.</w:t>
+      <w:pPr>
+        <w:spacing w:line="336" w:lineRule="auto" w:after="180"/>
+      </w:pPr>
+      <w:r>
+        <w:rPr>
+          <w:b w:val="0"/>
+        </w:rPr>
+        <w:t xml:space="preserve">A dataset can look like a neat table and still contain missing outcomes, repeated records or impossible values. Before </w:t>
+      </w:r>
+      <w:r>
+        <w:rPr>
+          <w:b/>
+        </w:rPr>
+        <w:t>fitting</w:t>
+      </w:r>
+      <w:r>
+        <w:rPr>
+          <w:b w:val="0"/>
+        </w:rPr>
+        <w:t xml:space="preserve"> a model, inspect what one row represents and document where the table came from.</w:t>
+      </w:r>
+    </w:p>
+    <w:p>
+      <w:pPr>
+        <w:spacing w:line="336" w:lineRule="auto" w:after="180"/>
+      </w:pPr>
+      <w:r>
+        <w:rPr>
+          <w:b w:val="0"/>
+        </w:rPr>
+        <w:t xml:space="preserve">A </w:t>
+      </w:r>
+      <w:r>
+        <w:rPr>
+          <w:b/>
+        </w:rPr>
+        <w:t>dataset card</w:t>
+      </w:r>
+      <w:r>
+        <w:rPr>
+          <w:b w:val="0"/>
+        </w:rPr>
+        <w:t xml:space="preserve"> is a short record of its purpose, contents, collection, changes and limits. It helps another person decide whether the data suits a proposed use.</w:t>
+      </w:r>
+    </w:p>
+    <w:p>
+      <w:pPr>
+        <w:spacing w:line="336" w:lineRule="auto" w:after="180"/>
+      </w:pPr>
+      <w:r>
+        <w:rPr>
+          <w:b w:val="0"/>
+        </w:rPr>
+        <w:t>Our source is a teacher-authored fictional export called Robot practice v1, created for this lesson. Each row is intended to describe one trip, with one unique trip ID and elapsed duration in minutes.</w:t>
+      </w:r>
+    </w:p>
+    <w:p>
+      <w:pPr>
+        <w:spacing w:line="336" w:lineRule="auto" w:after="180"/>
+      </w:pPr>
+      <w:r>
+        <w:rPr>
+          <w:b w:val="0"/>
+        </w:rPr>
+        <w:t xml:space="preserve">Durations may be zero or positive; None means unknown. All trips are described as indoor practice trips. No real robot measurements or personal records were collected, and there is no </w:t>
+      </w:r>
+      <w:r>
+        <w:rPr>
+          <w:b/>
+        </w:rPr>
+        <w:t>evidence</w:t>
+      </w:r>
+      <w:r>
+        <w:rPr>
+          <w:b w:val="0"/>
+        </w:rPr>
+        <w:t xml:space="preserve"> about outdoor performance.</w:t>
       </w:r>
     </w:p>
     <w:tbl>
@@ -523,8 +905,37 @@
       </w:tr>
     </w:tbl>
     <w:p>
-      <w:r>
-        <w:t>Keep this raw version unchanged. At this stage a flag means investigate, not automatically delete or replace. A repeated ID might be a copied row or a problem with the supposed one-row-per-trip definition. We need evidence before deciding what happened.</w:t>
+      <w:pPr>
+        <w:spacing w:line="336" w:lineRule="auto" w:after="180"/>
+      </w:pPr>
+      <w:r>
+        <w:rPr>
+          <w:b w:val="0"/>
+        </w:rPr>
+        <w:t>Keep this raw version unchanged. At this stage a flag means investigate, not automatically delete or replace. A repeated ID might be a copied row or a problem with the supposed one-row-per-trip definition.</w:t>
+      </w:r>
+    </w:p>
+    <w:p>
+      <w:pPr>
+        <w:spacing w:line="336" w:lineRule="auto" w:after="180"/>
+      </w:pPr>
+      <w:r>
+        <w:rPr>
+          <w:b w:val="0"/>
+        </w:rPr>
+        <w:t xml:space="preserve">We need </w:t>
+      </w:r>
+      <w:r>
+        <w:rPr>
+          <w:b/>
+        </w:rPr>
+        <w:t>evidence</w:t>
+      </w:r>
+      <w:r>
+        <w:rPr>
+          <w:b w:val="0"/>
+        </w:rPr>
+        <w:t xml:space="preserve"> before deciding what happened.</w:t>
       </w:r>
     </w:p>
     <w:p>
@@ -536,8 +947,37 @@
       </w:r>
     </w:p>
     <w:p>
-      <w:r>
-        <w:t>Two fictional activity logs use different duration units. Log A records 180 seconds and Log B records 4 minutes. Keep the raw values, units and source labels; derive a shared unit so another learner can reproduce the comparison.</w:t>
+      <w:pPr>
+        <w:spacing w:line="336" w:lineRule="auto" w:after="180"/>
+      </w:pPr>
+      <w:r>
+        <w:rPr>
+          <w:b w:val="0"/>
+        </w:rPr>
+        <w:t>Two fictional activity logs use different duration units. Log A records 180 seconds and Log B records 4 minutes.</w:t>
+      </w:r>
+    </w:p>
+    <w:p>
+      <w:pPr>
+        <w:spacing w:line="336" w:lineRule="auto" w:after="180"/>
+      </w:pPr>
+      <w:r>
+        <w:rPr>
+          <w:b w:val="0"/>
+        </w:rPr>
+        <w:t xml:space="preserve">Keep the </w:t>
+      </w:r>
+      <w:r>
+        <w:rPr>
+          <w:b/>
+        </w:rPr>
+        <w:t>raw value</w:t>
+      </w:r>
+      <w:r>
+        <w:rPr>
+          <w:b w:val="0"/>
+        </w:rPr>
+        <w:t>s, units and source labels; derive a shared unit so another learner can reproduce the comparison.</w:t>
       </w:r>
     </w:p>
     <w:p>
@@ -550,7 +990,24 @@
     </w:p>
     <w:p>
       <w:r>
-        <w:t>ML MECHANISM</w:t>
+        <w:t>Follow the mechanism for Inspect Before Modeling. Connect each labelled input, deciding step and result.</w:t>
+      </w:r>
+    </w:p>
+    <w:p>
+      <w:pPr>
+        <w:spacing w:line="336" w:lineRule="auto" w:after="180"/>
+      </w:pPr>
+      <w:r>
+        <w:rPr>
+          <w:b/>
+        </w:rPr>
+        <w:t xml:space="preserve">ML </w:t>
+      </w:r>
+      <w:r>
+        <w:rPr>
+          <w:b/>
+        </w:rPr>
+        <w:t>MECHANISM</w:t>
       </w:r>
     </w:p>
     <w:p>
@@ -562,7 +1019,13 @@
       </w:r>
     </w:p>
     <w:p>
-      <w:r>
+      <w:pPr>
+        <w:spacing w:line="336" w:lineRule="auto" w:after="180"/>
+      </w:pPr>
+      <w:r>
+        <w:rPr>
+          <w:b w:val="0"/>
+        </w:rPr>
         <w:t>Trace the information, fitted behavior, and evaluation proof separately.</w:t>
       </w:r>
     </w:p>
@@ -675,28 +1138,172 @@
       </w:r>
     </w:p>
     <w:p>
-      <w:r>
-        <w:t>QUESTION  Produce a data-quality report before fitting any model.</w:t>
-      </w:r>
-    </w:p>
-    <w:p>
-      <w:r>
-        <w:t>MODEL IDEA  Dataset shape, types, ranges, duplicates, and missingness determine whether modeling results can be trusted.</w:t>
-      </w:r>
-    </w:p>
-    <w:p>
-      <w:r>
+      <w:pPr>
+        <w:pStyle w:val="Heading3"/>
+      </w:pPr>
+      <w:r>
+        <w:t>Question to explain</w:t>
+      </w:r>
+    </w:p>
+    <w:p>
+      <w:pPr>
+        <w:spacing w:line="336" w:lineRule="auto" w:after="180"/>
+        <w:shd w:fill="F5F1FB"/>
+      </w:pPr>
+      <w:r>
+        <w:rPr>
+          <w:b w:val="0"/>
+        </w:rPr>
+        <w:t xml:space="preserve">QUESTION  Produce a data-quality report before </w:t>
+      </w:r>
+      <w:r>
+        <w:rPr>
+          <w:b/>
+        </w:rPr>
+        <w:t>fitting</w:t>
+      </w:r>
+      <w:r>
+        <w:rPr>
+          <w:b w:val="0"/>
+        </w:rPr>
+        <w:t xml:space="preserve"> any model.</w:t>
+      </w:r>
+    </w:p>
+    <w:p>
+      <w:pPr>
+        <w:spacing w:line="336" w:lineRule="auto" w:after="180"/>
+      </w:pPr>
+      <w:r>
+        <w:rPr>
+          <w:b w:val="0"/>
+        </w:rPr>
+        <w:t xml:space="preserve">MODEL IDEA  Dataset </w:t>
+      </w:r>
+      <w:r>
+        <w:rPr>
+          <w:b/>
+        </w:rPr>
+        <w:t>shape</w:t>
+      </w:r>
+      <w:r>
+        <w:rPr>
+          <w:b w:val="0"/>
+        </w:rPr>
+        <w:t xml:space="preserve">, types, </w:t>
+      </w:r>
+      <w:r>
+        <w:rPr>
+          <w:b/>
+        </w:rPr>
+        <w:t>range</w:t>
+      </w:r>
+      <w:r>
+        <w:rPr>
+          <w:b w:val="0"/>
+        </w:rPr>
+        <w:t xml:space="preserve">s, </w:t>
+      </w:r>
+      <w:r>
+        <w:rPr>
+          <w:b/>
+        </w:rPr>
+        <w:t>duplicate</w:t>
+      </w:r>
+      <w:r>
+        <w:rPr>
+          <w:b w:val="0"/>
+        </w:rPr>
+        <w:t xml:space="preserve">s, and </w:t>
+      </w:r>
+      <w:r>
+        <w:rPr>
+          <w:b/>
+        </w:rPr>
+        <w:t>missingness</w:t>
+      </w:r>
+      <w:r>
+        <w:rPr>
+          <w:b w:val="0"/>
+        </w:rPr>
+        <w:t xml:space="preserve"> determine whether modeling results can be trusted.</w:t>
+      </w:r>
+    </w:p>
+    <w:p>
+      <w:pPr>
+        <w:spacing w:line="336" w:lineRule="auto" w:after="180"/>
+      </w:pPr>
+      <w:r>
+        <w:rPr>
+          <w:b w:val="0"/>
+        </w:rPr>
         <w:t>PROOF NEEDED  Use an unseen case, visible calculation, error analysis, and a stated limitation.</w:t>
       </w:r>
     </w:p>
     <w:p>
-      <w:r>
-        <w:t>UNDER THE HOOD  Dataset shape is 40 rows × 5 columns. Inspection finds 3 duplicate rows and 4 missing light values.</w:t>
-      </w:r>
-    </w:p>
-    <w:p>
-      <w:r>
-        <w:t>Draw a fresh data → model → prediction → evaluation trace:</w:t>
+      <w:pPr>
+        <w:pStyle w:val="Heading3"/>
+      </w:pPr>
+      <w:r>
+        <w:t>How the mechanism works</w:t>
+      </w:r>
+    </w:p>
+    <w:p>
+      <w:pPr>
+        <w:spacing w:line="336" w:lineRule="auto" w:after="180"/>
+        <w:shd w:fill="F1F6F8"/>
+      </w:pPr>
+      <w:r>
+        <w:rPr>
+          <w:b w:val="0"/>
+        </w:rPr>
+        <w:t xml:space="preserve">UNDER THE HOOD  Dataset </w:t>
+      </w:r>
+      <w:r>
+        <w:rPr>
+          <w:b/>
+        </w:rPr>
+        <w:t>shape</w:t>
+      </w:r>
+      <w:r>
+        <w:rPr>
+          <w:b w:val="0"/>
+        </w:rPr>
+        <w:t xml:space="preserve"> is 40 rows × 5 columns. Inspection finds 3 </w:t>
+      </w:r>
+      <w:r>
+        <w:rPr>
+          <w:b/>
+        </w:rPr>
+        <w:t>duplicate</w:t>
+      </w:r>
+      <w:r>
+        <w:rPr>
+          <w:b w:val="0"/>
+        </w:rPr>
+        <w:t xml:space="preserve"> rows and 4 missing light values.</w:t>
+      </w:r>
+    </w:p>
+    <w:p>
+      <w:pPr>
+        <w:spacing w:line="336" w:lineRule="auto" w:after="180"/>
+      </w:pPr>
+      <w:r>
+        <w:rPr>
+          <w:b w:val="0"/>
+        </w:rPr>
+        <w:t xml:space="preserve">Draw a fresh data → model → </w:t>
+      </w:r>
+      <w:r>
+        <w:rPr>
+          <w:b/>
+        </w:rPr>
+        <w:t>prediction</w:t>
+      </w:r>
+      <w:r>
+        <w:rPr>
+          <w:b w:val="0"/>
+        </w:rPr>
+        <w:t xml:space="preserve"> → evaluation trace:</w:t>
       </w:r>
     </w:p>
     <w:p>
@@ -739,8 +1346,37 @@
       </w:r>
     </w:p>
     <w:p>
-      <w:r>
-        <w:t>A set stores each distinct ID once. The output is 5 4 2 1: five rows, four distinct IDs, two rows with unknown duration and one row with a negative duration. There is one extra occurrence beyond the four distinct IDs. This is not a count of all rows in repeated-ID groups: both B rows belong to that group.</w:t>
+      <w:pPr>
+        <w:spacing w:line="336" w:lineRule="auto" w:after="180"/>
+      </w:pPr>
+      <w:r>
+        <w:rPr>
+          <w:b w:val="0"/>
+        </w:rPr>
+        <w:t xml:space="preserve">A set stores each distinct ID once. The </w:t>
+      </w:r>
+      <w:r>
+        <w:rPr>
+          <w:b/>
+        </w:rPr>
+        <w:t>output</w:t>
+      </w:r>
+      <w:r>
+        <w:rPr>
+          <w:b w:val="0"/>
+        </w:rPr>
+        <w:t xml:space="preserve"> is 5 4 2 1: five rows, four distinct IDs, two rows with unknown duration and one row with a negative duration. There is one extra occurrence beyond the four distinct IDs.</w:t>
+      </w:r>
+    </w:p>
+    <w:p>
+      <w:pPr>
+        <w:spacing w:line="336" w:lineRule="auto" w:after="180"/>
+      </w:pPr>
+      <w:r>
+        <w:rPr>
+          <w:b w:val="0"/>
+        </w:rPr>
+        <w:t>This is not a count of all rows in repeated-ID groups: both B rows belong to that group.</w:t>
       </w:r>
     </w:p>
     <w:p>
@@ -900,8 +1536,37 @@
       </w:r>
     </w:p>
     <w:p>
-      <w:r>
-        <w:t>The code assumes every row is a pair and each duration is a number or None. It is a small audit, not full schema validation. It does not check text values, units, source truth or whether IDs refer to real unique events. A successful run does not certify data quality.</w:t>
+      <w:pPr>
+        <w:spacing w:line="336" w:lineRule="auto" w:after="180"/>
+      </w:pPr>
+      <w:r>
+        <w:rPr>
+          <w:b w:val="0"/>
+        </w:rPr>
+        <w:t xml:space="preserve">The code assumes every row is a pair and each duration is a number or None. It is a small audit, not full </w:t>
+      </w:r>
+      <w:r>
+        <w:rPr>
+          <w:b/>
+        </w:rPr>
+        <w:t>schema</w:t>
+      </w:r>
+      <w:r>
+        <w:rPr>
+          <w:b w:val="0"/>
+        </w:rPr>
+        <w:t xml:space="preserve"> validation. It does not check text values, units, source truth or whether IDs refer to real unique events.</w:t>
+      </w:r>
+    </w:p>
+    <w:p>
+      <w:pPr>
+        <w:spacing w:line="336" w:lineRule="auto" w:after="180"/>
+      </w:pPr>
+      <w:r>
+        <w:rPr>
+          <w:b w:val="0"/>
+        </w:rPr>
+        <w:t>A successful run does not certify data quality.</w:t>
       </w:r>
     </w:p>
     <w:p>
@@ -1066,8 +1731,37 @@
       </w:r>
     </w:p>
     <w:p>
-      <w:r>
-        <w:t>The script prints [3.0, 4]. The slash operator returns a floating-point result. The original dictionaries are unchanged. Assume nonnegative numeric raw values have already been validated. An unsupported unit produces None here and must be reported for review rather than included in arithmetic.</w:t>
+      <w:pPr>
+        <w:spacing w:line="336" w:lineRule="auto" w:after="180"/>
+      </w:pPr>
+      <w:r>
+        <w:rPr>
+          <w:b w:val="0"/>
+        </w:rPr>
+        <w:t xml:space="preserve">The script prints [3.0, 4]. The slash operator returns a floating-point result. The original dictionaries are unchanged. Assume nonnegative numeric </w:t>
+      </w:r>
+      <w:r>
+        <w:rPr>
+          <w:b/>
+        </w:rPr>
+        <w:t>raw value</w:t>
+      </w:r>
+      <w:r>
+        <w:rPr>
+          <w:b w:val="0"/>
+        </w:rPr>
+        <w:t>s have already been validated.</w:t>
+      </w:r>
+    </w:p>
+    <w:p>
+      <w:pPr>
+        <w:spacing w:line="336" w:lineRule="auto" w:after="180"/>
+      </w:pPr>
+      <w:r>
+        <w:rPr>
+          <w:b w:val="0"/>
+        </w:rPr>
+        <w:t>An unsupported unit produces None here and must be reported for review rather than included in arithmetic.</w:t>
       </w:r>
     </w:p>
     <w:p>
@@ -1079,8 +1773,25 @@
       </w:r>
     </w:p>
     <w:p>
-      <w:r>
-        <w:t>A minute contains 60 seconds. To express 180 seconds in minutes, divide 180 by 60 to get 3 minutes. The other value is already 4 minutes, so leave it at 4. Now both quantities use the same unit and can be compared. Keep the original number, unit and source beside the converted number. That record lets another person check whether you converted the correct measurement in the correct direction.</w:t>
+      <w:pPr>
+        <w:spacing w:line="336" w:lineRule="auto" w:after="180"/>
+      </w:pPr>
+      <w:r>
+        <w:rPr>
+          <w:b w:val="0"/>
+        </w:rPr>
+        <w:t>A minute contains 60 seconds. To express 180 seconds in minutes, divide 180 by 60 to get 3 minutes. The other value is already 4 minutes, so leave it at 4. Now both quantities use the same unit and can be compared.</w:t>
+      </w:r>
+    </w:p>
+    <w:p>
+      <w:pPr>
+        <w:spacing w:line="336" w:lineRule="auto" w:after="180"/>
+      </w:pPr>
+      <w:r>
+        <w:rPr>
+          <w:b w:val="0"/>
+        </w:rPr>
+        <w:t>Keep the original number, unit and source beside the converted number. That record lets another person check whether you converted the correct measurement in the correct direction.</w:t>
       </w:r>
     </w:p>
     <w:p>
@@ -1092,8 +1803,26 @@
       </w:r>
     </w:p>
     <w:p>
-      <w:r>
-        <w:t>Point to the input, the deciding step and the result in this week’s visual. Explain the same step in ordinary words. A picture helps when you can say what each part represents.</w:t>
+      <w:pPr>
+        <w:spacing w:line="336" w:lineRule="auto" w:after="180"/>
+      </w:pPr>
+      <w:r>
+        <w:rPr>
+          <w:b w:val="0"/>
+        </w:rPr>
+        <w:t xml:space="preserve">Point to the </w:t>
+      </w:r>
+      <w:r>
+        <w:rPr>
+          <w:b/>
+        </w:rPr>
+        <w:t>input</w:t>
+      </w:r>
+      <w:r>
+        <w:rPr>
+          <w:b w:val="0"/>
+        </w:rPr>
+        <w:t>, the deciding step and the result in this week’s visual. Explain the same step in ordinary words. A picture helps when you can say what each part represents.</w:t>
       </w:r>
     </w:p>
     <w:p>
@@ -1106,6 +1835,17 @@
     </w:p>
     <w:p>
       <w:r>
+        <w:t>Compare the supplied cases for Inspect Before Modeling. Identify the detail that changes the conclusion.</w:t>
+      </w:r>
+    </w:p>
+    <w:p>
+      <w:pPr>
+        <w:spacing w:line="336" w:lineRule="auto" w:after="180"/>
+      </w:pPr>
+      <w:r>
+        <w:rPr>
+          <w:b/>
+        </w:rPr>
         <w:t>EVALUATION DESIGN</w:t>
       </w:r>
     </w:p>
@@ -1118,7 +1858,13 @@
       </w:r>
     </w:p>
     <w:p>
-      <w:r>
+      <w:pPr>
+        <w:spacing w:line="336" w:lineRule="auto" w:after="180"/>
+      </w:pPr>
+      <w:r>
+        <w:rPr>
+          <w:b w:val="0"/>
+        </w:rPr>
         <w:t>A system is not understood until it survives more than one comfortable example.</w:t>
       </w:r>
     </w:p>
@@ -1267,32 +2013,91 @@
       </w:r>
     </w:p>
     <w:p>
-      <w:r>
+      <w:pPr>
+        <w:spacing w:line="336" w:lineRule="auto" w:after="180"/>
+      </w:pPr>
+      <w:r>
+        <w:rPr>
+          <w:b w:val="0"/>
+        </w:rPr>
         <w:t>NORMAL  Expected data and expected behavior.</w:t>
       </w:r>
     </w:p>
     <w:p>
-      <w:r>
-        <w:t>BOUNDARY  Value close to a threshold, ambiguous label, or uncertain prediction.</w:t>
-      </w:r>
-    </w:p>
-    <w:p>
-      <w:r>
+      <w:pPr>
+        <w:pStyle w:val="Heading3"/>
+      </w:pPr>
+      <w:r>
+        <w:t>Keep this boundary clear</w:t>
+      </w:r>
+    </w:p>
+    <w:p>
+      <w:pPr>
+        <w:spacing w:line="336" w:lineRule="auto" w:after="180"/>
+        <w:shd w:fill="FFF5E6"/>
+      </w:pPr>
+      <w:r>
+        <w:rPr>
+          <w:b w:val="0"/>
+        </w:rPr>
+        <w:t xml:space="preserve">BOUNDARY  Value close to a threshold, ambiguous label, or uncertain </w:t>
+      </w:r>
+      <w:r>
+        <w:rPr>
+          <w:b/>
+        </w:rPr>
+        <w:t>prediction</w:t>
+      </w:r>
+      <w:r>
+        <w:rPr>
+          <w:b w:val="0"/>
+        </w:rPr>
+        <w:t>.</w:t>
+      </w:r>
+    </w:p>
+    <w:p>
+      <w:pPr>
+        <w:spacing w:line="336" w:lineRule="auto" w:after="180"/>
+      </w:pPr>
+      <w:r>
+        <w:rPr>
+          <w:b w:val="0"/>
+        </w:rPr>
         <w:t>MISSING  Necessary field, label, source, or measurement is unavailable.</w:t>
       </w:r>
     </w:p>
     <w:p>
-      <w:r>
+      <w:pPr>
+        <w:spacing w:line="336" w:lineRule="auto" w:after="180"/>
+      </w:pPr>
+      <w:r>
+        <w:rPr>
+          <w:b w:val="0"/>
+        </w:rPr>
         <w:t>SHIFTED  New lighting, species, device, subgroup, or time condition.</w:t>
       </w:r>
     </w:p>
     <w:p>
-      <w:r>
+      <w:pPr>
+        <w:spacing w:line="336" w:lineRule="auto" w:after="180"/>
+        <w:shd w:fill="FFF5E6"/>
+      </w:pPr>
+      <w:r>
+        <w:rPr>
+          <w:b w:val="0"/>
+        </w:rPr>
         <w:t>RELEASE RULE  Passing one case never proves generalization. Predefine expected behavior for all four categories.</w:t>
       </w:r>
     </w:p>
     <w:p>
-      <w:r>
+      <w:pPr>
+        <w:spacing w:line="336" w:lineRule="auto" w:after="180"/>
+        <w:shd w:fill="F5F1FB"/>
+      </w:pPr>
+      <w:r>
+        <w:rPr>
+          <w:b w:val="0"/>
+        </w:rPr>
         <w:t>Which case most threatens today's claim, and why?</w:t>
       </w:r>
     </w:p>
@@ -1305,17 +2110,92 @@
       </w:r>
     </w:p>
     <w:p>
-      <w:r>
-        <w:t>Change: The teacher confirms B’s second row is an accidental duplicate.</w:t>
-      </w:r>
-    </w:p>
-    <w:p>
-      <w:r>
-        <w:t>Prediction: Remove that duplicate with a recorded reason; C still needs correction or explicit exclusion.</w:t>
-      </w:r>
-    </w:p>
-    <w:p>
-      <w:r>
+      <w:pPr>
+        <w:pStyle w:val="Heading3"/>
+      </w:pPr>
+      <w:r>
+        <w:t>Change one thing</w:t>
+      </w:r>
+    </w:p>
+    <w:p>
+      <w:pPr>
+        <w:spacing w:line="336" w:lineRule="auto" w:after="180"/>
+        <w:shd w:fill="F5F1FB"/>
+      </w:pPr>
+      <w:r>
+        <w:rPr>
+          <w:b w:val="0"/>
+        </w:rPr>
+        <w:t xml:space="preserve">Change: The teacher confirms B’s second row is an accidental </w:t>
+      </w:r>
+      <w:r>
+        <w:rPr>
+          <w:b/>
+        </w:rPr>
+        <w:t>duplicate</w:t>
+      </w:r>
+      <w:r>
+        <w:rPr>
+          <w:b w:val="0"/>
+        </w:rPr>
+        <w:t>.</w:t>
+      </w:r>
+    </w:p>
+    <w:p>
+      <w:pPr>
+        <w:pStyle w:val="Heading3"/>
+      </w:pPr>
+      <w:r>
+        <w:t>Predicted result</w:t>
+      </w:r>
+    </w:p>
+    <w:p>
+      <w:pPr>
+        <w:spacing w:line="336" w:lineRule="auto" w:after="180"/>
+        <w:shd w:fill="F1F6FC"/>
+      </w:pPr>
+      <w:r>
+        <w:rPr>
+          <w:b/>
+        </w:rPr>
+        <w:t>Prediction</w:t>
+      </w:r>
+      <w:r>
+        <w:rPr>
+          <w:b w:val="0"/>
+        </w:rPr>
+        <w:t xml:space="preserve">: Remove that </w:t>
+      </w:r>
+      <w:r>
+        <w:rPr>
+          <w:b/>
+        </w:rPr>
+        <w:t>duplicate</w:t>
+      </w:r>
+      <w:r>
+        <w:rPr>
+          <w:b w:val="0"/>
+        </w:rPr>
+        <w:t xml:space="preserve"> with a recorded reason; C still needs correction or explicit exclusion.</w:t>
+      </w:r>
+    </w:p>
+    <w:p>
+      <w:pPr>
+        <w:pStyle w:val="Heading3"/>
+      </w:pPr>
+      <w:r>
+        <w:t>Why the result follows</w:t>
+      </w:r>
+    </w:p>
+    <w:p>
+      <w:pPr>
+        <w:spacing w:line="336" w:lineRule="auto" w:after="180"/>
+        <w:shd w:fill="F1F6FC"/>
+      </w:pPr>
+      <w:r>
+        <w:rPr>
+          <w:b w:val="0"/>
+        </w:rPr>
         <w:t>Reason: Resolving one defect does not resolve a separate impossible measurement.</w:t>
       </w:r>
     </w:p>
@@ -1329,6 +2209,17 @@
     </w:p>
     <w:p>
       <w:r>
+        <w:t>Use the vocabulary of Inspect Before Modeling to explain a concrete decision, rather than only memorising definitions.</w:t>
+      </w:r>
+    </w:p>
+    <w:p>
+      <w:pPr>
+        <w:spacing w:line="336" w:lineRule="auto" w:after="180"/>
+      </w:pPr>
+      <w:r>
+        <w:rPr>
+          <w:b/>
+        </w:rPr>
         <w:t>VOCABULARY</w:t>
       </w:r>
     </w:p>
@@ -1341,7 +2232,13 @@
       </w:r>
     </w:p>
     <w:p>
-      <w:r>
+      <w:pPr>
+        <w:spacing w:line="336" w:lineRule="auto" w:after="180"/>
+      </w:pPr>
+      <w:r>
+        <w:rPr>
+          <w:b w:val="0"/>
+        </w:rPr>
         <w:t>A definition matters when it lets you interpret a new dataset, model, or result.</w:t>
       </w:r>
     </w:p>
@@ -1657,12 +2554,25 @@
       </w:tr>
     </w:tbl>
     <w:p>
-      <w:r>
+      <w:pPr>
+        <w:spacing w:line="336" w:lineRule="auto" w:after="180"/>
+        <w:shd w:fill="FFF5E6"/>
+      </w:pPr>
+      <w:r>
+        <w:rPr>
+          <w:b w:val="0"/>
+        </w:rPr>
         <w:t>MISCONCEPTION TO REPAIR  A model will automatically ignore harmless data-quality problems.</w:t>
       </w:r>
     </w:p>
     <w:p>
-      <w:r>
+      <w:pPr>
+        <w:spacing w:line="336" w:lineRule="auto" w:after="180"/>
+      </w:pPr>
+      <w:r>
+        <w:rPr>
+          <w:b w:val="0"/>
+        </w:rPr>
         <w:t>Repair the claim using a definition, calculation, or test record:</w:t>
       </w:r>
     </w:p>
@@ -1940,7 +2850,24 @@
     </w:p>
     <w:p>
       <w:r>
-        <w:t>WORKED EVIDENCE</w:t>
+        <w:t>Follow the worked trace for Inspect Before Modeling, predict a step, then compare with its explanation.</w:t>
+      </w:r>
+    </w:p>
+    <w:p>
+      <w:pPr>
+        <w:spacing w:line="336" w:lineRule="auto" w:after="180"/>
+      </w:pPr>
+      <w:r>
+        <w:rPr>
+          <w:b/>
+        </w:rPr>
+        <w:t xml:space="preserve">WORKED </w:t>
+      </w:r>
+      <w:r>
+        <w:rPr>
+          <w:b/>
+        </w:rPr>
+        <w:t>EVIDENCE</w:t>
       </w:r>
     </w:p>
     <w:p>
@@ -1952,8 +2879,26 @@
       </w:r>
     </w:p>
     <w:p>
-      <w:r>
-        <w:t>Predict first. Then check each step. A correct answer without visible evidence cannot be audited.</w:t>
+      <w:pPr>
+        <w:spacing w:line="336" w:lineRule="auto" w:after="180"/>
+      </w:pPr>
+      <w:r>
+        <w:rPr>
+          <w:b w:val="0"/>
+        </w:rPr>
+        <w:t xml:space="preserve">Predict first. Then check each step. A correct answer without visible </w:t>
+      </w:r>
+      <w:r>
+        <w:rPr>
+          <w:b/>
+        </w:rPr>
+        <w:t>evidence</w:t>
+      </w:r>
+      <w:r>
+        <w:rPr>
+          <w:b w:val="0"/>
+        </w:rPr>
+        <w:t xml:space="preserve"> cannot be audited.</w:t>
       </w:r>
     </w:p>
     <w:p>
@@ -1993,33 +2938,154 @@
       </w:r>
     </w:p>
     <w:p>
-      <w:r>
-        <w:t>STEP 1  Dataset shape is 40 rows × 5 columns.</w:t>
-      </w:r>
-    </w:p>
-    <w:p>
-      <w:r>
-        <w:t>STEP 2  Inspection finds 3 duplicate rows and 4 missing light values.</w:t>
-      </w:r>
-    </w:p>
-    <w:p>
-      <w:r>
-        <w:t>STEP 3  Leaf widths range from 0.4 to 48 cm; inspect the extreme value and unit.</w:t>
-      </w:r>
-    </w:p>
-    <w:p>
-      <w:r>
+      <w:pPr>
+        <w:pStyle w:val="Heading3"/>
+      </w:pPr>
+      <w:r>
+        <w:t>Step 1</w:t>
+      </w:r>
+    </w:p>
+    <w:p>
+      <w:pPr>
+        <w:spacing w:line="336" w:lineRule="auto" w:after="180"/>
+        <w:shd w:fill="F4F9FC"/>
+      </w:pPr>
+      <w:r>
+        <w:rPr>
+          <w:b w:val="0"/>
+        </w:rPr>
+        <w:t xml:space="preserve">STEP 1  Dataset </w:t>
+      </w:r>
+      <w:r>
+        <w:rPr>
+          <w:b/>
+        </w:rPr>
+        <w:t>shape</w:t>
+      </w:r>
+      <w:r>
+        <w:rPr>
+          <w:b w:val="0"/>
+        </w:rPr>
+        <w:t xml:space="preserve"> is 40 rows × 5 columns.</w:t>
+      </w:r>
+    </w:p>
+    <w:p>
+      <w:pPr>
+        <w:pStyle w:val="Heading3"/>
+      </w:pPr>
+      <w:r>
+        <w:t>Step 2</w:t>
+      </w:r>
+    </w:p>
+    <w:p>
+      <w:pPr>
+        <w:spacing w:line="336" w:lineRule="auto" w:after="180"/>
+        <w:shd w:fill="F4F9FC"/>
+      </w:pPr>
+      <w:r>
+        <w:rPr>
+          <w:b w:val="0"/>
+        </w:rPr>
+        <w:t xml:space="preserve">STEP 2  Inspection finds 3 </w:t>
+      </w:r>
+      <w:r>
+        <w:rPr>
+          <w:b/>
+        </w:rPr>
+        <w:t>duplicate</w:t>
+      </w:r>
+      <w:r>
+        <w:rPr>
+          <w:b w:val="0"/>
+        </w:rPr>
+        <w:t xml:space="preserve"> rows and 4 missing light values.</w:t>
+      </w:r>
+    </w:p>
+    <w:p>
+      <w:pPr>
+        <w:pStyle w:val="Heading3"/>
+      </w:pPr>
+      <w:r>
+        <w:t>Step 3</w:t>
+      </w:r>
+    </w:p>
+    <w:p>
+      <w:pPr>
+        <w:spacing w:line="336" w:lineRule="auto" w:after="180"/>
+        <w:shd w:fill="F4F9FC"/>
+      </w:pPr>
+      <w:r>
+        <w:rPr>
+          <w:b w:val="0"/>
+        </w:rPr>
+        <w:t xml:space="preserve">STEP 3  Leaf widths </w:t>
+      </w:r>
+      <w:r>
+        <w:rPr>
+          <w:b/>
+        </w:rPr>
+        <w:t>range</w:t>
+      </w:r>
+      <w:r>
+        <w:rPr>
+          <w:b w:val="0"/>
+        </w:rPr>
+        <w:t xml:space="preserve"> from 0.4 to 48 cm; inspect the extreme value and unit.</w:t>
+      </w:r>
+    </w:p>
+    <w:p>
+      <w:pPr>
+        <w:pStyle w:val="Heading3"/>
+      </w:pPr>
+      <w:r>
+        <w:t>Step 4</w:t>
+      </w:r>
+    </w:p>
+    <w:p>
+      <w:pPr>
+        <w:spacing w:line="336" w:lineRule="auto" w:after="180"/>
+        <w:shd w:fill="F4F9FC"/>
+      </w:pPr>
+      <w:r>
+        <w:rPr>
+          <w:b w:val="0"/>
+        </w:rPr>
         <w:t>STEP 4  Document, repair, or exclude by a stated rule—never silently delete inconvenient rows.</w:t>
       </w:r>
     </w:p>
     <w:p>
-      <w:r>
+      <w:pPr>
+        <w:spacing w:line="336" w:lineRule="auto" w:after="180"/>
+        <w:shd w:fill="EDF7F3"/>
+      </w:pPr>
+      <w:r>
+        <w:rPr>
+          <w:b w:val="0"/>
+        </w:rPr>
         <w:t>CHECK  Verify the denominator, unit, split, class definition, and data version before interpreting a score.</w:t>
       </w:r>
     </w:p>
     <w:p>
-      <w:r>
-        <w:t>Recalculate, retrace, or restate the evidence independently:</w:t>
+      <w:pPr>
+        <w:spacing w:line="336" w:lineRule="auto" w:after="180"/>
+      </w:pPr>
+      <w:r>
+        <w:rPr>
+          <w:b w:val="0"/>
+        </w:rPr>
+        <w:t xml:space="preserve">Recalculate, retrace, or restate the </w:t>
+      </w:r>
+      <w:r>
+        <w:rPr>
+          <w:b/>
+        </w:rPr>
+        <w:t>evidence</w:t>
+      </w:r>
+      <w:r>
+        <w:rPr>
+          <w:b w:val="0"/>
+        </w:rPr>
+        <w:t xml:space="preserve"> independently:</w:t>
       </w:r>
     </w:p>
     <w:p>
@@ -2031,20 +3097,110 @@
       </w:r>
     </w:p>
     <w:p>
-      <w:r>
-        <w:t>For Robot practice v1, record the purpose as practising inspection, the source as teacher-authored fictional data, and the row meaning as an intended single indoor trip. Record the five-row count, the ID field, minutes as the duration unit and None as unknown. List the duplicate-ID and invalid-duration findings. State that no cleaning has occurred, no train/test split is assigned, and no model has been evaluated.</w:t>
-      </w:r>
-    </w:p>
-    <w:p>
-      <w:r>
-        <w:t>Add intended use, excluded uses, known gaps, version and a contact or owner. Here the lesson teacher maintains the practice copy; its allowed classroom purpose is inspection practice. Do not describe it as validated navigation data. For a real external dataset, also verify its actual permission or licence and collection context; an absent field in the documentation is an unanswered question, not permission to invent a value.</w:t>
-      </w:r>
-    </w:p>
-    <w:p>
       <w:pPr>
         <w:pStyle w:val="Heading3"/>
       </w:pPr>
       <w:r>
+        <w:t>Worked explanation · Inspect Before Modeling</w:t>
+      </w:r>
+    </w:p>
+    <w:p>
+      <w:pPr>
+        <w:spacing w:line="336" w:lineRule="auto" w:after="180"/>
+        <w:shd w:fill="F1F6FC"/>
+      </w:pPr>
+      <w:r>
+        <w:rPr>
+          <w:b w:val="0"/>
+        </w:rPr>
+        <w:t>For Robot practice v1, record the purpose as practising inspection, the source as teacher-authored fictional data, and the row meaning as an intended single indoor trip.</w:t>
+      </w:r>
+    </w:p>
+    <w:p>
+      <w:pPr>
+        <w:spacing w:line="336" w:lineRule="auto" w:after="180"/>
+        <w:shd w:fill="F1F6FC"/>
+      </w:pPr>
+      <w:r>
+        <w:rPr>
+          <w:b w:val="0"/>
+        </w:rPr>
+        <w:t xml:space="preserve">Record the five-row count, the ID field, minutes as the duration unit and None as unknown. List the </w:t>
+      </w:r>
+      <w:r>
+        <w:rPr>
+          <w:b/>
+        </w:rPr>
+        <w:t>duplicate</w:t>
+      </w:r>
+      <w:r>
+        <w:rPr>
+          <w:b w:val="0"/>
+        </w:rPr>
+        <w:t>-ID and invalid-duration findings.</w:t>
+      </w:r>
+    </w:p>
+    <w:p>
+      <w:pPr>
+        <w:spacing w:line="336" w:lineRule="auto" w:after="180"/>
+        <w:shd w:fill="F1F6FC"/>
+      </w:pPr>
+      <w:r>
+        <w:rPr>
+          <w:b w:val="0"/>
+        </w:rPr>
+        <w:t>State that no cleaning has occurred, no train/test split is assigned, and no model has been evaluated.</w:t>
+      </w:r>
+    </w:p>
+    <w:p>
+      <w:pPr>
+        <w:pStyle w:val="Heading3"/>
+      </w:pPr>
+      <w:r>
+        <w:t>Worked explanation · Inspect Before Modeling</w:t>
+      </w:r>
+    </w:p>
+    <w:p>
+      <w:pPr>
+        <w:spacing w:line="336" w:lineRule="auto" w:after="180"/>
+        <w:shd w:fill="F1F6FC"/>
+      </w:pPr>
+      <w:r>
+        <w:rPr>
+          <w:b w:val="0"/>
+        </w:rPr>
+        <w:t>Add intended use, excluded uses, known gaps, version and a contact or owner. Here the lesson teacher maintains the practice copy; its allowed classroom purpose is inspection practice.</w:t>
+      </w:r>
+    </w:p>
+    <w:p>
+      <w:pPr>
+        <w:spacing w:line="336" w:lineRule="auto" w:after="180"/>
+        <w:shd w:fill="F1F6FC"/>
+      </w:pPr>
+      <w:r>
+        <w:rPr>
+          <w:b w:val="0"/>
+        </w:rPr>
+        <w:t>Do not describe it as validated navigation data.</w:t>
+      </w:r>
+    </w:p>
+    <w:p>
+      <w:pPr>
+        <w:spacing w:line="336" w:lineRule="auto" w:after="180"/>
+        <w:shd w:fill="F1F6FC"/>
+      </w:pPr>
+      <w:r>
+        <w:rPr>
+          <w:b w:val="0"/>
+        </w:rPr>
+        <w:t>For a real external dataset, also verify its actual permission or licence and collection context; an absent field in the documentation is an unanswered question, not permission to invent a value.</w:t>
+      </w:r>
+    </w:p>
+    <w:p>
+      <w:pPr>
+        <w:pStyle w:val="Heading3"/>
+      </w:pPr>
+      <w:r>
         <w:t>What fraction of the five raw rows has unknown duration? Can you subtract two missing rows, one negative row and one extra ID occurrence from five to count distinct usable trips? Explain using the B rows.</w:t>
       </w:r>
     </w:p>
@@ -2128,7 +3284,13 @@
       </w:r>
     </w:p>
     <w:p>
-      <w:r>
+      <w:pPr>
+        <w:spacing w:line="336" w:lineRule="auto" w:after="180"/>
+      </w:pPr>
+      <w:r>
+        <w:rPr>
+          <w:b w:val="0"/>
+        </w:rPr>
         <w:t>Cover the result before checking it. Say what is given, choose the procedure, and follow one step at a time. Then uncover the result and explain your first mismatch. Ask why a step is allowed, not only what number it produces.</w:t>
       </w:r>
     </w:p>
@@ -2141,8 +3303,38 @@
       </w:r>
     </w:p>
     <w:p>
-      <w:r>
-        <w:t>Spot a duplicate, an impossible value and a valid boundary before fitting.</w:t>
+      <w:pPr>
+        <w:spacing w:line="336" w:lineRule="auto" w:after="180"/>
+      </w:pPr>
+      <w:r>
+        <w:rPr>
+          <w:b w:val="0"/>
+        </w:rPr>
+        <w:t xml:space="preserve">Spot a </w:t>
+      </w:r>
+      <w:r>
+        <w:rPr>
+          <w:b/>
+        </w:rPr>
+        <w:t>duplicate</w:t>
+      </w:r>
+      <w:r>
+        <w:rPr>
+          <w:b w:val="0"/>
+        </w:rPr>
+        <w:t xml:space="preserve">, an impossible value and a valid boundary before </w:t>
+      </w:r>
+      <w:r>
+        <w:rPr>
+          <w:b/>
+        </w:rPr>
+        <w:t>fitting</w:t>
+      </w:r>
+      <w:r>
+        <w:rPr>
+          <w:b w:val="0"/>
+        </w:rPr>
+        <w:t>.</w:t>
       </w:r>
     </w:p>
     <w:p>
@@ -2154,13 +3346,55 @@
       </w:r>
     </w:p>
     <w:p>
-      <w:r>
+      <w:pPr>
+        <w:pStyle w:val="Heading3"/>
+      </w:pPr>
+      <w:r>
+        <w:t>Supplied facts</w:t>
+      </w:r>
+    </w:p>
+    <w:p>
+      <w:pPr>
+        <w:spacing w:line="336" w:lineRule="auto" w:after="180"/>
+        <w:shd w:fill="F1F6FC"/>
+      </w:pPr>
+      <w:r>
+        <w:rPr>
+          <w:b w:val="0"/>
+        </w:rPr>
         <w:t>Toy heights table: A=3, B=5, B=5, C=-2, D=0 cm. Each plant should have exactly one nonnegative height record.</w:t>
       </w:r>
     </w:p>
     <w:p>
-      <w:r>
-        <w:t>All inputs and outcomes in this worked example are invented classroom data; no real model run is claimed.</w:t>
+      <w:pPr>
+        <w:pStyle w:val="Heading3"/>
+      </w:pPr>
+      <w:r>
+        <w:t>Supplied facts</w:t>
+      </w:r>
+    </w:p>
+    <w:p>
+      <w:pPr>
+        <w:spacing w:line="336" w:lineRule="auto" w:after="180"/>
+        <w:shd w:fill="F1F6FC"/>
+      </w:pPr>
+      <w:r>
+        <w:rPr>
+          <w:b w:val="0"/>
+        </w:rPr>
+        <w:t xml:space="preserve">All </w:t>
+      </w:r>
+      <w:r>
+        <w:rPr>
+          <w:b/>
+        </w:rPr>
+        <w:t>input</w:t>
+      </w:r>
+      <w:r>
+        <w:rPr>
+          <w:b w:val="0"/>
+        </w:rPr>
+        <w:t>s and outcomes in this worked example are invented classroom data; no real model run is claimed.</w:t>
       </w:r>
     </w:p>
     <w:p>
@@ -2323,31 +3557,163 @@
       </w:r>
     </w:p>
     <w:p>
-      <w:r>
-        <w:t>Read the picture in order. Flag duplicate B and invalid C. Do not count B twice or silently replace C. The arrows show which recorded input or intermediate result each decision uses. Explain the deciding step aloud before checking the changed case; pointing to the final answer alone does not show how it follows.</w:t>
-      </w:r>
-    </w:p>
-    <w:p>
       <w:pPr>
         <w:pStyle w:val="Heading3"/>
       </w:pPr>
       <w:r>
+        <w:t>Why the result follows</w:t>
+      </w:r>
+    </w:p>
+    <w:p>
+      <w:pPr>
+        <w:spacing w:line="336" w:lineRule="auto" w:after="180"/>
+        <w:shd w:fill="F1F6FC"/>
+      </w:pPr>
+      <w:r>
+        <w:rPr>
+          <w:b w:val="0"/>
+        </w:rPr>
+        <w:t xml:space="preserve">Read the picture in order. Flag </w:t>
+      </w:r>
+      <w:r>
+        <w:rPr>
+          <w:b/>
+        </w:rPr>
+        <w:t>duplicate</w:t>
+      </w:r>
+      <w:r>
+        <w:rPr>
+          <w:b w:val="0"/>
+        </w:rPr>
+        <w:t xml:space="preserve"> B and invalid C. Do not count B twice or silently replace C. The arrows show which recorded </w:t>
+      </w:r>
+      <w:r>
+        <w:rPr>
+          <w:b/>
+        </w:rPr>
+        <w:t>input</w:t>
+      </w:r>
+      <w:r>
+        <w:rPr>
+          <w:b w:val="0"/>
+        </w:rPr>
+        <w:t xml:space="preserve"> or intermediate result each decision uses.</w:t>
+      </w:r>
+    </w:p>
+    <w:p>
+      <w:pPr>
+        <w:spacing w:line="336" w:lineRule="auto" w:after="180"/>
+        <w:shd w:fill="F1F6FC"/>
+      </w:pPr>
+      <w:r>
+        <w:rPr>
+          <w:b w:val="0"/>
+        </w:rPr>
+        <w:t>Explain the deciding step aloud before checking the changed case; pointing to the final answer alone does not show how it follows.</w:t>
+      </w:r>
+    </w:p>
+    <w:p>
+      <w:pPr>
+        <w:pStyle w:val="Heading3"/>
+      </w:pPr>
+      <w:r>
         <w:t>What this example does not establish</w:t>
       </w:r>
     </w:p>
     <w:p>
-      <w:r>
-        <w:t>A plausible nonnegative value can still be incorrectly measured; schema checks do not establish truth.</w:t>
-      </w:r>
-    </w:p>
-    <w:p>
-      <w:r>
-        <w:t>Read the labelled picture: Which original information should the inspection log preserve? Point to the relevant step in the picture, then write the changed result and the rule or evidence that supports it.</w:t>
-      </w:r>
-    </w:p>
-    <w:p>
-      <w:r>
-        <w:t>Change one thing: The teacher confirms B’s second row is an accidental duplicate. Predict the result before checking the explanation. What remains the same?</w:t>
+      <w:pPr>
+        <w:pStyle w:val="Heading3"/>
+      </w:pPr>
+      <w:r>
+        <w:t>Keep the stated limit</w:t>
+      </w:r>
+    </w:p>
+    <w:p>
+      <w:pPr>
+        <w:spacing w:line="336" w:lineRule="auto" w:after="180"/>
+        <w:shd w:fill="FFF5E6"/>
+      </w:pPr>
+      <w:r>
+        <w:rPr>
+          <w:b w:val="0"/>
+        </w:rPr>
+        <w:t xml:space="preserve">A plausible nonnegative value can still be incorrectly measured; </w:t>
+      </w:r>
+      <w:r>
+        <w:rPr>
+          <w:b/>
+        </w:rPr>
+        <w:t>schema</w:t>
+      </w:r>
+      <w:r>
+        <w:rPr>
+          <w:b w:val="0"/>
+        </w:rPr>
+        <w:t xml:space="preserve"> checks do not establish truth.</w:t>
+      </w:r>
+    </w:p>
+    <w:p>
+      <w:pPr>
+        <w:pStyle w:val="Heading3"/>
+      </w:pPr>
+      <w:r>
+        <w:t>Keep the stated limit</w:t>
+      </w:r>
+    </w:p>
+    <w:p>
+      <w:pPr>
+        <w:spacing w:line="336" w:lineRule="auto" w:after="180"/>
+        <w:shd w:fill="FFF5E6"/>
+      </w:pPr>
+      <w:r>
+        <w:rPr>
+          <w:b w:val="0"/>
+        </w:rPr>
+        <w:t xml:space="preserve">Read the labelled picture: Which original information should the inspection log preserve? Point to the relevant step in the picture, then write the changed result and the rule or </w:t>
+      </w:r>
+      <w:r>
+        <w:rPr>
+          <w:b/>
+        </w:rPr>
+        <w:t>evidence</w:t>
+      </w:r>
+      <w:r>
+        <w:rPr>
+          <w:b w:val="0"/>
+        </w:rPr>
+        <w:t xml:space="preserve"> that supports it.</w:t>
+      </w:r>
+    </w:p>
+    <w:p>
+      <w:pPr>
+        <w:pStyle w:val="Heading3"/>
+      </w:pPr>
+      <w:r>
+        <w:t>Keep the stated limit</w:t>
+      </w:r>
+    </w:p>
+    <w:p>
+      <w:pPr>
+        <w:spacing w:line="336" w:lineRule="auto" w:after="180"/>
+        <w:shd w:fill="FFF5E6"/>
+      </w:pPr>
+      <w:r>
+        <w:rPr>
+          <w:b w:val="0"/>
+        </w:rPr>
+        <w:t xml:space="preserve">Change one thing: The teacher confirms B’s second row is an accidental </w:t>
+      </w:r>
+      <w:r>
+        <w:rPr>
+          <w:b/>
+        </w:rPr>
+        <w:t>duplicate</w:t>
+      </w:r>
+      <w:r>
+        <w:rPr>
+          <w:b w:val="0"/>
+        </w:rPr>
+        <w:t>. Predict the result before checking the explanation. What remains the same?</w:t>
       </w:r>
     </w:p>
     <w:p>
@@ -2360,6 +3726,26 @@
     </w:p>
     <w:p>
       <w:r>
+        <w:t>Find the unsupported step in the Inspect Before Modeling claim and explain a repair using the supplied evidence.</w:t>
+      </w:r>
+    </w:p>
+    <w:p>
+      <w:pPr>
+        <w:pStyle w:val="Heading3"/>
+      </w:pPr>
+      <w:r>
+        <w:t>Find the first error</w:t>
+      </w:r>
+    </w:p>
+    <w:p>
+      <w:pPr>
+        <w:spacing w:line="336" w:lineRule="auto" w:after="180"/>
+        <w:shd w:fill="FFF5E6"/>
+      </w:pPr>
+      <w:r>
+        <w:rPr>
+          <w:b w:val="0"/>
+        </w:rPr>
         <w:t>ERROR DETECTIVE</w:t>
       </w:r>
     </w:p>
@@ -2372,7 +3758,13 @@
       </w:r>
     </w:p>
     <w:p>
-      <w:r>
+      <w:pPr>
+        <w:spacing w:line="336" w:lineRule="auto" w:after="180"/>
+      </w:pPr>
+      <w:r>
+        <w:rPr>
+          <w:b w:val="0"/>
+        </w:rPr>
         <w:t>Do not patch the answer. Find the earliest unsupported assumption, data problem, or experiment error.</w:t>
       </w:r>
     </w:p>
@@ -2623,12 +4015,25 @@
       </w:tr>
     </w:tbl>
     <w:p>
-      <w:r>
+      <w:pPr>
+        <w:spacing w:line="336" w:lineRule="auto" w:after="180"/>
+        <w:shd w:fill="FFF5E6"/>
+      </w:pPr>
+      <w:r>
+        <w:rPr>
+          <w:b w:val="0"/>
+        </w:rPr>
         <w:t>CLAIM TO CHALLENGE  A model will automatically ignore harmless data-quality problems.</w:t>
       </w:r>
     </w:p>
     <w:p>
-      <w:r>
+      <w:pPr>
+        <w:spacing w:line="336" w:lineRule="auto" w:after="180"/>
+      </w:pPr>
+      <w:r>
+        <w:rPr>
+          <w:b w:val="0"/>
+        </w:rPr>
         <w:t>Diagnose one cause and name the cleanest next experiment:</w:t>
       </w:r>
     </w:p>
@@ -2641,20 +4046,86 @@
       </w:r>
     </w:p>
     <w:p>
-      <w:r>
-        <w:t>A complete-looking card does not prove the table is accurate or suitable for a model. It makes claims and unanswered questions reviewable. Report raw counts separately from any later accepted subset, with explicit rules for missing, invalid and repeated records. Do not silently change denominators after cleaning.</w:t>
-      </w:r>
-    </w:p>
-    <w:p>
-      <w:r>
-        <w:t>For this exercise, zero is allowed and unknown is not zero. That is a stated schema choice, not a universal rule for all duration datasets. In a real task, measurement resolution and event definitions determine which values make sense. Dataset inspection also does not replace protecting held out data from model choices.</w:t>
-      </w:r>
-    </w:p>
-    <w:p>
       <w:pPr>
         <w:pStyle w:val="Heading3"/>
       </w:pPr>
       <w:r>
+        <w:t>Check the claim against the facts</w:t>
+      </w:r>
+    </w:p>
+    <w:p>
+      <w:pPr>
+        <w:spacing w:line="336" w:lineRule="auto" w:after="180"/>
+        <w:shd w:fill="FFF5E6"/>
+      </w:pPr>
+      <w:r>
+        <w:rPr>
+          <w:b w:val="0"/>
+        </w:rPr>
+        <w:t>A complete-looking card does not prove the table is accurate or suitable for a model. It makes claims and unanswered questions reviewable.</w:t>
+      </w:r>
+    </w:p>
+    <w:p>
+      <w:pPr>
+        <w:spacing w:line="336" w:lineRule="auto" w:after="180"/>
+        <w:shd w:fill="FFF5E6"/>
+      </w:pPr>
+      <w:r>
+        <w:rPr>
+          <w:b w:val="0"/>
+        </w:rPr>
+        <w:t>Report raw counts separately from any later accepted subset, with explicit rules for missing, invalid and repeated records. Do not silently change denominators after cleaning.</w:t>
+      </w:r>
+    </w:p>
+    <w:p>
+      <w:pPr>
+        <w:pStyle w:val="Heading3"/>
+      </w:pPr>
+      <w:r>
+        <w:t>Check the claim against the facts</w:t>
+      </w:r>
+    </w:p>
+    <w:p>
+      <w:pPr>
+        <w:spacing w:line="336" w:lineRule="auto" w:after="180"/>
+        <w:shd w:fill="FFF5E6"/>
+      </w:pPr>
+      <w:r>
+        <w:rPr>
+          <w:b w:val="0"/>
+        </w:rPr>
+        <w:t xml:space="preserve">For this exercise, zero is allowed and unknown is not zero. That is a stated </w:t>
+      </w:r>
+      <w:r>
+        <w:rPr>
+          <w:b/>
+        </w:rPr>
+        <w:t>schema</w:t>
+      </w:r>
+      <w:r>
+        <w:rPr>
+          <w:b w:val="0"/>
+        </w:rPr>
+        <w:t xml:space="preserve"> choice, not a universal rule for all duration datasets.</w:t>
+      </w:r>
+    </w:p>
+    <w:p>
+      <w:pPr>
+        <w:spacing w:line="336" w:lineRule="auto" w:after="180"/>
+        <w:shd w:fill="FFF5E6"/>
+      </w:pPr>
+      <w:r>
+        <w:rPr>
+          <w:b w:val="0"/>
+        </w:rPr>
+        <w:t>In a real task, measurement resolution and event definitions determine which values make sense. Dataset inspection also does not replace protecting held out data from model choices.</w:t>
+      </w:r>
+    </w:p>
+    <w:p>
+      <w:pPr>
+        <w:pStyle w:val="Heading3"/>
+      </w:pPr>
+      <w:r>
         <w:t>A card says the dataset is ready because it has no empty cells. Name two checks that claim misses, then write a more accurate statement about Robot practice v1.</w:t>
       </w:r>
     </w:p>
@@ -2692,8 +4163,38 @@
       </w:r>
     </w:p>
     <w:p>
-      <w:r>
-        <w:t>Correct conversion does not establish that the sources measured the same activity, used the same start and stop rules, or are accurate. Provenance helps someone investigate those differences.</w:t>
+      <w:pPr>
+        <w:spacing w:line="336" w:lineRule="auto" w:after="180"/>
+      </w:pPr>
+      <w:r>
+        <w:rPr>
+          <w:b w:val="0"/>
+        </w:rPr>
+        <w:t xml:space="preserve">Correct </w:t>
+      </w:r>
+      <w:r>
+        <w:rPr>
+          <w:b/>
+        </w:rPr>
+        <w:t>conversion</w:t>
+      </w:r>
+      <w:r>
+        <w:rPr>
+          <w:b w:val="0"/>
+        </w:rPr>
+        <w:t xml:space="preserve"> does not establish that the sources measured the same activity, used the same start and stop rules, or are accurate. </w:t>
+      </w:r>
+      <w:r>
+        <w:rPr>
+          <w:b/>
+        </w:rPr>
+        <w:t>Provenance</w:t>
+      </w:r>
+      <w:r>
+        <w:rPr>
+          <w:b w:val="0"/>
+        </w:rPr>
+        <w:t xml:space="preserve"> helps someone investigate those differences.</w:t>
       </w:r>
     </w:p>
     <w:p>
@@ -2744,6 +4245,17 @@
     </w:p>
     <w:p>
       <w:r>
+        <w:t>Practise Inspect Before Modeling with support, then explain the deciding step in your own words.</w:t>
+      </w:r>
+    </w:p>
+    <w:p>
+      <w:pPr>
+        <w:spacing w:line="336" w:lineRule="auto" w:after="180"/>
+      </w:pPr>
+      <w:r>
+        <w:rPr>
+          <w:b/>
+        </w:rPr>
         <w:t>ML STUDIO</w:t>
       </w:r>
     </w:p>
@@ -2756,7 +4268,13 @@
       </w:r>
     </w:p>
     <w:p>
-      <w:r>
+      <w:pPr>
+        <w:spacing w:line="336" w:lineRule="auto" w:after="180"/>
+      </w:pPr>
+      <w:r>
+        <w:rPr>
+          <w:b w:val="0"/>
+        </w:rPr>
         <w:t>A trustworthy result can be reproduced from the recorded data, code, settings, and evaluation rule.</w:t>
       </w:r>
     </w:p>
@@ -2805,37 +4323,106 @@
       </w:r>
     </w:p>
     <w:p>
-      <w:r>
+      <w:pPr>
+        <w:pStyle w:val="Heading3"/>
+      </w:pPr>
+      <w:r>
+        <w:t>Question to explain</w:t>
+      </w:r>
+    </w:p>
+    <w:p>
+      <w:pPr>
+        <w:spacing w:line="336" w:lineRule="auto" w:after="180"/>
+        <w:shd w:fill="F5F1FB"/>
+      </w:pPr>
+      <w:r>
+        <w:rPr>
+          <w:b w:val="0"/>
+        </w:rPr>
         <w:t>QUESTION + intended use + success threshold</w:t>
       </w:r>
     </w:p>
     <w:p>
-      <w:r>
+      <w:pPr>
+        <w:spacing w:line="336" w:lineRule="auto" w:after="180"/>
+      </w:pPr>
+      <w:r>
+        <w:rPr>
+          <w:b w:val="0"/>
+        </w:rPr>
         <w:t>DATA version + grouped split + leakage check</w:t>
       </w:r>
     </w:p>
     <w:p>
-      <w:r>
-        <w:t>CODE/preprocessing + features + model + settings + seed</w:t>
-      </w:r>
-    </w:p>
-    <w:p>
-      <w:r>
+      <w:pPr>
+        <w:spacing w:line="336" w:lineRule="auto" w:after="180"/>
+      </w:pPr>
+      <w:r>
+        <w:rPr>
+          <w:b w:val="0"/>
+        </w:rPr>
+        <w:t>CODE/pre</w:t>
+      </w:r>
+      <w:r>
+        <w:rPr>
+          <w:b/>
+        </w:rPr>
+        <w:t>process</w:t>
+      </w:r>
+      <w:r>
+        <w:rPr>
+          <w:b w:val="0"/>
+        </w:rPr>
+        <w:t>ing + features + model + settings + seed</w:t>
+      </w:r>
+    </w:p>
+    <w:p>
+      <w:pPr>
+        <w:spacing w:line="336" w:lineRule="auto" w:after="180"/>
+      </w:pPr>
+      <w:r>
+        <w:rPr>
+          <w:b w:val="0"/>
+        </w:rPr>
         <w:t>METRICS + positive class + units + denominators</w:t>
       </w:r>
     </w:p>
     <w:p>
-      <w:r>
-        <w:t>PREDICTIONS + errors + subgroup slices + limitations</w:t>
-      </w:r>
-    </w:p>
-    <w:p>
-      <w:r>
+      <w:pPr>
+        <w:spacing w:line="336" w:lineRule="auto" w:after="180"/>
+      </w:pPr>
+      <w:r>
+        <w:rPr>
+          <w:b/>
+        </w:rPr>
+        <w:t>PREDICTION</w:t>
+      </w:r>
+      <w:r>
+        <w:rPr>
+          <w:b w:val="0"/>
+        </w:rPr>
+        <w:t>S + errors + subgroup slices + limitations</w:t>
+      </w:r>
+    </w:p>
+    <w:p>
+      <w:pPr>
+        <w:spacing w:line="336" w:lineRule="auto" w:after="180"/>
+      </w:pPr>
+      <w:r>
+        <w:rPr>
+          <w:b w:val="0"/>
+        </w:rPr>
         <w:t>HUMAN reviewer + release, revise, limit, or stop decision</w:t>
       </w:r>
     </w:p>
     <w:p>
-      <w:r>
+      <w:pPr>
+        <w:spacing w:line="336" w:lineRule="auto" w:after="180"/>
+      </w:pPr>
+      <w:r>
+        <w:rPr>
+          <w:b w:val="0"/>
+        </w:rPr>
         <w:t>Write the minimum record needed to reproduce today's result:</w:t>
       </w:r>
     </w:p>
@@ -2848,13 +4435,71 @@
       </w:r>
     </w:p>
     <w:p>
-      <w:r>
-        <w:t>A learner replaces both None values with 0 and removes the negative sign from -2. The table now passes a simple nonnegative check, but those edits invent durations. Keep the original values, record the reason for each flag, and check the source. If a correction is supported, save a new version with the original value, corrected value and reason. If not, keep the uncertainty visible.</w:t>
-      </w:r>
-    </w:p>
-    <w:p>
-      <w:r>
-        <w:t>Another learner says all robot trips are covered because every row says indoor. A dataset card should instead state that outdoor trips are absent and that the data is fictional. Extra copies of existing rows do not create new conditions or new independent evidence.</w:t>
+      <w:pPr>
+        <w:spacing w:line="336" w:lineRule="auto" w:after="180"/>
+      </w:pPr>
+      <w:r>
+        <w:rPr>
+          <w:b w:val="0"/>
+        </w:rPr>
+        <w:t>A learner replaces both None values with 0 and removes the negative sign from -2. The table now passes a simple nonnegative check, but those edits invent durations.</w:t>
+      </w:r>
+    </w:p>
+    <w:p>
+      <w:pPr>
+        <w:spacing w:line="336" w:lineRule="auto" w:after="180"/>
+      </w:pPr>
+      <w:r>
+        <w:rPr>
+          <w:b w:val="0"/>
+        </w:rPr>
+        <w:t>Keep the original values, record the reason for each flag, and check the source. If a correction is supported, save a new version with the original value, corrected value and reason. If not, keep the uncertainty visible.</w:t>
+      </w:r>
+    </w:p>
+    <w:p>
+      <w:pPr>
+        <w:spacing w:line="336" w:lineRule="auto" w:after="180"/>
+      </w:pPr>
+      <w:r>
+        <w:rPr>
+          <w:b w:val="0"/>
+        </w:rPr>
+        <w:t xml:space="preserve">Another learner says all robot trips are covered because every row says indoor. A </w:t>
+      </w:r>
+      <w:r>
+        <w:rPr>
+          <w:b/>
+        </w:rPr>
+        <w:t>dataset card</w:t>
+      </w:r>
+      <w:r>
+        <w:rPr>
+          <w:b w:val="0"/>
+        </w:rPr>
+        <w:t xml:space="preserve"> should instead state that outdoor trips are absent and that the data is fictional.</w:t>
+      </w:r>
+    </w:p>
+    <w:p>
+      <w:pPr>
+        <w:spacing w:line="336" w:lineRule="auto" w:after="180"/>
+      </w:pPr>
+      <w:r>
+        <w:rPr>
+          <w:b w:val="0"/>
+        </w:rPr>
+        <w:t xml:space="preserve">Extra copies of existing rows do not create new conditions or new independent </w:t>
+      </w:r>
+      <w:r>
+        <w:rPr>
+          <w:b/>
+        </w:rPr>
+        <w:t>evidence</w:t>
+      </w:r>
+      <w:r>
+        <w:rPr>
+          <w:b w:val="0"/>
+        </w:rPr>
+        <w:t>.</w:t>
       </w:r>
     </w:p>
     <w:p>
@@ -2866,8 +4511,26 @@
       </w:r>
     </w:p>
     <w:p>
-      <w:r>
-        <w:t>Comparing raw 180 to raw 4 ignores their units. Dividing 4 by 60 without checking its unit is also wrong: it was already minutes. Branch on the documented unit and keep a conversion note.</w:t>
+      <w:pPr>
+        <w:spacing w:line="336" w:lineRule="auto" w:after="180"/>
+      </w:pPr>
+      <w:r>
+        <w:rPr>
+          <w:b w:val="0"/>
+        </w:rPr>
+        <w:t xml:space="preserve">Comparing raw 180 to raw 4 ignores their units. Dividing 4 by 60 without checking its unit is also wrong: it was already minutes. Branch on the documented unit and keep a </w:t>
+      </w:r>
+      <w:r>
+        <w:rPr>
+          <w:b/>
+        </w:rPr>
+        <w:t>conversion</w:t>
+      </w:r>
+      <w:r>
+        <w:rPr>
+          <w:b w:val="0"/>
+        </w:rPr>
+        <w:t xml:space="preserve"> note.</w:t>
       </w:r>
     </w:p>
     <w:p>
@@ -2879,8 +4542,26 @@
       </w:r>
     </w:p>
     <w:p>
-      <w:r>
-        <w:t>Use workbook W2 for the connected example “Dataset inspection and cards”. First fill the input and rule boxes. Try the middle steps before asking for a hint. After a hint, try the next step yourself.</w:t>
+      <w:pPr>
+        <w:spacing w:line="336" w:lineRule="auto" w:after="180"/>
+      </w:pPr>
+      <w:r>
+        <w:rPr>
+          <w:b w:val="0"/>
+        </w:rPr>
+        <w:t xml:space="preserve">Use workbook W2 for the connected example “Dataset inspection and cards”. First fill the </w:t>
+      </w:r>
+      <w:r>
+        <w:rPr>
+          <w:b/>
+        </w:rPr>
+        <w:t>input</w:t>
+      </w:r>
+      <w:r>
+        <w:rPr>
+          <w:b w:val="0"/>
+        </w:rPr>
+        <w:t xml:space="preserve"> and rule boxes. Try the middle steps before asking for a hint. After a hint, try the next step yourself.</w:t>
       </w:r>
     </w:p>
     <w:tbl>
@@ -2963,7 +4644,13 @@
       </w:tr>
     </w:tbl>
     <w:p>
-      <w:r>
+      <w:pPr>
+        <w:spacing w:line="336" w:lineRule="auto" w:after="180"/>
+      </w:pPr>
+      <w:r>
+        <w:rPr>
+          <w:b w:val="0"/>
+        </w:rPr>
         <w:t>Explain your trace to a partner. Your partner points to one step to check. Swap roles on the next case. Each person writes their own explanation.</w:t>
       </w:r>
     </w:p>
@@ -2976,12 +4663,35 @@
       </w:r>
     </w:p>
     <w:p>
-      <w:r>
-        <w:t>Use the worked case for Dataset inspection and cards. Proposed explanation: “A complete card certifies data quality”. Decide whether this explanation is supported. Point to the step or supplied fact that decides; explain your repair if needed.</w:t>
-      </w:r>
-    </w:p>
-    <w:p>
-      <w:r>
+      <w:pPr>
+        <w:spacing w:line="336" w:lineRule="auto" w:after="180"/>
+      </w:pPr>
+      <w:r>
+        <w:rPr>
+          <w:b w:val="0"/>
+        </w:rPr>
+        <w:t>Use the worked case for Dataset inspection and cards. Proposed explanation: “A complete card certifies data quality”. Decide whether this explanation is supported.</w:t>
+      </w:r>
+    </w:p>
+    <w:p>
+      <w:pPr>
+        <w:spacing w:line="336" w:lineRule="auto" w:after="180"/>
+      </w:pPr>
+      <w:r>
+        <w:rPr>
+          <w:b w:val="0"/>
+        </w:rPr>
+        <w:t>Point to the step or supplied fact that decides; explain your repair if needed.</w:t>
+      </w:r>
+    </w:p>
+    <w:p>
+      <w:pPr>
+        <w:spacing w:line="336" w:lineRule="auto" w:after="180"/>
+      </w:pPr>
+      <w:r>
+        <w:rPr>
+          <w:b w:val="0"/>
+        </w:rPr>
         <w:t>Answer on your own before discussion. If you are unsure, say which step you need help with.</w:t>
       </w:r>
     </w:p>
@@ -2994,8 +4704,26 @@
       </w:r>
     </w:p>
     <w:p>
-      <w:r>
-        <w:t>Use its named workbook W2. Identify the given inputs, try the middle steps with less help, then explain your trace. Check this claim before group discussion: A successful run proves the conclusion</w:t>
+      <w:pPr>
+        <w:spacing w:line="336" w:lineRule="auto" w:after="180"/>
+      </w:pPr>
+      <w:r>
+        <w:rPr>
+          <w:b w:val="0"/>
+        </w:rPr>
+        <w:t xml:space="preserve">Use its named workbook W2. Identify the given </w:t>
+      </w:r>
+      <w:r>
+        <w:rPr>
+          <w:b/>
+        </w:rPr>
+        <w:t>input</w:t>
+      </w:r>
+      <w:r>
+        <w:rPr>
+          <w:b w:val="0"/>
+        </w:rPr>
+        <w:t>s, try the middle steps with less help, then explain your trace. Check this claim before group discussion: A successful run proves the conclusion</w:t>
       </w:r>
     </w:p>
     <w:p>
@@ -3007,8 +4735,26 @@
       </w:r>
     </w:p>
     <w:p>
-      <w:r>
-        <w:t>Which original information should the inspection log preserve? Point to the relevant step in the picture, then write the changed result and the rule or evidence that supports it.</w:t>
+      <w:pPr>
+        <w:spacing w:line="336" w:lineRule="auto" w:after="180"/>
+      </w:pPr>
+      <w:r>
+        <w:rPr>
+          <w:b w:val="0"/>
+        </w:rPr>
+        <w:t xml:space="preserve">Which original information should the inspection log preserve? Point to the relevant step in the picture, then write the changed result and the rule or </w:t>
+      </w:r>
+      <w:r>
+        <w:rPr>
+          <w:b/>
+        </w:rPr>
+        <w:t>evidence</w:t>
+      </w:r>
+      <w:r>
+        <w:rPr>
+          <w:b w:val="0"/>
+        </w:rPr>
+        <w:t xml:space="preserve"> that supports it.</w:t>
       </w:r>
     </w:p>
     <w:p>
@@ -3040,7 +4786,13 @@
       </w:r>
     </w:p>
     <w:p>
-      <w:r>
+      <w:pPr>
+        <w:spacing w:line="336" w:lineRule="auto" w:after="180"/>
+      </w:pPr>
+      <w:r>
+        <w:rPr>
+          <w:b w:val="0"/>
+        </w:rPr>
         <w:t>This is supported practice. Keep the separately named independent case for an attempt before feedback.</w:t>
       </w:r>
     </w:p>
@@ -3054,7 +4806,24 @@
     </w:p>
     <w:p>
       <w:r>
-        <w:t>EVIDENCE LAB</w:t>
+        <w:t>Investigate Inspect Before Modeling. Record the prediction, actual observation or labelled paper trace, explanation and next test separately.</w:t>
+      </w:r>
+    </w:p>
+    <w:p>
+      <w:pPr>
+        <w:spacing w:line="336" w:lineRule="auto" w:after="180"/>
+      </w:pPr>
+      <w:r>
+        <w:rPr>
+          <w:b/>
+        </w:rPr>
+        <w:t>EVIDENCE</w:t>
+      </w:r>
+      <w:r>
+        <w:rPr>
+          <w:b/>
+        </w:rPr>
+        <w:t xml:space="preserve"> LAB</w:t>
       </w:r>
     </w:p>
     <w:p>
@@ -3066,7 +4835,13 @@
       </w:r>
     </w:p>
     <w:p>
-      <w:r>
+      <w:pPr>
+        <w:spacing w:line="336" w:lineRule="auto" w:after="180"/>
+      </w:pPr>
+      <w:r>
+        <w:rPr>
+          <w:b w:val="0"/>
+        </w:rPr>
         <w:t>Keep the test conditions fixed, record every result, and change only one planned factor.</w:t>
       </w:r>
     </w:p>
@@ -3107,27 +4882,98 @@
       </w:r>
     </w:p>
     <w:p>
-      <w:r>
-        <w:t>1.  Write the hypothesis and expected evidence before running.</w:t>
-      </w:r>
-    </w:p>
-    <w:p>
-      <w:r>
-        <w:t>2.  Data Triage: calculate missing counts, flag ranges, find duplicates, and write a keep/repair/exclude reason for each issue.</w:t>
-      </w:r>
-    </w:p>
-    <w:p>
-      <w:r>
+      <w:pPr>
+        <w:spacing w:line="336" w:lineRule="auto" w:after="180"/>
+        <w:shd w:fill="F4F9FC"/>
+      </w:pPr>
+      <w:r>
+        <w:rPr>
+          <w:b w:val="0"/>
+        </w:rPr>
+        <w:t xml:space="preserve">1.  Write the hypothesis and expected </w:t>
+      </w:r>
+      <w:r>
+        <w:rPr>
+          <w:b/>
+        </w:rPr>
+        <w:t>evidence</w:t>
+      </w:r>
+      <w:r>
+        <w:rPr>
+          <w:b w:val="0"/>
+        </w:rPr>
+        <w:t xml:space="preserve"> before running.</w:t>
+      </w:r>
+    </w:p>
+    <w:p>
+      <w:pPr>
+        <w:spacing w:line="336" w:lineRule="auto" w:after="180"/>
+        <w:shd w:fill="F4F9FC"/>
+      </w:pPr>
+      <w:r>
+        <w:rPr>
+          <w:b w:val="0"/>
+        </w:rPr>
+        <w:t xml:space="preserve">2.  Data Triage: calculate missing counts, flag </w:t>
+      </w:r>
+      <w:r>
+        <w:rPr>
+          <w:b/>
+        </w:rPr>
+        <w:t>range</w:t>
+      </w:r>
+      <w:r>
+        <w:rPr>
+          <w:b w:val="0"/>
+        </w:rPr>
+        <w:t xml:space="preserve">s, find </w:t>
+      </w:r>
+      <w:r>
+        <w:rPr>
+          <w:b/>
+        </w:rPr>
+        <w:t>duplicate</w:t>
+      </w:r>
+      <w:r>
+        <w:rPr>
+          <w:b w:val="0"/>
+        </w:rPr>
+        <w:t>s, and write a keep/repair/exclude reason for each issue.</w:t>
+      </w:r>
+    </w:p>
+    <w:p>
+      <w:pPr>
+        <w:spacing w:line="336" w:lineRule="auto" w:after="180"/>
+        <w:shd w:fill="F4F9FC"/>
+      </w:pPr>
+      <w:r>
+        <w:rPr>
+          <w:b w:val="0"/>
+        </w:rPr>
         <w:t>3.  Run one normal, one boundary, one missing, and one shifted case.</w:t>
       </w:r>
     </w:p>
     <w:p>
-      <w:r>
+      <w:pPr>
+        <w:spacing w:line="336" w:lineRule="auto" w:after="180"/>
+        <w:shd w:fill="F4F9FC"/>
+      </w:pPr>
+      <w:r>
+        <w:rPr>
+          <w:b w:val="0"/>
+        </w:rPr>
         <w:t>4.  Calculate the metric from raw counts or row-level errors.</w:t>
       </w:r>
     </w:p>
     <w:p>
-      <w:r>
+      <w:pPr>
+        <w:spacing w:line="336" w:lineRule="auto" w:after="180"/>
+        <w:shd w:fill="F4F9FC"/>
+      </w:pPr>
+      <w:r>
+        <w:rPr>
+          <w:b w:val="0"/>
+        </w:rPr>
         <w:t>5.  Interpret what changed, what did not, and what remains unsafe or unknown.</w:t>
       </w:r>
     </w:p>
@@ -3385,7 +5231,13 @@
       </w:r>
     </w:p>
     <w:p>
-      <w:r>
+      <w:pPr>
+        <w:spacing w:line="336" w:lineRule="auto" w:after="180"/>
+      </w:pPr>
+      <w:r>
+        <w:rPr>
+          <w:b w:val="0"/>
+        </w:rPr>
         <w:t>Before trying: what do I expect, and why? While trying: which step could first go wrong? Afterwards: what did I actually observe, and what should change? Keep “not run” if you only traced the procedure.</w:t>
       </w:r>
     </w:p>
@@ -3399,6 +5251,17 @@
     </w:p>
     <w:p>
       <w:r>
+        <w:t>Move from recall to tracing, diagnosis and transfer in Inspect Before Modeling. Explain why each step is justified.</w:t>
+      </w:r>
+    </w:p>
+    <w:p>
+      <w:pPr>
+        <w:spacing w:line="336" w:lineRule="auto" w:after="180"/>
+      </w:pPr>
+      <w:r>
+        <w:rPr>
+          <w:b/>
+        </w:rPr>
         <w:t>MASTERY</w:t>
       </w:r>
     </w:p>
@@ -3411,8 +5274,26 @@
       </w:r>
     </w:p>
     <w:p>
-      <w:r>
-        <w:t>Move upward only when you can produce evidence without copying the example.</w:t>
+      <w:pPr>
+        <w:spacing w:line="336" w:lineRule="auto" w:after="180"/>
+      </w:pPr>
+      <w:r>
+        <w:rPr>
+          <w:b w:val="0"/>
+        </w:rPr>
+        <w:t xml:space="preserve">Move upward only when you can produce </w:t>
+      </w:r>
+      <w:r>
+        <w:rPr>
+          <w:b/>
+        </w:rPr>
+        <w:t>evidence</w:t>
+      </w:r>
+      <w:r>
+        <w:rPr>
+          <w:b w:val="0"/>
+        </w:rPr>
+        <w:t xml:space="preserve"> without copying the example.</w:t>
       </w:r>
     </w:p>
     <w:p>
@@ -3452,42 +5333,167 @@
       </w:r>
     </w:p>
     <w:p>
-      <w:r>
-        <w:t>DEFINE  Use all four terms precisely: shape, range, duplicate, missingness.</w:t>
-      </w:r>
-    </w:p>
-    <w:p>
-      <w:r>
-        <w:t>CALCULATE  Reproduce the worked evidence with units and denominator.</w:t>
-      </w:r>
-    </w:p>
-    <w:p>
-      <w:r>
+      <w:pPr>
+        <w:spacing w:line="336" w:lineRule="auto" w:after="180"/>
+      </w:pPr>
+      <w:r>
+        <w:rPr>
+          <w:b w:val="0"/>
+        </w:rPr>
+        <w:t xml:space="preserve">DEFINE  Use all four terms precisely: </w:t>
+      </w:r>
+      <w:r>
+        <w:rPr>
+          <w:b/>
+        </w:rPr>
+        <w:t>shape</w:t>
+      </w:r>
+      <w:r>
+        <w:rPr>
+          <w:b w:val="0"/>
+        </w:rPr>
+        <w:t xml:space="preserve">, </w:t>
+      </w:r>
+      <w:r>
+        <w:rPr>
+          <w:b/>
+        </w:rPr>
+        <w:t>range</w:t>
+      </w:r>
+      <w:r>
+        <w:rPr>
+          <w:b w:val="0"/>
+        </w:rPr>
+        <w:t xml:space="preserve">, </w:t>
+      </w:r>
+      <w:r>
+        <w:rPr>
+          <w:b/>
+        </w:rPr>
+        <w:t>duplicate</w:t>
+      </w:r>
+      <w:r>
+        <w:rPr>
+          <w:b w:val="0"/>
+        </w:rPr>
+        <w:t xml:space="preserve">, </w:t>
+      </w:r>
+      <w:r>
+        <w:rPr>
+          <w:b/>
+        </w:rPr>
+        <w:t>missingness</w:t>
+      </w:r>
+      <w:r>
+        <w:rPr>
+          <w:b w:val="0"/>
+        </w:rPr>
+        <w:t>.</w:t>
+      </w:r>
+    </w:p>
+    <w:p>
+      <w:pPr>
+        <w:spacing w:line="336" w:lineRule="auto" w:after="180"/>
+      </w:pPr>
+      <w:r>
+        <w:rPr>
+          <w:b w:val="0"/>
+        </w:rPr>
+        <w:t xml:space="preserve">CALCULATE  Reproduce the worked </w:t>
+      </w:r>
+      <w:r>
+        <w:rPr>
+          <w:b/>
+        </w:rPr>
+        <w:t>evidence</w:t>
+      </w:r>
+      <w:r>
+        <w:rPr>
+          <w:b w:val="0"/>
+        </w:rPr>
+        <w:t xml:space="preserve"> with units and denominator.</w:t>
+      </w:r>
+    </w:p>
+    <w:p>
+      <w:pPr>
+        <w:spacing w:line="336" w:lineRule="auto" w:after="180"/>
+        <w:shd w:fill="F4F9FC"/>
+      </w:pPr>
+      <w:r>
+        <w:rPr>
+          <w:b w:val="0"/>
+        </w:rPr>
         <w:t>TRACE  Explain the data, code or decision path.</w:t>
       </w:r>
     </w:p>
     <w:p>
-      <w:r>
+      <w:pPr>
+        <w:spacing w:line="336" w:lineRule="auto" w:after="180"/>
+        <w:shd w:fill="F4F9FC"/>
+      </w:pPr>
+      <w:r>
+        <w:rPr>
+          <w:b w:val="0"/>
+        </w:rPr>
         <w:t>DIAGNOSE  A model will automatically ignore harmless data-quality problems.</w:t>
       </w:r>
     </w:p>
     <w:p>
-      <w:r>
+      <w:pPr>
+        <w:spacing w:line="336" w:lineRule="auto" w:after="180"/>
+        <w:shd w:fill="F4F9FC"/>
+      </w:pPr>
+      <w:r>
+        <w:rPr>
+          <w:b w:val="0"/>
+        </w:rPr>
         <w:t>TRANSFER  Solve a fresh dataset or model case.</w:t>
       </w:r>
     </w:p>
     <w:p>
-      <w:r>
-        <w:t>IMPROVE  Change one cause and rerun fixed evidence.</w:t>
-      </w:r>
-    </w:p>
-    <w:p>
-      <w:r>
+      <w:pPr>
+        <w:spacing w:line="336" w:lineRule="auto" w:after="180"/>
+      </w:pPr>
+      <w:r>
+        <w:rPr>
+          <w:b w:val="0"/>
+        </w:rPr>
+        <w:t xml:space="preserve">IMPROVE  Change one cause and rerun fixed </w:t>
+      </w:r>
+      <w:r>
+        <w:rPr>
+          <w:b/>
+        </w:rPr>
+        <w:t>evidence</w:t>
+      </w:r>
+      <w:r>
+        <w:rPr>
+          <w:b w:val="0"/>
+        </w:rPr>
+        <w:t>.</w:t>
+      </w:r>
+    </w:p>
+    <w:p>
+      <w:pPr>
+        <w:spacing w:line="336" w:lineRule="auto" w:after="180"/>
+        <w:shd w:fill="F4F9FC"/>
+      </w:pPr>
+      <w:r>
+        <w:rPr>
+          <w:b w:val="0"/>
+        </w:rPr>
         <w:t>DEFEND  State intended use, metric, limitation, and human responsibility.</w:t>
       </w:r>
     </w:p>
     <w:p>
-      <w:r>
+      <w:pPr>
+        <w:spacing w:line="336" w:lineRule="auto" w:after="180"/>
+        <w:shd w:fill="F1F6F8"/>
+      </w:pPr>
+      <w:r>
+        <w:rPr>
+          <w:b w:val="0"/>
+        </w:rPr>
         <w:t>MASTERY RULE  A coached calculation becomes mastery only after a different case is completed independently.</w:t>
       </w:r>
     </w:p>
@@ -3501,6 +5507,17 @@
     </w:p>
     <w:p>
       <w:r>
+        <w:t>Apply this week’s idea to Responsible Plant Classifier. Keep an annotated decision and the evidence supporting it.</w:t>
+      </w:r>
+    </w:p>
+    <w:p>
+      <w:pPr>
+        <w:spacing w:line="336" w:lineRule="auto" w:after="180"/>
+      </w:pPr>
+      <w:r>
+        <w:rPr>
+          <w:b/>
+        </w:rPr>
         <w:t>CUMULATIVE PROJECT</w:t>
       </w:r>
     </w:p>
@@ -3513,8 +5530,26 @@
       </w:r>
     </w:p>
     <w:p>
-      <w:r>
-        <w:t>Every week adds one reviewable artifact to the same evidence-based capstone.</w:t>
+      <w:pPr>
+        <w:spacing w:line="336" w:lineRule="auto" w:after="180"/>
+      </w:pPr>
+      <w:r>
+        <w:rPr>
+          <w:b w:val="0"/>
+        </w:rPr>
+        <w:t xml:space="preserve">Every week adds one reviewable artifact to the same </w:t>
+      </w:r>
+      <w:r>
+        <w:rPr>
+          <w:b/>
+        </w:rPr>
+        <w:t>evidence</w:t>
+      </w:r>
+      <w:r>
+        <w:rPr>
+          <w:b w:val="0"/>
+        </w:rPr>
+        <w:t>-based capstone.</w:t>
       </w:r>
     </w:p>
     <w:p>
@@ -3554,43 +5589,110 @@
       </w:r>
     </w:p>
     <w:p>
-      <w:r>
+      <w:pPr>
+        <w:spacing w:line="336" w:lineRule="auto" w:after="180"/>
+        <w:shd w:fill="EDF7F3"/>
+      </w:pPr>
+      <w:r>
+        <w:rPr>
+          <w:b w:val="0"/>
+        </w:rPr>
         <w:t>THIS WEEK'S CHECKPOINT  Audit the Plant Classifier table and attach a data-quality report before any baseline or model is trained.</w:t>
       </w:r>
     </w:p>
     <w:p>
-      <w:r>
+      <w:pPr>
+        <w:spacing w:line="336" w:lineRule="auto" w:after="180"/>
+        <w:shd w:fill="F5F1FB"/>
+      </w:pPr>
+      <w:r>
+        <w:rPr>
+          <w:b w:val="0"/>
+        </w:rPr>
         <w:t>Which requirement or risk does this artifact address?</w:t>
       </w:r>
     </w:p>
     <w:p>
-      <w:r>
+      <w:pPr>
+        <w:spacing w:line="336" w:lineRule="auto" w:after="180"/>
+        <w:shd w:fill="F5F1FB"/>
+      </w:pPr>
+      <w:r>
+        <w:rPr>
+          <w:b w:val="0"/>
+        </w:rPr>
         <w:t>Which dataset, split, code, and metric version does it use?</w:t>
       </w:r>
     </w:p>
     <w:p>
-      <w:r>
+      <w:pPr>
+        <w:spacing w:line="336" w:lineRule="auto" w:after="180"/>
+        <w:shd w:fill="F5F1FB"/>
+      </w:pPr>
+      <w:r>
+        <w:rPr>
+          <w:b w:val="0"/>
+        </w:rPr>
         <w:t>What normal and shifted cases were tested?</w:t>
       </w:r>
     </w:p>
     <w:p>
-      <w:r>
+      <w:pPr>
+        <w:spacing w:line="336" w:lineRule="auto" w:after="180"/>
+        <w:shd w:fill="F5F1FB"/>
+      </w:pPr>
+      <w:r>
+        <w:rPr>
+          <w:b w:val="0"/>
+        </w:rPr>
         <w:t>What remains uncertain or weak?</w:t>
       </w:r>
     </w:p>
     <w:p>
-      <w:r>
+      <w:pPr>
+        <w:spacing w:line="336" w:lineRule="auto" w:after="180"/>
+        <w:shd w:fill="F5F1FB"/>
+      </w:pPr>
+      <w:r>
+        <w:rPr>
+          <w:b w:val="0"/>
+        </w:rPr>
         <w:t>What decision still belongs to a teacher or qualified human?</w:t>
       </w:r>
     </w:p>
     <w:p>
-      <w:r>
+      <w:pPr>
+        <w:spacing w:line="336" w:lineRule="auto" w:after="180"/>
+        <w:shd w:fill="FFF5E6"/>
+      </w:pPr>
+      <w:r>
+        <w:rPr>
+          <w:b w:val="0"/>
+        </w:rPr>
         <w:t>RESPONSIBLE RELEASE  Never use this classroom prototype for medical, pesticide, agricultural, or other consequential decisions.</w:t>
       </w:r>
     </w:p>
     <w:p>
-      <w:r>
-        <w:t>My evidence-linked project decision:</w:t>
+      <w:pPr>
+        <w:spacing w:line="336" w:lineRule="auto" w:after="180"/>
+      </w:pPr>
+      <w:r>
+        <w:rPr>
+          <w:b w:val="0"/>
+        </w:rPr>
+        <w:t xml:space="preserve">My </w:t>
+      </w:r>
+      <w:r>
+        <w:rPr>
+          <w:b/>
+        </w:rPr>
+        <w:t>evidence</w:t>
+      </w:r>
+      <w:r>
+        <w:rPr>
+          <w:b w:val="0"/>
+        </w:rPr>
+        <w:t>-linked project decision:</w:t>
       </w:r>
     </w:p>
     <w:p>
@@ -3602,8 +5704,37 @@
       </w:r>
     </w:p>
     <w:p>
-      <w:r>
-        <w:t>For your Responsible Plant Classifier, save the input, procedure, observed result and limitation of this check. Label this worked example as practice; use a different, previously unreviewed case when checking independent understanding.</w:t>
+      <w:pPr>
+        <w:spacing w:line="336" w:lineRule="auto" w:after="180"/>
+      </w:pPr>
+      <w:r>
+        <w:rPr>
+          <w:b w:val="0"/>
+        </w:rPr>
+        <w:t xml:space="preserve">For your Responsible Plant Classifier, save the </w:t>
+      </w:r>
+      <w:r>
+        <w:rPr>
+          <w:b/>
+        </w:rPr>
+        <w:t>input</w:t>
+      </w:r>
+      <w:r>
+        <w:rPr>
+          <w:b w:val="0"/>
+        </w:rPr>
+        <w:t>, procedure, observed result and limitation of this check.</w:t>
+      </w:r>
+    </w:p>
+    <w:p>
+      <w:pPr>
+        <w:spacing w:line="336" w:lineRule="auto" w:after="180"/>
+      </w:pPr>
+      <w:r>
+        <w:rPr>
+          <w:b w:val="0"/>
+        </w:rPr>
+        <w:t>Label this worked example as practice; use a different, previously unreviewed case when checking independent understanding.</w:t>
       </w:r>
     </w:p>
     <w:p>
@@ -3616,6 +5747,17 @@
     </w:p>
     <w:p>
       <w:r>
+        <w:t>Use a genuinely new case for independent evidence. Previously discussed examples remain practice; use the separately named independent case before feedback.</w:t>
+      </w:r>
+    </w:p>
+    <w:p>
+      <w:pPr>
+        <w:spacing w:line="336" w:lineRule="auto" w:after="180"/>
+      </w:pPr>
+      <w:r>
+        <w:rPr>
+          <w:b/>
+        </w:rPr>
         <w:t>INDEPENDENT PROOF</w:t>
       </w:r>
     </w:p>
@@ -3628,7 +5770,13 @@
       </w:r>
     </w:p>
     <w:p>
-      <w:r>
+      <w:pPr>
+        <w:spacing w:line="336" w:lineRule="auto" w:after="180"/>
+      </w:pPr>
+      <w:r>
+        <w:rPr>
+          <w:b w:val="0"/>
+        </w:rPr>
         <w:t>Complete this with a fresh case after guided practice and compare it with the mastery criteria.</w:t>
       </w:r>
     </w:p>
@@ -3669,48 +5817,156 @@
       </w:r>
     </w:p>
     <w:p>
-      <w:r>
-        <w:t>REQUIRED PROOF  Produce a data-quality report before fitting any model.</w:t>
-      </w:r>
-    </w:p>
-    <w:p>
-      <w:r>
+      <w:pPr>
+        <w:pStyle w:val="Heading3"/>
+      </w:pPr>
+      <w:r>
+        <w:t>What success looks like</w:t>
+      </w:r>
+    </w:p>
+    <w:p>
+      <w:pPr>
+        <w:spacing w:line="336" w:lineRule="auto" w:after="180"/>
+        <w:shd w:fill="EDF7F3"/>
+      </w:pPr>
+      <w:r>
+        <w:rPr>
+          <w:b w:val="0"/>
+        </w:rPr>
+        <w:t xml:space="preserve">REQUIRED PROOF  Produce a data-quality report before </w:t>
+      </w:r>
+      <w:r>
+        <w:rPr>
+          <w:b/>
+        </w:rPr>
+        <w:t>fitting</w:t>
+      </w:r>
+      <w:r>
+        <w:rPr>
+          <w:b w:val="0"/>
+        </w:rPr>
+        <w:t xml:space="preserve"> any model.</w:t>
+      </w:r>
+    </w:p>
+    <w:p>
+      <w:pPr>
+        <w:spacing w:line="336" w:lineRule="auto" w:after="180"/>
+      </w:pPr>
+      <w:r>
+        <w:rPr>
+          <w:b w:val="0"/>
+        </w:rPr>
         <w:t>□ Define the task, feature/target roles, and intended-use boundary.</w:t>
       </w:r>
     </w:p>
     <w:p>
-      <w:r>
+      <w:pPr>
+        <w:spacing w:line="336" w:lineRule="auto" w:after="180"/>
+      </w:pPr>
+      <w:r>
+        <w:rPr>
+          <w:b w:val="0"/>
+        </w:rPr>
         <w:t>□ Show the calculation, code trace, or experiment record.</w:t>
       </w:r>
     </w:p>
     <w:p>
-      <w:r>
+      <w:pPr>
+        <w:spacing w:line="336" w:lineRule="auto" w:after="180"/>
+      </w:pPr>
+      <w:r>
+        <w:rPr>
+          <w:b w:val="0"/>
+        </w:rPr>
         <w:t>□ Test a normal case and one revealing boundary, missing, or shifted case.</w:t>
       </w:r>
     </w:p>
     <w:p>
-      <w:r>
+      <w:pPr>
+        <w:spacing w:line="336" w:lineRule="auto" w:after="180"/>
+      </w:pPr>
+      <w:r>
+        <w:rPr>
+          <w:b w:val="0"/>
+        </w:rPr>
         <w:t>□ Diagnose one failure without changing several factors at once.</w:t>
       </w:r>
     </w:p>
     <w:p>
-      <w:r>
+      <w:pPr>
+        <w:spacing w:line="336" w:lineRule="auto" w:after="180"/>
+      </w:pPr>
+      <w:r>
+        <w:rPr>
+          <w:b w:val="0"/>
+        </w:rPr>
         <w:t>□ Name a limitation, fairness concern, and the human-review action.</w:t>
       </w:r>
     </w:p>
     <w:p>
-      <w:r>
-        <w:t>Independent evidence and defense:</w:t>
-      </w:r>
-    </w:p>
-    <w:p>
-      <w:r>
+      <w:pPr>
+        <w:spacing w:line="336" w:lineRule="auto" w:after="180"/>
+      </w:pPr>
+      <w:r>
+        <w:rPr>
+          <w:b w:val="0"/>
+        </w:rPr>
+        <w:t xml:space="preserve">Independent </w:t>
+      </w:r>
+      <w:r>
+        <w:rPr>
+          <w:b/>
+        </w:rPr>
+        <w:t>evidence</w:t>
+      </w:r>
+      <w:r>
+        <w:rPr>
+          <w:b w:val="0"/>
+        </w:rPr>
+        <w:t xml:space="preserve"> and defense:</w:t>
+      </w:r>
+    </w:p>
+    <w:p>
+      <w:pPr>
+        <w:spacing w:line="336" w:lineRule="auto" w:after="180"/>
+      </w:pPr>
+      <w:r>
+        <w:rPr>
+          <w:b w:val="0"/>
+        </w:rPr>
         <w:t>My level:  □ Not yet  □ With one hint  □ Independently  □ I can teach and defend it</w:t>
       </w:r>
     </w:p>
     <w:p>
-      <w:r>
-        <w:t>NEXT BRIDGE  Carry the experiment evidence into: Label Quality.</w:t>
+      <w:pPr>
+        <w:pStyle w:val="Heading3"/>
+      </w:pPr>
+      <w:r>
+        <w:t>Connect to the next lesson</w:t>
+      </w:r>
+    </w:p>
+    <w:p>
+      <w:pPr>
+        <w:spacing w:line="336" w:lineRule="auto" w:after="180"/>
+        <w:shd w:fill="F1F6F8"/>
+      </w:pPr>
+      <w:r>
+        <w:rPr>
+          <w:b w:val="0"/>
+        </w:rPr>
+        <w:t xml:space="preserve">NEXT BRIDGE  Carry the experiment </w:t>
+      </w:r>
+      <w:r>
+        <w:rPr>
+          <w:b/>
+        </w:rPr>
+        <w:t>evidence</w:t>
+      </w:r>
+      <w:r>
+        <w:rPr>
+          <w:b w:val="0"/>
+        </w:rPr>
+        <w:t xml:space="preserve"> into: Label Quality.</w:t>
       </w:r>
     </w:p>
     <w:p>
@@ -3722,6 +5978,11 @@
       </w:r>
     </w:p>
     <w:p>
+      <w:r>
+        <w:t>Revisit the complete Inspect Before Modeling case for supported practice. Repeated examples do not become fresh assessments.</w:t>
+      </w:r>
+    </w:p>
+    <w:p>
       <w:pPr>
         <w:pStyle w:val="Heading3"/>
       </w:pPr>
@@ -3730,7 +5991,13 @@
       </w:r>
     </w:p>
     <w:p>
-      <w:r>
+      <w:pPr>
+        <w:spacing w:line="336" w:lineRule="auto" w:after="180"/>
+      </w:pPr>
+      <w:r>
+        <w:rPr>
+          <w:b w:val="0"/>
+        </w:rPr>
         <w:t>Use the supplied details to practise the weekly concept before attempting the independent question. This case extends the illustrated lesson.</w:t>
       </w:r>
     </w:p>
@@ -3743,8 +6010,26 @@
       </w:r>
     </w:p>
     <w:p>
-      <w:r>
-        <w:t>Lengths include 5 cm, blank and -3 cm, plus a duplicate photo row.</w:t>
+      <w:pPr>
+        <w:spacing w:line="336" w:lineRule="auto" w:after="180"/>
+      </w:pPr>
+      <w:r>
+        <w:rPr>
+          <w:b w:val="0"/>
+        </w:rPr>
+        <w:t xml:space="preserve">Lengths include 5 cm, blank and -3 cm, plus a </w:t>
+      </w:r>
+      <w:r>
+        <w:rPr>
+          <w:b/>
+        </w:rPr>
+        <w:t>duplicate</w:t>
+      </w:r>
+      <w:r>
+        <w:rPr>
+          <w:b w:val="0"/>
+        </w:rPr>
+        <w:t xml:space="preserve"> photo row.</w:t>
       </w:r>
     </w:p>
     <w:p>
@@ -3756,7 +6041,13 @@
       </w:r>
     </w:p>
     <w:p>
-      <w:r>
+      <w:pPr>
+        <w:spacing w:line="336" w:lineRule="auto" w:after="180"/>
+      </w:pPr>
+      <w:r>
+        <w:rPr>
+          <w:b w:val="0"/>
+        </w:rPr>
         <w:t>Name checks and a deletion risk.</w:t>
       </w:r>
     </w:p>
@@ -3769,8 +6060,38 @@
       </w:r>
     </w:p>
     <w:p>
-      <w:r>
-        <w:t>Check missingness, physical validity, units and duplicate identity. Investigate and document repair. Blind deletion can disproportionately remove a relevant condition.</w:t>
+      <w:pPr>
+        <w:spacing w:line="336" w:lineRule="auto" w:after="180"/>
+      </w:pPr>
+      <w:r>
+        <w:rPr>
+          <w:b w:val="0"/>
+        </w:rPr>
+        <w:t xml:space="preserve">Check </w:t>
+      </w:r>
+      <w:r>
+        <w:rPr>
+          <w:b/>
+        </w:rPr>
+        <w:t>missingness</w:t>
+      </w:r>
+      <w:r>
+        <w:rPr>
+          <w:b w:val="0"/>
+        </w:rPr>
+        <w:t xml:space="preserve">, physical validity, units and </w:t>
+      </w:r>
+      <w:r>
+        <w:rPr>
+          <w:b/>
+        </w:rPr>
+        <w:t>duplicate</w:t>
+      </w:r>
+      <w:r>
+        <w:rPr>
+          <w:b w:val="0"/>
+        </w:rPr>
+        <w:t xml:space="preserve"> identity. Investigate and document repair. Blind deletion can disproportionately remove a relevant condition.</w:t>
       </w:r>
     </w:p>
     <w:p>
@@ -3782,7 +6103,14 @@
       </w:r>
     </w:p>
     <w:p>
-      <w:r>
+      <w:pPr>
+        <w:spacing w:line="336" w:lineRule="auto" w:after="180"/>
+        <w:shd w:fill="F5F1FB"/>
+      </w:pPr>
+      <w:r>
+        <w:rPr>
+          <w:b w:val="0"/>
+        </w:rPr>
         <w:t>Which detail supports the answer, and why does it matter?</w:t>
       </w:r>
     </w:p>
@@ -3960,18 +6288,72 @@
       </w:tr>
     </w:tbl>
     <w:p>
-      <w:r>
-        <w:t>Lengths include 5 cm, blank and -3 cm, plus a duplicate photo row.</w:t>
-      </w:r>
-    </w:p>
-    <w:p>
-      <w:r>
+      <w:pPr>
+        <w:spacing w:line="336" w:lineRule="auto" w:after="180"/>
+      </w:pPr>
+      <w:r>
+        <w:rPr>
+          <w:b w:val="0"/>
+        </w:rPr>
+        <w:t xml:space="preserve">Lengths include 5 cm, blank and -3 cm, plus a </w:t>
+      </w:r>
+      <w:r>
+        <w:rPr>
+          <w:b/>
+        </w:rPr>
+        <w:t>duplicate</w:t>
+      </w:r>
+      <w:r>
+        <w:rPr>
+          <w:b w:val="0"/>
+        </w:rPr>
+        <w:t xml:space="preserve"> photo row.</w:t>
+      </w:r>
+    </w:p>
+    <w:p>
+      <w:pPr>
+        <w:spacing w:line="336" w:lineRule="auto" w:after="180"/>
+      </w:pPr>
+      <w:r>
+        <w:rPr>
+          <w:b w:val="0"/>
+        </w:rPr>
         <w:t>Name checks and a deletion risk.</w:t>
       </w:r>
     </w:p>
     <w:p>
-      <w:r>
-        <w:t>Check missingness, physical validity, units and duplicate identity. Investigate and document repair. Blind deletion can disproportionately remove a relevant condition.</w:t>
+      <w:pPr>
+        <w:spacing w:line="336" w:lineRule="auto" w:after="180"/>
+      </w:pPr>
+      <w:r>
+        <w:rPr>
+          <w:b w:val="0"/>
+        </w:rPr>
+        <w:t xml:space="preserve">Check </w:t>
+      </w:r>
+      <w:r>
+        <w:rPr>
+          <w:b/>
+        </w:rPr>
+        <w:t>missingness</w:t>
+      </w:r>
+      <w:r>
+        <w:rPr>
+          <w:b w:val="0"/>
+        </w:rPr>
+        <w:t xml:space="preserve">, physical validity, units and </w:t>
+      </w:r>
+      <w:r>
+        <w:rPr>
+          <w:b/>
+        </w:rPr>
+        <w:t>duplicate</w:t>
+      </w:r>
+      <w:r>
+        <w:rPr>
+          <w:b w:val="0"/>
+        </w:rPr>
+        <w:t xml:space="preserve"> identity. Investigate and document repair. Blind deletion can disproportionately remove a relevant condition.</w:t>
       </w:r>
     </w:p>
     <w:p>
@@ -3983,6 +6365,11 @@
       </w:r>
     </w:p>
     <w:p>
+      <w:r>
+        <w:t>Attempt the reserved new case before feedback. Record support; the earlier examples below remain additional practice.</w:t>
+      </w:r>
+    </w:p>
+    <w:p>
       <w:pPr>
         <w:pStyle w:val="Heading3"/>
       </w:pPr>
@@ -3991,8 +6378,49 @@
       </w:r>
     </w:p>
     <w:p>
-      <w:r>
-        <w:t>A new fictional indoor trip export has (P,4), (Q,None), (Q,None), (R,-1), (S,6), (T,0), with durations in minutes and the same schema. Count raw rows, distinct IDs, missing durations, negative durations and extra ID occurrences. Identify overlap. Draft a short dataset card stating source, row meaning, unit, findings, unchanged version and one excluded use.</w:t>
+      <w:pPr>
+        <w:spacing w:line="336" w:lineRule="auto" w:after="180"/>
+      </w:pPr>
+      <w:r>
+        <w:rPr>
+          <w:b w:val="0"/>
+        </w:rPr>
+        <w:t xml:space="preserve">A new fictional indoor trip export has (P,4), (Q,None), (Q,None), (R,-1), (S,6), (T,0), with durations in minutes and the same </w:t>
+      </w:r>
+      <w:r>
+        <w:rPr>
+          <w:b/>
+        </w:rPr>
+        <w:t>schema</w:t>
+      </w:r>
+      <w:r>
+        <w:rPr>
+          <w:b w:val="0"/>
+        </w:rPr>
+        <w:t>.</w:t>
+      </w:r>
+    </w:p>
+    <w:p>
+      <w:pPr>
+        <w:spacing w:line="336" w:lineRule="auto" w:after="180"/>
+      </w:pPr>
+      <w:r>
+        <w:rPr>
+          <w:b w:val="0"/>
+        </w:rPr>
+        <w:t xml:space="preserve">Count raw rows, distinct IDs, missing durations, negative durations and extra ID occurrences. Identify overlap. Draft a short </w:t>
+      </w:r>
+      <w:r>
+        <w:rPr>
+          <w:b/>
+        </w:rPr>
+        <w:t>dataset card</w:t>
+      </w:r>
+      <w:r>
+        <w:rPr>
+          <w:b w:val="0"/>
+        </w:rPr>
+        <w:t xml:space="preserve"> stating source, row meaning, unit, findings, unchanged version and one excluded use.</w:t>
       </w:r>
     </w:p>
     <w:p>
@@ -4039,7 +6467,13 @@
       </w:r>
     </w:p>
     <w:p>
-      <w:r>
+      <w:pPr>
+        <w:spacing w:line="336" w:lineRule="auto" w:after="180"/>
+      </w:pPr>
+      <w:r>
+        <w:rPr>
+          <w:b w:val="0"/>
+        </w:rPr>
         <w:t>Attempt this case before feedback. Record any help. Earlier examples below are further practice; a case already practised with feedback cannot establish fresh transfer.</w:t>
       </w:r>
     </w:p>
@@ -4052,18 +6486,42 @@
       </w:r>
     </w:p>
     <w:p>
-      <w:r>
+      <w:pPr>
+        <w:spacing w:line="336" w:lineRule="auto" w:after="180"/>
+      </w:pPr>
+      <w:r>
+        <w:rPr>
+          <w:b w:val="0"/>
+        </w:rPr>
         <w:t>Close the worked explanation. Apply the idea to this different question without copying.</w:t>
       </w:r>
     </w:p>
     <w:p>
-      <w:r>
+      <w:pPr>
+        <w:spacing w:line="336" w:lineRule="auto" w:after="180"/>
+      </w:pPr>
+      <w:r>
+        <w:rPr>
+          <w:b w:val="0"/>
+        </w:rPr>
         <w:t>A table has height_cm values 12, 15, -8 and a blank. Identify two issues and a suitable first action.</w:t>
       </w:r>
     </w:p>
     <w:p>
-      <w:r>
-        <w:t>My answer, with a trace, calculation or supporting evidence</w:t>
+      <w:pPr>
+        <w:spacing w:line="336" w:lineRule="auto" w:after="180"/>
+      </w:pPr>
+      <w:r>
+        <w:rPr>
+          <w:b w:val="0"/>
+        </w:rPr>
+        <w:t xml:space="preserve">My answer, with a trace, calculation or supporting </w:t>
+      </w:r>
+      <w:r>
+        <w:rPr>
+          <w:b/>
+        </w:rPr>
+        <w:t>evidence</w:t>
       </w:r>
     </w:p>
     <w:p>
@@ -4108,13 +6566,37 @@
       </w:r>
     </w:p>
     <w:p>
-      <w:r>
+      <w:pPr>
+        <w:spacing w:line="336" w:lineRule="auto" w:after="180"/>
+      </w:pPr>
+      <w:r>
+        <w:rPr>
+          <w:b w:val="0"/>
+        </w:rPr>
         <w:t>Change one relevant detail. Predict the result before testing. Include a boundary or missing-information case when it helps reveal a limit.</w:t>
       </w:r>
     </w:p>
     <w:p>
-      <w:r>
-        <w:t>My changed input and expected result</w:t>
+      <w:pPr>
+        <w:spacing w:line="336" w:lineRule="auto" w:after="180"/>
+      </w:pPr>
+      <w:r>
+        <w:rPr>
+          <w:b w:val="0"/>
+        </w:rPr>
+        <w:t xml:space="preserve">My changed </w:t>
+      </w:r>
+      <w:r>
+        <w:rPr>
+          <w:b/>
+        </w:rPr>
+        <w:t>input</w:t>
+      </w:r>
+      <w:r>
+        <w:rPr>
+          <w:b w:val="0"/>
+        </w:rPr>
+        <w:t xml:space="preserve"> and expected result</w:t>
       </w:r>
     </w:p>
     <w:p>
@@ -4159,13 +6641,37 @@
       </w:r>
     </w:p>
     <w:p>
-      <w:r>
+      <w:pPr>
+        <w:spacing w:line="336" w:lineRule="auto" w:after="180"/>
+      </w:pPr>
+      <w:r>
+        <w:rPr>
+          <w:b w:val="0"/>
+        </w:rPr>
         <w:t>Audit the Plant Classifier table and attach a data-quality report before any baseline or model is trained.</w:t>
       </w:r>
     </w:p>
     <w:p>
-      <w:r>
-        <w:t>The evidence I will keep</w:t>
+      <w:pPr>
+        <w:spacing w:line="336" w:lineRule="auto" w:after="180"/>
+      </w:pPr>
+      <w:r>
+        <w:rPr>
+          <w:b w:val="0"/>
+        </w:rPr>
+        <w:t xml:space="preserve">The </w:t>
+      </w:r>
+      <w:r>
+        <w:rPr>
+          <w:b/>
+        </w:rPr>
+        <w:t>evidence</w:t>
+      </w:r>
+      <w:r>
+        <w:rPr>
+          <w:b w:val="0"/>
+        </w:rPr>
+        <w:t xml:space="preserve"> I will keep</w:t>
       </w:r>
     </w:p>
     <w:p>
@@ -4202,8 +6708,26 @@
       </w:r>
     </w:p>
     <w:p>
-      <w:r>
-        <w:t>Your teacher has the independent answer and scoring criteria. Complete the matching workbook week to keep your practice evidence together.</w:t>
+      <w:pPr>
+        <w:spacing w:line="336" w:lineRule="auto" w:after="180"/>
+      </w:pPr>
+      <w:r>
+        <w:rPr>
+          <w:b w:val="0"/>
+        </w:rPr>
+        <w:t xml:space="preserve">Your teacher has the independent answer and scoring criteria. Complete the matching workbook week to keep your practice </w:t>
+      </w:r>
+      <w:r>
+        <w:rPr>
+          <w:b/>
+        </w:rPr>
+        <w:t>evidence</w:t>
+      </w:r>
+      <w:r>
+        <w:rPr>
+          <w:b w:val="0"/>
+        </w:rPr>
+        <w:t xml:space="preserve"> together.</w:t>
       </w:r>
     </w:p>
     <w:p>
@@ -4215,7 +6739,13 @@
       </w:r>
     </w:p>
     <w:p>
-      <w:r>
+      <w:pPr>
+        <w:spacing w:line="336" w:lineRule="auto" w:after="180"/>
+      </w:pPr>
+      <w:r>
+        <w:rPr>
+          <w:b w:val="0"/>
+        </w:rPr>
         <w:t>A table contains 8 cm, -2 cm, missing and two copies of the same leaf photo. Propose a separate inspection for each issue.</w:t>
       </w:r>
     </w:p>
@@ -4271,8 +6801,25 @@
       </w:r>
     </w:p>
     <w:p>
-      <w:r>
-        <w:t>Attempt the independent case before hints. Record whether you worked alone, used a hint or followed a model. After feedback, fix the first unsupported step and explain why it changed. A later check uses a changed case, not a copied answer.</w:t>
+      <w:pPr>
+        <w:spacing w:line="336" w:lineRule="auto" w:after="180"/>
+      </w:pPr>
+      <w:r>
+        <w:rPr>
+          <w:b w:val="0"/>
+        </w:rPr>
+        <w:t>Attempt the independent case before hints. Record whether you worked alone, used a hint or followed a model. After feedback, fix the first unsupported step and explain why it changed.</w:t>
+      </w:r>
+    </w:p>
+    <w:p>
+      <w:pPr>
+        <w:spacing w:line="336" w:lineRule="auto" w:after="180"/>
+      </w:pPr>
+      <w:r>
+        <w:rPr>
+          <w:b w:val="0"/>
+        </w:rPr>
+        <w:t>A later check uses a changed case, not a copied answer.</w:t>
       </w:r>
     </w:p>
     <w:p>
@@ -4285,7 +6832,42 @@
     </w:p>
     <w:p>
       <w:r>
-        <w:t>Start with this question: Spot a duplicate, an impossible value and a valid boundary before fitting.</w:t>
+        <w:t>Use this map to navigate Inspect Before Modeling, connect the goals to tasks and keep one evidence record for each attempt.</w:t>
+      </w:r>
+    </w:p>
+    <w:p>
+      <w:pPr>
+        <w:spacing w:line="336" w:lineRule="auto" w:after="180"/>
+      </w:pPr>
+      <w:r>
+        <w:rPr>
+          <w:b w:val="0"/>
+        </w:rPr>
+        <w:t xml:space="preserve">Start with this question: Spot a </w:t>
+      </w:r>
+      <w:r>
+        <w:rPr>
+          <w:b/>
+        </w:rPr>
+        <w:t>duplicate</w:t>
+      </w:r>
+      <w:r>
+        <w:rPr>
+          <w:b w:val="0"/>
+        </w:rPr>
+        <w:t xml:space="preserve">, an impossible value and a valid boundary before </w:t>
+      </w:r>
+      <w:r>
+        <w:rPr>
+          <w:b/>
+        </w:rPr>
+        <w:t>fitting</w:t>
+      </w:r>
+      <w:r>
+        <w:rPr>
+          <w:b w:val="0"/>
+        </w:rPr>
+        <w:t>.</w:t>
       </w:r>
     </w:p>
     <w:tbl>
@@ -4391,13 +6973,61 @@
       </w:tr>
     </w:tbl>
     <w:p>
-      <w:r>
-        <w:t>Remember → watch and explain → try with help → investigate → try independently → keep project evidence. Your teacher may spread this lesson across several classes.</w:t>
-      </w:r>
-    </w:p>
-    <w:p>
-      <w:r>
-        <w:t>Keep your first prediction. Compare it with what the evidence shows and explain any change.</w:t>
+      <w:pPr>
+        <w:spacing w:line="336" w:lineRule="auto" w:after="180"/>
+      </w:pPr>
+      <w:r>
+        <w:rPr>
+          <w:b w:val="0"/>
+        </w:rPr>
+        <w:t xml:space="preserve">Remember → watch and explain → try with help → investigate → try independently → keep project </w:t>
+      </w:r>
+      <w:r>
+        <w:rPr>
+          <w:b/>
+        </w:rPr>
+        <w:t>evidence</w:t>
+      </w:r>
+      <w:r>
+        <w:rPr>
+          <w:b w:val="0"/>
+        </w:rPr>
+        <w:t>. Your teacher may spread this lesson across several classes.</w:t>
+      </w:r>
+    </w:p>
+    <w:p>
+      <w:pPr>
+        <w:spacing w:line="336" w:lineRule="auto" w:after="180"/>
+      </w:pPr>
+      <w:r>
+        <w:rPr>
+          <w:b w:val="0"/>
+        </w:rPr>
+        <w:t xml:space="preserve">Keep your first </w:t>
+      </w:r>
+      <w:r>
+        <w:rPr>
+          <w:b/>
+        </w:rPr>
+        <w:t>prediction</w:t>
+      </w:r>
+      <w:r>
+        <w:rPr>
+          <w:b w:val="0"/>
+        </w:rPr>
+        <w:t xml:space="preserve">. Compare it with what the </w:t>
+      </w:r>
+      <w:r>
+        <w:rPr>
+          <w:b/>
+        </w:rPr>
+        <w:t>evidence</w:t>
+      </w:r>
+      <w:r>
+        <w:rPr>
+          <w:b w:val="0"/>
+        </w:rPr>
+        <w:t xml:space="preserve"> shows and explain any change.</w:t>
       </w:r>
     </w:p>
     <w:p>
@@ -4410,7 +7040,30 @@
     </w:p>
     <w:p>
       <w:r>
-        <w:t>Close your notes. Explain this goal in your own words: Inspect row meaning missing values and repeated records</w:t>
+        <w:t>Explain Inspect Before Modeling without notes, identify a remaining question and plan a later check with a changed case.</w:t>
+      </w:r>
+    </w:p>
+    <w:p>
+      <w:pPr>
+        <w:spacing w:line="336" w:lineRule="auto" w:after="180"/>
+      </w:pPr>
+      <w:r>
+        <w:rPr>
+          <w:b w:val="0"/>
+        </w:rPr>
+        <w:t xml:space="preserve">Close your notes. Explain this goal in your own words: Inspect row meaning </w:t>
+      </w:r>
+      <w:r>
+        <w:rPr>
+          <w:b/>
+        </w:rPr>
+        <w:t>missing value</w:t>
+      </w:r>
+      <w:r>
+        <w:rPr>
+          <w:b w:val="0"/>
+        </w:rPr>
+        <w:t>s and repeated records</w:t>
       </w:r>
     </w:p>
     <w:p>
@@ -4447,13 +7100,61 @@
       </w:r>
     </w:p>
     <w:p>
-      <w:r>
-        <w:t>If you are unsure, return to the worked picture and explain one arrow. If you are ready, change an input or assumption and justify your prediction.</w:t>
-      </w:r>
-    </w:p>
-    <w:p>
-      <w:r>
-        <w:t>Save your workbook evidence. At the next review, try a different case before opening your old answer.</w:t>
+      <w:pPr>
+        <w:spacing w:line="336" w:lineRule="auto" w:after="180"/>
+      </w:pPr>
+      <w:r>
+        <w:rPr>
+          <w:b w:val="0"/>
+        </w:rPr>
+        <w:t xml:space="preserve">If you are unsure, return to the worked picture and explain one arrow. If you are ready, change an </w:t>
+      </w:r>
+      <w:r>
+        <w:rPr>
+          <w:b/>
+        </w:rPr>
+        <w:t>input</w:t>
+      </w:r>
+      <w:r>
+        <w:rPr>
+          <w:b w:val="0"/>
+        </w:rPr>
+        <w:t xml:space="preserve"> or assumption and justify your </w:t>
+      </w:r>
+      <w:r>
+        <w:rPr>
+          <w:b/>
+        </w:rPr>
+        <w:t>prediction</w:t>
+      </w:r>
+      <w:r>
+        <w:rPr>
+          <w:b w:val="0"/>
+        </w:rPr>
+        <w:t>.</w:t>
+      </w:r>
+    </w:p>
+    <w:p>
+      <w:pPr>
+        <w:spacing w:line="336" w:lineRule="auto" w:after="180"/>
+      </w:pPr>
+      <w:r>
+        <w:rPr>
+          <w:b w:val="0"/>
+        </w:rPr>
+        <w:t xml:space="preserve">Save your workbook </w:t>
+      </w:r>
+      <w:r>
+        <w:rPr>
+          <w:b/>
+        </w:rPr>
+        <w:t>evidence</w:t>
+      </w:r>
+      <w:r>
+        <w:rPr>
+          <w:b w:val="0"/>
+        </w:rPr>
+        <w:t>. At the next review, try a different case before opening your old answer.</w:t>
       </w:r>
     </w:p>
     <w:p>
@@ -4466,12 +7167,53 @@
     </w:p>
     <w:p>
       <w:r>
+        <w:t>Attempt supported questions before using hints or feedback. Review a missing building block, then keep the completed work.</w:t>
+      </w:r>
+    </w:p>
+    <w:p>
+      <w:pPr>
+        <w:spacing w:line="336" w:lineRule="auto" w:after="180"/>
+      </w:pPr>
+      <w:r>
+        <w:rPr>
+          <w:b w:val="0"/>
+        </w:rPr>
         <w:t>Use this supported practice once, in the browser or on paper. Keep the reserved independent assessment for a separate first attempt before teacher feedback.</w:t>
       </w:r>
     </w:p>
     <w:p>
-      <w:r>
-        <w:t>Spot a duplicate, an impossible value and a valid boundary before fitting.</w:t>
+      <w:pPr>
+        <w:spacing w:line="336" w:lineRule="auto" w:after="180"/>
+      </w:pPr>
+      <w:r>
+        <w:rPr>
+          <w:b w:val="0"/>
+        </w:rPr>
+        <w:t xml:space="preserve">Spot a </w:t>
+      </w:r>
+      <w:r>
+        <w:rPr>
+          <w:b/>
+        </w:rPr>
+        <w:t>duplicate</w:t>
+      </w:r>
+      <w:r>
+        <w:rPr>
+          <w:b w:val="0"/>
+        </w:rPr>
+        <w:t xml:space="preserve">, an impossible value and a valid boundary before </w:t>
+      </w:r>
+      <w:r>
+        <w:rPr>
+          <w:b/>
+        </w:rPr>
+        <w:t>fitting</w:t>
+      </w:r>
+      <w:r>
+        <w:rPr>
+          <w:b w:val="0"/>
+        </w:rPr>
+        <w:t>.</w:t>
       </w:r>
     </w:p>
     <w:p>
@@ -4483,23 +7225,74 @@
       </w:r>
     </w:p>
     <w:p>
-      <w:r>
-        <w:t>Which labelled step matches this detail? Flag duplicate B and invalid C. Do not count B twice or silently replace C.</w:t>
-      </w:r>
-    </w:p>
-    <w:p>
-      <w:r>
-        <w:t>1. Flag before fitting</w:t>
-      </w:r>
-    </w:p>
-    <w:p>
-      <w:r>
+      <w:pPr>
+        <w:spacing w:line="336" w:lineRule="auto" w:after="180"/>
+      </w:pPr>
+      <w:r>
+        <w:rPr>
+          <w:b w:val="0"/>
+        </w:rPr>
+        <w:t xml:space="preserve">Which labelled step matches this detail? Flag </w:t>
+      </w:r>
+      <w:r>
+        <w:rPr>
+          <w:b/>
+        </w:rPr>
+        <w:t>duplicate</w:t>
+      </w:r>
+      <w:r>
+        <w:rPr>
+          <w:b w:val="0"/>
+        </w:rPr>
+        <w:t xml:space="preserve"> B and invalid C. Do not count B twice or silently replace C.</w:t>
+      </w:r>
+    </w:p>
+    <w:p>
+      <w:pPr>
+        <w:spacing w:line="336" w:lineRule="auto" w:after="180"/>
+        <w:shd w:fill="F4F9FC"/>
+      </w:pPr>
+      <w:r>
+        <w:rPr>
+          <w:b w:val="0"/>
+        </w:rPr>
+        <w:t xml:space="preserve">1. Flag before </w:t>
+      </w:r>
+      <w:r>
+        <w:rPr>
+          <w:b/>
+        </w:rPr>
+        <w:t>fitting</w:t>
+      </w:r>
+    </w:p>
+    <w:p>
+      <w:pPr>
+        <w:spacing w:line="336" w:lineRule="auto" w:after="180"/>
+        <w:shd w:fill="F4F9FC"/>
+      </w:pPr>
+      <w:r>
+        <w:rPr>
+          <w:b w:val="0"/>
+        </w:rPr>
         <w:t>2. Count rows</w:t>
       </w:r>
     </w:p>
     <w:p>
-      <w:r>
-        <w:t>3. Check schema</w:t>
+      <w:pPr>
+        <w:spacing w:line="336" w:lineRule="auto" w:after="180"/>
+        <w:shd w:fill="F4F9FC"/>
+      </w:pPr>
+      <w:r>
+        <w:rPr>
+          <w:b w:val="0"/>
+        </w:rPr>
+        <w:t xml:space="preserve">3. Check </w:t>
+      </w:r>
+      <w:r>
+        <w:rPr>
+          <w:b/>
+        </w:rPr>
+        <w:t>schema</w:t>
       </w:r>
     </w:p>
     <w:p>
@@ -4536,48 +7329,234 @@
       </w:r>
     </w:p>
     <w:p>
-      <w:r>
+      <w:pPr>
+        <w:pStyle w:val="Heading3"/>
+      </w:pPr>
+      <w:r>
+        <w:t>Hint · try first</w:t>
+      </w:r>
+    </w:p>
+    <w:p>
+      <w:pPr>
+        <w:spacing w:line="336" w:lineRule="auto" w:after="180"/>
+        <w:shd w:fill="F1F6F8"/>
+      </w:pPr>
+      <w:r>
+        <w:rPr>
+          <w:b w:val="0"/>
+        </w:rPr>
         <w:t>Hint if needed: Read the steps in the pictorial case. Match the supplied detail to the stage that performs or records it.</w:t>
       </w:r>
     </w:p>
     <w:p>
-      <w:r>
-        <w:t>After your attempt, compare with the supported explanation: Flag before fitting Flag duplicate B and invalid C. Do not count B twice or silently replace C. Read the picture in order. Flag duplicate B and invalid C. Do not count B twice or silently replace C. The arrows show which recorded input or intermediate result each decision uses. Explain the deciding step aloud before checking the changed case; pointing to the final answer alone does not show how it follows.</w:t>
-      </w:r>
-    </w:p>
-    <w:p>
       <w:pPr>
         <w:pStyle w:val="Heading3"/>
       </w:pPr>
       <w:r>
+        <w:t>Feedback · compare after trying</w:t>
+      </w:r>
+    </w:p>
+    <w:p>
+      <w:pPr>
+        <w:spacing w:line="336" w:lineRule="auto" w:after="180"/>
+        <w:shd w:fill="F1F6FC"/>
+      </w:pPr>
+      <w:r>
+        <w:rPr>
+          <w:b w:val="0"/>
+        </w:rPr>
+        <w:t xml:space="preserve">After your attempt, compare with the supported explanation: Flag before </w:t>
+      </w:r>
+      <w:r>
+        <w:rPr>
+          <w:b/>
+        </w:rPr>
+        <w:t>fitting</w:t>
+      </w:r>
+      <w:r>
+        <w:rPr>
+          <w:b w:val="0"/>
+        </w:rPr>
+        <w:t xml:space="preserve"> Flag </w:t>
+      </w:r>
+      <w:r>
+        <w:rPr>
+          <w:b/>
+        </w:rPr>
+        <w:t>duplicate</w:t>
+      </w:r>
+      <w:r>
+        <w:rPr>
+          <w:b w:val="0"/>
+        </w:rPr>
+        <w:t xml:space="preserve"> B and invalid C. Do not count B twice or silently replace C. Read the picture in order. Flag </w:t>
+      </w:r>
+      <w:r>
+        <w:rPr>
+          <w:b/>
+        </w:rPr>
+        <w:t>duplicate</w:t>
+      </w:r>
+      <w:r>
+        <w:rPr>
+          <w:b w:val="0"/>
+        </w:rPr>
+        <w:t xml:space="preserve"> B and invalid C.</w:t>
+      </w:r>
+    </w:p>
+    <w:p>
+      <w:pPr>
+        <w:spacing w:line="336" w:lineRule="auto" w:after="180"/>
+        <w:shd w:fill="F1F6FC"/>
+      </w:pPr>
+      <w:r>
+        <w:rPr>
+          <w:b w:val="0"/>
+        </w:rPr>
+        <w:t xml:space="preserve">Do not count B twice or silently replace C. The arrows show which recorded </w:t>
+      </w:r>
+      <w:r>
+        <w:rPr>
+          <w:b/>
+        </w:rPr>
+        <w:t>input</w:t>
+      </w:r>
+      <w:r>
+        <w:rPr>
+          <w:b w:val="0"/>
+        </w:rPr>
+        <w:t xml:space="preserve"> or intermediate result each decision uses.</w:t>
+      </w:r>
+    </w:p>
+    <w:p>
+      <w:pPr>
+        <w:spacing w:line="336" w:lineRule="auto" w:after="180"/>
+        <w:shd w:fill="F1F6FC"/>
+      </w:pPr>
+      <w:r>
+        <w:rPr>
+          <w:b w:val="0"/>
+        </w:rPr>
+        <w:t>Explain the deciding step aloud before checking the changed case; pointing to the final answer alone does not show how it follows.</w:t>
+      </w:r>
+    </w:p>
+    <w:p>
+      <w:pPr>
+        <w:pStyle w:val="Heading3"/>
+      </w:pPr>
+      <w:r>
         <w:t>Practice 2: explain the deciding evidence</w:t>
       </w:r>
     </w:p>
     <w:p>
-      <w:r>
-        <w:t>Changed-case practice: The teacher confirms B’s second row is an accidental duplicate. Which conclusion is supported by the supplied facts?</w:t>
-      </w:r>
-    </w:p>
-    <w:p>
-      <w:r>
-        <w:t>1. We can decide the result without examining the changed input or the procedure.</w:t>
-      </w:r>
-    </w:p>
-    <w:p>
-      <w:r>
-        <w:t>2. This one example guarantees correct results for every future input.</w:t>
-      </w:r>
-    </w:p>
-    <w:p>
-      <w:r>
-        <w:t>3. Remove that duplicate with a recorded reason; C still needs correction or explicit exclusion.</w:t>
-      </w:r>
-    </w:p>
-    <w:p>
       <w:pPr>
         <w:pStyle w:val="Heading3"/>
       </w:pPr>
       <w:r>
+        <w:t>Changed case · predict first</w:t>
+      </w:r>
+    </w:p>
+    <w:p>
+      <w:pPr>
+        <w:spacing w:line="336" w:lineRule="auto" w:after="180"/>
+        <w:shd w:fill="F5F1FB"/>
+      </w:pPr>
+      <w:r>
+        <w:rPr>
+          <w:b w:val="0"/>
+        </w:rPr>
+        <w:t xml:space="preserve">Changed-case practice: The teacher confirms B’s second row is an accidental </w:t>
+      </w:r>
+      <w:r>
+        <w:rPr>
+          <w:b/>
+        </w:rPr>
+        <w:t>duplicate</w:t>
+      </w:r>
+      <w:r>
+        <w:rPr>
+          <w:b w:val="0"/>
+        </w:rPr>
+        <w:t>. Which conclusion is supported by the supplied facts?</w:t>
+      </w:r>
+    </w:p>
+    <w:p>
+      <w:pPr>
+        <w:spacing w:line="336" w:lineRule="auto" w:after="180"/>
+        <w:shd w:fill="F4F9FC"/>
+      </w:pPr>
+      <w:r>
+        <w:rPr>
+          <w:b w:val="0"/>
+        </w:rPr>
+        <w:t xml:space="preserve">1. We can decide the result without examining the changed </w:t>
+      </w:r>
+      <w:r>
+        <w:rPr>
+          <w:b/>
+        </w:rPr>
+        <w:t>input</w:t>
+      </w:r>
+      <w:r>
+        <w:rPr>
+          <w:b w:val="0"/>
+        </w:rPr>
+        <w:t xml:space="preserve"> or the procedure.</w:t>
+      </w:r>
+    </w:p>
+    <w:p>
+      <w:pPr>
+        <w:spacing w:line="336" w:lineRule="auto" w:after="180"/>
+        <w:shd w:fill="F4F9FC"/>
+      </w:pPr>
+      <w:r>
+        <w:rPr>
+          <w:b w:val="0"/>
+        </w:rPr>
+        <w:t xml:space="preserve">2. This one example guarantees correct results for every future </w:t>
+      </w:r>
+      <w:r>
+        <w:rPr>
+          <w:b/>
+        </w:rPr>
+        <w:t>input</w:t>
+      </w:r>
+      <w:r>
+        <w:rPr>
+          <w:b w:val="0"/>
+        </w:rPr>
+        <w:t>.</w:t>
+      </w:r>
+    </w:p>
+    <w:p>
+      <w:pPr>
+        <w:spacing w:line="336" w:lineRule="auto" w:after="180"/>
+        <w:shd w:fill="F4F9FC"/>
+      </w:pPr>
+      <w:r>
+        <w:rPr>
+          <w:b w:val="0"/>
+        </w:rPr>
+        <w:t xml:space="preserve">3. Remove that </w:t>
+      </w:r>
+      <w:r>
+        <w:rPr>
+          <w:b/>
+        </w:rPr>
+        <w:t>duplicate</w:t>
+      </w:r>
+      <w:r>
+        <w:rPr>
+          <w:b w:val="0"/>
+        </w:rPr>
+        <w:t xml:space="preserve"> with a recorded reason; C still needs correction or explicit exclusion.</w:t>
+      </w:r>
+    </w:p>
+    <w:p>
+      <w:pPr>
+        <w:pStyle w:val="Heading3"/>
+      </w:pPr>
+      <w:r>
         <w:t>My selected conclusion, deciding fact and explanation</w:t>
       </w:r>
     </w:p>
@@ -4607,31 +7586,191 @@
       </w:r>
     </w:p>
     <w:p>
-      <w:r>
+      <w:pPr>
+        <w:pStyle w:val="Heading3"/>
+      </w:pPr>
+      <w:r>
+        <w:t>Hint · try first</w:t>
+      </w:r>
+    </w:p>
+    <w:p>
+      <w:pPr>
+        <w:spacing w:line="336" w:lineRule="auto" w:after="180"/>
+        <w:shd w:fill="F1F6F8"/>
+      </w:pPr>
+      <w:r>
+        <w:rPr>
+          <w:b w:val="0"/>
+        </w:rPr>
         <w:t>Hint if needed: Use the changed condition and the deciding step in the pictorial trace. The answer must say what follows from those facts.</w:t>
       </w:r>
     </w:p>
     <w:p>
-      <w:r>
-        <w:t>After your attempt, compare with the supported explanation: Remove that duplicate with a recorded reason; C still needs correction or explicit exclusion. Resolving one defect does not resolve a separate impossible measurement.</w:t>
-      </w:r>
-    </w:p>
-    <w:p>
       <w:pPr>
         <w:pStyle w:val="Heading3"/>
       </w:pPr>
       <w:r>
+        <w:t>Feedback · compare after trying</w:t>
+      </w:r>
+    </w:p>
+    <w:p>
+      <w:pPr>
+        <w:spacing w:line="336" w:lineRule="auto" w:after="180"/>
+        <w:shd w:fill="F1F6FC"/>
+      </w:pPr>
+      <w:r>
+        <w:rPr>
+          <w:b w:val="0"/>
+        </w:rPr>
+        <w:t xml:space="preserve">After your attempt, compare with the supported explanation: Remove that </w:t>
+      </w:r>
+      <w:r>
+        <w:rPr>
+          <w:b/>
+        </w:rPr>
+        <w:t>duplicate</w:t>
+      </w:r>
+      <w:r>
+        <w:rPr>
+          <w:b w:val="0"/>
+        </w:rPr>
+        <w:t xml:space="preserve"> with a recorded reason; C still needs correction or explicit exclusion. Resolving one defect does not resolve a separate impossible measurement.</w:t>
+      </w:r>
+    </w:p>
+    <w:p>
+      <w:pPr>
+        <w:pStyle w:val="Heading3"/>
+      </w:pPr>
+      <w:r>
         <w:t>Repair a missing building block</w:t>
       </w:r>
     </w:p>
     <w:p>
-      <w:r>
-        <w:t>Review Python and Table Readiness (ai-4/4). Goal: Specify a table schema. Short practice: Why should the missing value not silently become zero? Point to the relevant step in the picture, then write the changed result and the rule or evidence that supports it.. Return to this week and explain what you changed.</w:t>
-      </w:r>
-    </w:p>
-    <w:p>
-      <w:r>
-        <w:t>Review Features, Labels, Targets (ai-4/2). Goal: Separate prediction inputs from observed targets. Short practice: Why can a historical table contain a field that is an invalid input? Point to the relevant step in the picture, then write the changed result and the rule or evidence that supports it.. Return to this week and explain what you changed.</w:t>
+      <w:pPr>
+        <w:spacing w:line="336" w:lineRule="auto" w:after="180"/>
+      </w:pPr>
+      <w:r>
+        <w:rPr>
+          <w:b w:val="0"/>
+        </w:rPr>
+        <w:t xml:space="preserve">Review Python and Table Readiness (ai-4/4). Goal: Specify a table </w:t>
+      </w:r>
+      <w:r>
+        <w:rPr>
+          <w:b/>
+        </w:rPr>
+        <w:t>schema</w:t>
+      </w:r>
+      <w:r>
+        <w:rPr>
+          <w:b w:val="0"/>
+        </w:rPr>
+        <w:t xml:space="preserve">. Short practice: Why should the </w:t>
+      </w:r>
+      <w:r>
+        <w:rPr>
+          <w:b/>
+        </w:rPr>
+        <w:t>missing value</w:t>
+      </w:r>
+      <w:r>
+        <w:rPr>
+          <w:b w:val="0"/>
+        </w:rPr>
+        <w:t xml:space="preserve"> not silently become zero?</w:t>
+      </w:r>
+    </w:p>
+    <w:p>
+      <w:pPr>
+        <w:spacing w:line="336" w:lineRule="auto" w:after="180"/>
+      </w:pPr>
+      <w:r>
+        <w:rPr>
+          <w:b w:val="0"/>
+        </w:rPr>
+        <w:t xml:space="preserve">Point to the relevant step in the picture, then write the changed result and the rule or </w:t>
+      </w:r>
+      <w:r>
+        <w:rPr>
+          <w:b/>
+        </w:rPr>
+        <w:t>evidence</w:t>
+      </w:r>
+      <w:r>
+        <w:rPr>
+          <w:b w:val="0"/>
+        </w:rPr>
+        <w:t xml:space="preserve"> that supports it.. Return to this week and explain what you changed.</w:t>
+      </w:r>
+    </w:p>
+    <w:p>
+      <w:pPr>
+        <w:spacing w:line="336" w:lineRule="auto" w:after="180"/>
+      </w:pPr>
+      <w:r>
+        <w:rPr>
+          <w:b w:val="0"/>
+        </w:rPr>
+        <w:t xml:space="preserve">Review Features, Labels, Targets (ai-4/2). Goal: Separate </w:t>
+      </w:r>
+      <w:r>
+        <w:rPr>
+          <w:b/>
+        </w:rPr>
+        <w:t>prediction</w:t>
+      </w:r>
+      <w:r>
+        <w:rPr>
+          <w:b w:val="0"/>
+        </w:rPr>
+        <w:t xml:space="preserve"> </w:t>
+      </w:r>
+      <w:r>
+        <w:rPr>
+          <w:b/>
+        </w:rPr>
+        <w:t>input</w:t>
+      </w:r>
+      <w:r>
+        <w:rPr>
+          <w:b w:val="0"/>
+        </w:rPr>
+        <w:t xml:space="preserve">s from observed targets. Short practice: Why can a historical table contain a field that is an invalid </w:t>
+      </w:r>
+      <w:r>
+        <w:rPr>
+          <w:b/>
+        </w:rPr>
+        <w:t>input</w:t>
+      </w:r>
+      <w:r>
+        <w:rPr>
+          <w:b w:val="0"/>
+        </w:rPr>
+        <w:t>?</w:t>
+      </w:r>
+    </w:p>
+    <w:p>
+      <w:pPr>
+        <w:spacing w:line="336" w:lineRule="auto" w:after="180"/>
+      </w:pPr>
+      <w:r>
+        <w:rPr>
+          <w:b w:val="0"/>
+        </w:rPr>
+        <w:t xml:space="preserve">Point to the relevant step in the picture, then write the changed result and the rule or </w:t>
+      </w:r>
+      <w:r>
+        <w:rPr>
+          <w:b/>
+        </w:rPr>
+        <w:t>evidence</w:t>
+      </w:r>
+      <w:r>
+        <w:rPr>
+          <w:b w:val="0"/>
+        </w:rPr>
+        <w:t xml:space="preserve"> that supports it.. Return to this week and explain what you changed.</w:t>
       </w:r>
     </w:p>
     <w:p>
@@ -4643,8 +7782,61 @@
       </w:r>
     </w:p>
     <w:p>
-      <w:r>
-        <w:t>The browser lab lets you edit the supported Python examples already included in this lesson. Predict first, run, inspect the actual output or error, change one input, then run again. Keep code, predictions, actual results and a reasoned revision together. On paper, label your result as a trace rather than an execution.</w:t>
+      <w:pPr>
+        <w:spacing w:line="336" w:lineRule="auto" w:after="180"/>
+      </w:pPr>
+      <w:r>
+        <w:rPr>
+          <w:b w:val="0"/>
+        </w:rPr>
+        <w:t xml:space="preserve">The browser lab lets you edit the supported Python examples already included in this lesson. Predict first, run, inspect the actual </w:t>
+      </w:r>
+      <w:r>
+        <w:rPr>
+          <w:b/>
+        </w:rPr>
+        <w:t>output</w:t>
+      </w:r>
+      <w:r>
+        <w:rPr>
+          <w:b w:val="0"/>
+        </w:rPr>
+        <w:t xml:space="preserve"> or error, change one </w:t>
+      </w:r>
+      <w:r>
+        <w:rPr>
+          <w:b/>
+        </w:rPr>
+        <w:t>input</w:t>
+      </w:r>
+      <w:r>
+        <w:rPr>
+          <w:b w:val="0"/>
+        </w:rPr>
+        <w:t>, then run again.</w:t>
+      </w:r>
+    </w:p>
+    <w:p>
+      <w:pPr>
+        <w:spacing w:line="336" w:lineRule="auto" w:after="180"/>
+      </w:pPr>
+      <w:r>
+        <w:rPr>
+          <w:b w:val="0"/>
+        </w:rPr>
+        <w:t xml:space="preserve">Keep code, </w:t>
+      </w:r>
+      <w:r>
+        <w:rPr>
+          <w:b/>
+        </w:rPr>
+        <w:t>prediction</w:t>
+      </w:r>
+      <w:r>
+        <w:rPr>
+          <w:b w:val="0"/>
+        </w:rPr>
+        <w:t>s, actual results and a reasoned revision together. On paper, label your result as a trace rather than an execution.</w:t>
       </w:r>
     </w:p>
     <w:p>
@@ -4656,8 +7848,768 @@
       </w:r>
     </w:p>
     <w:p>
-      <w:r>
-        <w:t>Use Download completed work in the hosted lesson to export your answers, reflections, practice feedback and code-run evidence. Open the HTML copy to read or print it. Drafts stay in this browser when storage is available; clear drafts on a shared device.</w:t>
+      <w:pPr>
+        <w:spacing w:line="336" w:lineRule="auto" w:after="180"/>
+      </w:pPr>
+      <w:r>
+        <w:rPr>
+          <w:b w:val="0"/>
+        </w:rPr>
+        <w:t xml:space="preserve">Use Download completed work in the hosted lesson to export your answers, reflections, practice feedback and code-run </w:t>
+      </w:r>
+      <w:r>
+        <w:rPr>
+          <w:b/>
+        </w:rPr>
+        <w:t>evidence</w:t>
+      </w:r>
+      <w:r>
+        <w:rPr>
+          <w:b w:val="0"/>
+        </w:rPr>
+        <w:t>. Open the HTML copy to read or print it.</w:t>
+      </w:r>
+    </w:p>
+    <w:p>
+      <w:pPr>
+        <w:spacing w:line="336" w:lineRule="auto" w:after="180"/>
+      </w:pPr>
+      <w:r>
+        <w:rPr>
+          <w:b w:val="0"/>
+        </w:rPr>
+        <w:t>Drafts stay in this browser when storage is available; clear drafts on a shared device.</w:t>
+      </w:r>
+    </w:p>
+    <w:p>
+      <w:pPr>
+        <w:pStyle w:val="Heading1"/>
+      </w:pPr>
+      <w:r>
+        <w:t>18. Visual concept journey</w:t>
+      </w:r>
+    </w:p>
+    <w:p>
+      <w:r>
+        <w:t>Explain each Inspect Before Modeling graphic using its labels, deciding evidence and relevant limitation.</w:t>
+      </w:r>
+    </w:p>
+    <w:p>
+      <w:pPr>
+        <w:pStyle w:val="Heading3"/>
+      </w:pPr>
+      <w:r>
+        <w:t>01. Inspect Before Modeling: the case</w:t>
+      </w:r>
+    </w:p>
+    <w:p>
+      <w:r>
+        <w:drawing>
+          <wp:inline xmlns:a="http://schemas.openxmlformats.org/drawingml/2006/main" xmlns:pic="http://schemas.openxmlformats.org/drawingml/2006/picture">
+            <wp:extent cx="5486400" cy="2990088"/>
+            <wp:docPr id="22" name="Picture 22" descr="Spot a duplicate, an impossible value and a valid boundary before fitting. Supplied facts: Toy heights table: A=3, B=5, B=5, C=-2, D=0 cm. Each plant should have exactly one nonnegative height record. All inputs and outcomes in this worked example are invented classroom data; no real model run is claimed."/>
+            <wp:cNvGraphicFramePr>
+              <a:graphicFrameLocks noChangeAspect="1"/>
+            </wp:cNvGraphicFramePr>
+            <a:graphic>
+              <a:graphicData uri="http://schemas.openxmlformats.org/drawingml/2006/picture">
+                <pic:pic>
+                  <pic:nvPicPr>
+                    <pic:cNvPr id="0" name="academy-story-ai-4-5-01.png"/>
+                    <pic:cNvPicPr/>
+                  </pic:nvPicPr>
+                  <pic:blipFill>
+                    <a:blip r:embed="rId29"/>
+                    <a:stretch>
+                      <a:fillRect/>
+                    </a:stretch>
+                  </pic:blipFill>
+                  <pic:spPr>
+                    <a:xfrm>
+                      <a:off x="0" y="0"/>
+                      <a:ext cx="5486400" cy="2990088"/>
+                    </a:xfrm>
+                    <a:prstGeom prst="rect"/>
+                  </pic:spPr>
+                </pic:pic>
+              </a:graphicData>
+            </a:graphic>
+          </wp:inline>
+        </w:drawing>
+      </w:r>
+    </w:p>
+    <w:p>
+      <w:pPr>
+        <w:spacing w:line="336" w:lineRule="auto" w:after="180"/>
+      </w:pPr>
+      <w:r>
+        <w:rPr>
+          <w:b w:val="0"/>
+        </w:rPr>
+        <w:t xml:space="preserve">Spot a </w:t>
+      </w:r>
+      <w:r>
+        <w:rPr>
+          <w:b/>
+        </w:rPr>
+        <w:t>duplicate</w:t>
+      </w:r>
+      <w:r>
+        <w:rPr>
+          <w:b w:val="0"/>
+        </w:rPr>
+        <w:t xml:space="preserve">, an impossible value and a valid boundary before </w:t>
+      </w:r>
+      <w:r>
+        <w:rPr>
+          <w:b/>
+        </w:rPr>
+        <w:t>fitting</w:t>
+      </w:r>
+      <w:r>
+        <w:rPr>
+          <w:b w:val="0"/>
+        </w:rPr>
+        <w:t>. Supplied facts: Toy heights table: A=3, B=5, B=5, C=-2, D=0 cm. Each plant should have exactly one nonnegative height record.</w:t>
+      </w:r>
+    </w:p>
+    <w:p>
+      <w:pPr>
+        <w:spacing w:line="336" w:lineRule="auto" w:after="180"/>
+      </w:pPr>
+      <w:r>
+        <w:rPr>
+          <w:b w:val="0"/>
+        </w:rPr>
+        <w:t xml:space="preserve">All </w:t>
+      </w:r>
+      <w:r>
+        <w:rPr>
+          <w:b/>
+        </w:rPr>
+        <w:t>input</w:t>
+      </w:r>
+      <w:r>
+        <w:rPr>
+          <w:b w:val="0"/>
+        </w:rPr>
+        <w:t>s and outcomes in this worked example are invented classroom data; no real model run is claimed.</w:t>
+      </w:r>
+    </w:p>
+    <w:p>
+      <w:pPr>
+        <w:spacing w:line="336" w:lineRule="auto" w:after="180"/>
+        <w:shd w:fill="F5F1FB"/>
+      </w:pPr>
+      <w:r>
+        <w:rPr>
+          <w:b w:val="0"/>
+        </w:rPr>
+        <w:t>Point to the given fact that matters most. Explain why it matters.</w:t>
+      </w:r>
+    </w:p>
+    <w:p>
+      <w:pPr>
+        <w:pStyle w:val="Heading3"/>
+      </w:pPr>
+      <w:r>
+        <w:t>02. Follow the deciding steps</w:t>
+      </w:r>
+    </w:p>
+    <w:p>
+      <w:r>
+        <w:drawing>
+          <wp:inline xmlns:a="http://schemas.openxmlformats.org/drawingml/2006/main" xmlns:pic="http://schemas.openxmlformats.org/drawingml/2006/picture">
+            <wp:extent cx="5486400" cy="3182112"/>
+            <wp:docPr id="23" name="Picture 23" descr="Count rows: Five raw rows represent four distinct IDs; B is duplicated. → Check schema: C violates the nonnegative-height rule; D=0 is valid under this contract. → Flag before fitting: Flag duplicate B and invalid C. Do not count B twice or silently replace C."/>
+            <wp:cNvGraphicFramePr>
+              <a:graphicFrameLocks noChangeAspect="1"/>
+            </wp:cNvGraphicFramePr>
+            <a:graphic>
+              <a:graphicData uri="http://schemas.openxmlformats.org/drawingml/2006/picture">
+                <pic:pic>
+                  <pic:nvPicPr>
+                    <pic:cNvPr id="0" name="academy-story-ai-4-5-02.png"/>
+                    <pic:cNvPicPr/>
+                  </pic:nvPicPr>
+                  <pic:blipFill>
+                    <a:blip r:embed="rId30"/>
+                    <a:stretch>
+                      <a:fillRect/>
+                    </a:stretch>
+                  </pic:blipFill>
+                  <pic:spPr>
+                    <a:xfrm>
+                      <a:off x="0" y="0"/>
+                      <a:ext cx="5486400" cy="3182112"/>
+                    </a:xfrm>
+                    <a:prstGeom prst="rect"/>
+                  </pic:spPr>
+                </pic:pic>
+              </a:graphicData>
+            </a:graphic>
+          </wp:inline>
+        </w:drawing>
+      </w:r>
+    </w:p>
+    <w:p>
+      <w:pPr>
+        <w:spacing w:line="336" w:lineRule="auto" w:after="180"/>
+      </w:pPr>
+      <w:r>
+        <w:rPr>
+          <w:b w:val="0"/>
+        </w:rPr>
+        <w:t xml:space="preserve">Count rows: Five raw rows represent four distinct IDs; B is </w:t>
+      </w:r>
+      <w:r>
+        <w:rPr>
+          <w:b/>
+        </w:rPr>
+        <w:t>duplicate</w:t>
+      </w:r>
+      <w:r>
+        <w:rPr>
+          <w:b w:val="0"/>
+        </w:rPr>
+        <w:t xml:space="preserve">d. → Check </w:t>
+      </w:r>
+      <w:r>
+        <w:rPr>
+          <w:b/>
+        </w:rPr>
+        <w:t>schema</w:t>
+      </w:r>
+      <w:r>
+        <w:rPr>
+          <w:b w:val="0"/>
+        </w:rPr>
+        <w:t xml:space="preserve">: C violates the nonnegative-height rule; D=0 is valid under this contract. → Flag before </w:t>
+      </w:r>
+      <w:r>
+        <w:rPr>
+          <w:b/>
+        </w:rPr>
+        <w:t>fitting</w:t>
+      </w:r>
+      <w:r>
+        <w:rPr>
+          <w:b w:val="0"/>
+        </w:rPr>
+        <w:t xml:space="preserve">: Flag </w:t>
+      </w:r>
+      <w:r>
+        <w:rPr>
+          <w:b/>
+        </w:rPr>
+        <w:t>duplicate</w:t>
+      </w:r>
+      <w:r>
+        <w:rPr>
+          <w:b w:val="0"/>
+        </w:rPr>
+        <w:t xml:space="preserve"> B and invalid C.</w:t>
+      </w:r>
+    </w:p>
+    <w:p>
+      <w:pPr>
+        <w:spacing w:line="336" w:lineRule="auto" w:after="180"/>
+      </w:pPr>
+      <w:r>
+        <w:rPr>
+          <w:b w:val="0"/>
+        </w:rPr>
+        <w:t>Do not count B twice or silently replace C.</w:t>
+      </w:r>
+    </w:p>
+    <w:p>
+      <w:pPr>
+        <w:spacing w:line="336" w:lineRule="auto" w:after="180"/>
+        <w:shd w:fill="F5F1FB"/>
+      </w:pPr>
+      <w:r>
+        <w:rPr>
+          <w:b w:val="0"/>
+        </w:rPr>
+        <w:t xml:space="preserve">Point to each numbered stage and explain which recorded </w:t>
+      </w:r>
+      <w:r>
+        <w:rPr>
+          <w:b/>
+        </w:rPr>
+        <w:t>input</w:t>
+      </w:r>
+      <w:r>
+        <w:rPr>
+          <w:b w:val="0"/>
+        </w:rPr>
+        <w:t xml:space="preserve"> it uses.</w:t>
+      </w:r>
+    </w:p>
+    <w:p>
+      <w:pPr>
+        <w:pStyle w:val="Heading3"/>
+      </w:pPr>
+      <w:r>
+        <w:t>03. Turn an observation into a documented action</w:t>
+      </w:r>
+    </w:p>
+    <w:p>
+      <w:r>
+        <w:drawing>
+          <wp:inline xmlns:a="http://schemas.openxmlformats.org/drawingml/2006/main" xmlns:pic="http://schemas.openxmlformats.org/drawingml/2006/picture">
+            <wp:extent cx="5486400" cy="2834640"/>
+            <wp:docPr id="24" name="Picture 24" descr="Turn an observation into a documented action. B appears twice | Identity needs review | Check export history. Two None values | 2 of 5 rows lack duration | Keep unknown explicit. C has minus 2 | Invalid elapsed duration | Check source and units"/>
+            <wp:cNvGraphicFramePr>
+              <a:graphicFrameLocks noChangeAspect="1"/>
+            </wp:cNvGraphicFramePr>
+            <a:graphic>
+              <a:graphicData uri="http://schemas.openxmlformats.org/drawingml/2006/picture">
+                <pic:pic>
+                  <pic:nvPicPr>
+                    <pic:cNvPr id="0" name="academy-story-ai-4-5-03.png"/>
+                    <pic:cNvPicPr/>
+                  </pic:nvPicPr>
+                  <pic:blipFill>
+                    <a:blip r:embed="rId31"/>
+                    <a:stretch>
+                      <a:fillRect/>
+                    </a:stretch>
+                  </pic:blipFill>
+                  <pic:spPr>
+                    <a:xfrm>
+                      <a:off x="0" y="0"/>
+                      <a:ext cx="5486400" cy="2834640"/>
+                    </a:xfrm>
+                    <a:prstGeom prst="rect"/>
+                  </pic:spPr>
+                </pic:pic>
+              </a:graphicData>
+            </a:graphic>
+          </wp:inline>
+        </w:drawing>
+      </w:r>
+    </w:p>
+    <w:p>
+      <w:pPr>
+        <w:spacing w:line="336" w:lineRule="auto" w:after="180"/>
+      </w:pPr>
+      <w:r>
+        <w:rPr>
+          <w:b w:val="0"/>
+        </w:rPr>
+        <w:t xml:space="preserve">Turn an </w:t>
+      </w:r>
+      <w:r>
+        <w:rPr>
+          <w:b/>
+        </w:rPr>
+        <w:t>observation</w:t>
+      </w:r>
+      <w:r>
+        <w:rPr>
+          <w:b w:val="0"/>
+        </w:rPr>
+        <w:t xml:space="preserve"> into a documented action. B appears twice | Identity needs review | Check export history. Two None values | 2 of 5 rows lack duration | Keep unknown explicit.</w:t>
+      </w:r>
+    </w:p>
+    <w:p>
+      <w:pPr>
+        <w:spacing w:line="336" w:lineRule="auto" w:after="180"/>
+      </w:pPr>
+      <w:r>
+        <w:rPr>
+          <w:b w:val="0"/>
+        </w:rPr>
+        <w:t>C has minus 2 | Invalid elapsed duration | Check source and units</w:t>
+      </w:r>
+    </w:p>
+    <w:p>
+      <w:pPr>
+        <w:spacing w:line="336" w:lineRule="auto" w:after="180"/>
+        <w:shd w:fill="F5F1FB"/>
+      </w:pPr>
+      <w:r>
+        <w:rPr>
+          <w:b w:val="0"/>
+        </w:rPr>
+        <w:t>Read the labels and values. Explain the relationship the model shows.</w:t>
+      </w:r>
+    </w:p>
+    <w:p>
+      <w:pPr>
+        <w:pStyle w:val="Heading3"/>
+      </w:pPr>
+      <w:r>
+        <w:t>04. Change one thing. Trace what follows.</w:t>
+      </w:r>
+    </w:p>
+    <w:p>
+      <w:r>
+        <w:drawing>
+          <wp:inline xmlns:a="http://schemas.openxmlformats.org/drawingml/2006/main" xmlns:pic="http://schemas.openxmlformats.org/drawingml/2006/picture">
+            <wp:extent cx="5486400" cy="3026664"/>
+            <wp:docPr id="25" name="Picture 25" descr="Original case: Flag duplicate B and invalid C. Do not count B twice or silently replace C. Changed condition: The teacher confirms B’s second row is an accidental duplicate. Expected result: Remove that duplicate with a recorded reason; C still needs correction or explicit exclusion. Reason: Resolving one defect does not resolve a separate impossible measurement."/>
+            <wp:cNvGraphicFramePr>
+              <a:graphicFrameLocks noChangeAspect="1"/>
+            </wp:cNvGraphicFramePr>
+            <a:graphic>
+              <a:graphicData uri="http://schemas.openxmlformats.org/drawingml/2006/picture">
+                <pic:pic>
+                  <pic:nvPicPr>
+                    <pic:cNvPr id="0" name="academy-story-ai-4-5-04.png"/>
+                    <pic:cNvPicPr/>
+                  </pic:nvPicPr>
+                  <pic:blipFill>
+                    <a:blip r:embed="rId32"/>
+                    <a:stretch>
+                      <a:fillRect/>
+                    </a:stretch>
+                  </pic:blipFill>
+                  <pic:spPr>
+                    <a:xfrm>
+                      <a:off x="0" y="0"/>
+                      <a:ext cx="5486400" cy="3026664"/>
+                    </a:xfrm>
+                    <a:prstGeom prst="rect"/>
+                  </pic:spPr>
+                </pic:pic>
+              </a:graphicData>
+            </a:graphic>
+          </wp:inline>
+        </w:drawing>
+      </w:r>
+    </w:p>
+    <w:p>
+      <w:pPr>
+        <w:spacing w:line="336" w:lineRule="auto" w:after="180"/>
+      </w:pPr>
+      <w:r>
+        <w:rPr>
+          <w:b w:val="0"/>
+        </w:rPr>
+        <w:t xml:space="preserve">Original case: Flag </w:t>
+      </w:r>
+      <w:r>
+        <w:rPr>
+          <w:b/>
+        </w:rPr>
+        <w:t>duplicate</w:t>
+      </w:r>
+      <w:r>
+        <w:rPr>
+          <w:b w:val="0"/>
+        </w:rPr>
+        <w:t xml:space="preserve"> B and invalid C. Do not count B twice or silently replace C. Changed condition: The teacher confirms B’s second row is an accidental </w:t>
+      </w:r>
+      <w:r>
+        <w:rPr>
+          <w:b/>
+        </w:rPr>
+        <w:t>duplicate</w:t>
+      </w:r>
+      <w:r>
+        <w:rPr>
+          <w:b w:val="0"/>
+        </w:rPr>
+        <w:t>.</w:t>
+      </w:r>
+    </w:p>
+    <w:p>
+      <w:pPr>
+        <w:spacing w:line="336" w:lineRule="auto" w:after="180"/>
+      </w:pPr>
+      <w:r>
+        <w:rPr>
+          <w:b w:val="0"/>
+        </w:rPr>
+        <w:t xml:space="preserve">Expected result: Remove that </w:t>
+      </w:r>
+      <w:r>
+        <w:rPr>
+          <w:b/>
+        </w:rPr>
+        <w:t>duplicate</w:t>
+      </w:r>
+      <w:r>
+        <w:rPr>
+          <w:b w:val="0"/>
+        </w:rPr>
+        <w:t xml:space="preserve"> with a recorded reason; C still needs correction or explicit exclusion. Reason: Resolving one defect does not resolve a separate impossible measurement.</w:t>
+      </w:r>
+    </w:p>
+    <w:p>
+      <w:pPr>
+        <w:spacing w:line="336" w:lineRule="auto" w:after="180"/>
+        <w:shd w:fill="F5F1FB"/>
+      </w:pPr>
+      <w:r>
+        <w:rPr>
+          <w:b w:val="0"/>
+        </w:rPr>
+        <w:t>Predict before checking the worked changed-case result. Name what changed and what the supplied facts allow you to conclude.</w:t>
+      </w:r>
+    </w:p>
+    <w:p>
+      <w:pPr>
+        <w:pStyle w:val="Heading3"/>
+      </w:pPr>
+      <w:r>
+        <w:t>05. Connect the explanation to its limit</w:t>
+      </w:r>
+    </w:p>
+    <w:p>
+      <w:r>
+        <w:drawing>
+          <wp:inline xmlns:a="http://schemas.openxmlformats.org/drawingml/2006/main" xmlns:pic="http://schemas.openxmlformats.org/drawingml/2006/picture">
+            <wp:extent cx="5486400" cy="2834640"/>
+            <wp:docPr id="26" name="Picture 26" descr="Read the picture in order. Flag duplicate B and invalid C. Do not count B twice or silently replace C. The arrows show which recorded input or intermediate result each decision uses. Explain the deciding step aloud before checking the changed case; pointing to the final answer alone does not show how it follows. Limit: A plausible nonnegative value can still be incorrectly measured; schema checks do not establish truth."/>
+            <wp:cNvGraphicFramePr>
+              <a:graphicFrameLocks noChangeAspect="1"/>
+            </wp:cNvGraphicFramePr>
+            <a:graphic>
+              <a:graphicData uri="http://schemas.openxmlformats.org/drawingml/2006/picture">
+                <pic:pic>
+                  <pic:nvPicPr>
+                    <pic:cNvPr id="0" name="academy-story-ai-4-5-05.png"/>
+                    <pic:cNvPicPr/>
+                  </pic:nvPicPr>
+                  <pic:blipFill>
+                    <a:blip r:embed="rId33"/>
+                    <a:stretch>
+                      <a:fillRect/>
+                    </a:stretch>
+                  </pic:blipFill>
+                  <pic:spPr>
+                    <a:xfrm>
+                      <a:off x="0" y="0"/>
+                      <a:ext cx="5486400" cy="2834640"/>
+                    </a:xfrm>
+                    <a:prstGeom prst="rect"/>
+                  </pic:spPr>
+                </pic:pic>
+              </a:graphicData>
+            </a:graphic>
+          </wp:inline>
+        </w:drawing>
+      </w:r>
+    </w:p>
+    <w:p>
+      <w:pPr>
+        <w:spacing w:line="336" w:lineRule="auto" w:after="180"/>
+      </w:pPr>
+      <w:r>
+        <w:rPr>
+          <w:b w:val="0"/>
+        </w:rPr>
+        <w:t xml:space="preserve">Read the picture in order. Flag </w:t>
+      </w:r>
+      <w:r>
+        <w:rPr>
+          <w:b/>
+        </w:rPr>
+        <w:t>duplicate</w:t>
+      </w:r>
+      <w:r>
+        <w:rPr>
+          <w:b w:val="0"/>
+        </w:rPr>
+        <w:t xml:space="preserve"> B and invalid C. Do not count B twice or silently replace C. The arrows show which recorded </w:t>
+      </w:r>
+      <w:r>
+        <w:rPr>
+          <w:b/>
+        </w:rPr>
+        <w:t>input</w:t>
+      </w:r>
+      <w:r>
+        <w:rPr>
+          <w:b w:val="0"/>
+        </w:rPr>
+        <w:t xml:space="preserve"> or intermediate result each decision uses.</w:t>
+      </w:r>
+    </w:p>
+    <w:p>
+      <w:pPr>
+        <w:spacing w:line="336" w:lineRule="auto" w:after="180"/>
+      </w:pPr>
+      <w:r>
+        <w:rPr>
+          <w:b w:val="0"/>
+        </w:rPr>
+        <w:t>Explain the deciding step aloud before checking the changed case; pointing to the final answer alone does not show how it follows.</w:t>
+      </w:r>
+    </w:p>
+    <w:p>
+      <w:pPr>
+        <w:spacing w:line="336" w:lineRule="auto" w:after="180"/>
+      </w:pPr>
+      <w:r>
+        <w:rPr>
+          <w:b w:val="0"/>
+        </w:rPr>
+        <w:t xml:space="preserve">Limit: A plausible nonnegative value can still be incorrectly measured; </w:t>
+      </w:r>
+      <w:r>
+        <w:rPr>
+          <w:b/>
+        </w:rPr>
+        <w:t>schema</w:t>
+      </w:r>
+      <w:r>
+        <w:rPr>
+          <w:b w:val="0"/>
+        </w:rPr>
+        <w:t xml:space="preserve"> checks do not establish truth.</w:t>
+      </w:r>
+    </w:p>
+    <w:p>
+      <w:pPr>
+        <w:spacing w:line="336" w:lineRule="auto" w:after="180"/>
+        <w:shd w:fill="F5F1FB"/>
+      </w:pPr>
+      <w:r>
+        <w:rPr>
+          <w:b w:val="0"/>
+        </w:rPr>
+        <w:t>Explain the case, then point to a limit on the claim.</w:t>
+      </w:r>
+    </w:p>
+    <w:p>
+      <w:pPr>
+        <w:pStyle w:val="Heading3"/>
+      </w:pPr>
+      <w:r>
+        <w:t>06. Make the idea visible in your project</w:t>
+      </w:r>
+    </w:p>
+    <w:p>
+      <w:r>
+        <w:drawing>
+          <wp:inline xmlns:a="http://schemas.openxmlformats.org/drawingml/2006/main" xmlns:pic="http://schemas.openxmlformats.org/drawingml/2006/picture">
+            <wp:extent cx="5486400" cy="3681984"/>
+            <wp:docPr id="27" name="Picture 27" descr="For your Responsible Plant Classifier, save the input, procedure, observed result and limitation of this check. Label this worked example as practice; use a different, previously unreviewed case when checking independent understanding. Draw your input, deciding step, result and limit. Supported question: Which original information should the inspection log preserve? Point to the relevant step in the picture, then write the changed result and the rule or evidence that supports it."/>
+            <wp:cNvGraphicFramePr>
+              <a:graphicFrameLocks noChangeAspect="1"/>
+            </wp:cNvGraphicFramePr>
+            <a:graphic>
+              <a:graphicData uri="http://schemas.openxmlformats.org/drawingml/2006/picture">
+                <pic:pic>
+                  <pic:nvPicPr>
+                    <pic:cNvPr id="0" name="academy-story-ai-4-5-06.png"/>
+                    <pic:cNvPicPr/>
+                  </pic:nvPicPr>
+                  <pic:blipFill>
+                    <a:blip r:embed="rId34"/>
+                    <a:stretch>
+                      <a:fillRect/>
+                    </a:stretch>
+                  </pic:blipFill>
+                  <pic:spPr>
+                    <a:xfrm>
+                      <a:off x="0" y="0"/>
+                      <a:ext cx="5486400" cy="3681984"/>
+                    </a:xfrm>
+                    <a:prstGeom prst="rect"/>
+                  </pic:spPr>
+                </pic:pic>
+              </a:graphicData>
+            </a:graphic>
+          </wp:inline>
+        </w:drawing>
+      </w:r>
+    </w:p>
+    <w:p>
+      <w:pPr>
+        <w:spacing w:line="336" w:lineRule="auto" w:after="180"/>
+      </w:pPr>
+      <w:r>
+        <w:rPr>
+          <w:b w:val="0"/>
+        </w:rPr>
+        <w:t xml:space="preserve">For your Responsible Plant Classifier, save the </w:t>
+      </w:r>
+      <w:r>
+        <w:rPr>
+          <w:b/>
+        </w:rPr>
+        <w:t>input</w:t>
+      </w:r>
+      <w:r>
+        <w:rPr>
+          <w:b w:val="0"/>
+        </w:rPr>
+        <w:t>, procedure, observed result and limitation of this check.</w:t>
+      </w:r>
+    </w:p>
+    <w:p>
+      <w:pPr>
+        <w:spacing w:line="336" w:lineRule="auto" w:after="180"/>
+      </w:pPr>
+      <w:r>
+        <w:rPr>
+          <w:b w:val="0"/>
+        </w:rPr>
+        <w:t xml:space="preserve">Label this worked example as practice; use a different, previously unreviewed case when checking independent understanding. Draw your </w:t>
+      </w:r>
+      <w:r>
+        <w:rPr>
+          <w:b/>
+        </w:rPr>
+        <w:t>input</w:t>
+      </w:r>
+      <w:r>
+        <w:rPr>
+          <w:b w:val="0"/>
+        </w:rPr>
+        <w:t>, deciding step, result and limit.</w:t>
+      </w:r>
+    </w:p>
+    <w:p>
+      <w:pPr>
+        <w:spacing w:line="336" w:lineRule="auto" w:after="180"/>
+      </w:pPr>
+      <w:r>
+        <w:rPr>
+          <w:b w:val="0"/>
+        </w:rPr>
+        <w:t xml:space="preserve">Supported question: Which original information should the inspection log preserve? Point to the relevant step in the picture, then write the changed result and the rule or </w:t>
+      </w:r>
+      <w:r>
+        <w:rPr>
+          <w:b/>
+        </w:rPr>
+        <w:t>evidence</w:t>
+      </w:r>
+      <w:r>
+        <w:rPr>
+          <w:b w:val="0"/>
+        </w:rPr>
+        <w:t xml:space="preserve"> that supports it.</w:t>
+      </w:r>
+    </w:p>
+    <w:p>
+      <w:pPr>
+        <w:spacing w:line="336" w:lineRule="auto" w:after="180"/>
+        <w:shd w:fill="F5F1FB"/>
+      </w:pPr>
+      <w:r>
+        <w:rPr>
+          <w:b w:val="0"/>
+        </w:rPr>
+        <w:t xml:space="preserve">Draw your project trace and justify the deciding step using </w:t>
+      </w:r>
+      <w:r>
+        <w:rPr>
+          <w:b/>
+        </w:rPr>
+        <w:t>evidence</w:t>
+      </w:r>
+      <w:r>
+        <w:rPr>
+          <w:b w:val="0"/>
+        </w:rPr>
+        <w:t>.</w:t>
       </w:r>
     </w:p>
     <w:sectPr>
